--- a/por/docx/61.content.docx
+++ b/por/docx/61.content.docx
@@ -11,6 +11,15 @@
         <w:pStyle w:val="Heading2"/>
       </w:pPr>
       <w:r>
+        <w:t>Resource: Notas de Estudo (Tyndale)</w:t>
+      </w:r>
+      <w:r/>
+    </w:p>
+    <w:p>
+      <w:pPr>
+        <w:pStyle w:val="Heading2"/>
+      </w:pPr>
+      <w:r>
         <w:t>License Information</w:t>
       </w:r>
       <w:r/>
@@ -21,7 +30,7 @@
         <w:rPr>
           <w:b/>
         </w:rPr>
-        <w:t>Study Notes (Tyndale)</w:t>
+        <w:t>Notas de Estudo (Tyndale)</w:t>
       </w:r>
       <w:r>
         <w:t xml:space="preserve"> (Portuguese) is based on</w:t>
@@ -74,7 +83,7 @@
         <w:pStyle w:val="Heading1"/>
       </w:pPr>
       <w:r>
-        <w:t>Study Notes (Tyndale)</w:t>
+        <w:t>Notas de Estudo (Tyndale)</w:t>
       </w:r>
     </w:p>
     <w:p>
@@ -83,6 +92,51 @@
           <w:headerReference w:type="even" r:id="rId8"/>
           <w:headerReference w:type="default" r:id="rId9"/>
           <w:footerReference w:type="default" r:id="rId10"/>
+          <w:footnotePr>
+            <w:numRestart w:val="eachSect"/>
+          </w:footnotePr>
+          <w:type w:val="continuous"/>
+          <w:pgSz w:w="12240" w:h="15840" w:code="1"/>
+          <w:pgMar w:top="1440" w:right="1440" w:bottom="1440" w:left="1440" w:header="504" w:footer="504" w:gutter="0"/>
+          <w:cols w:space="708"/>
+          <w:titlePg/>
+          <w:docGrid w:linePitch="360"/>
+        </w:sectPr>
+      </w:pPr>
+    </w:p>
+    <w:p>
+      <w:r/>
+    </w:p>
+    <w:p>
+      <w:pPr>
+        <w:pStyle w:val="Heading2"/>
+      </w:pPr>
+      <w:r>
+        <w:t>2PE</w:t>
+      </w:r>
+      <w:r/>
+    </w:p>
+    <w:p>
+      <w:r/>
+      <w:r>
+        <w:rPr>
+          <w:i/>
+        </w:rPr>
+        <w:t>2 Pedro 1.1, 2 Pedro 1.3, 2 Pedro 1.3–11, 2 Pedro 1.4, 2 Pedro 1.5–7, 2 Pedro 1.10, 2 Pedro 1.12–15, 2 Pedro 1.14, 2 Pedro 1.16–18, 2 Pedro 1.16–21, 2 Pedro 1.19, 2 Pedro 1.20–21, 2 Pedro 2.1, 2 Pedro 2.1–3, 2 Pedro 2.2, 2 Pedro 2.4, 2 Pedro 2.4–10, 2 Pedro 2.5, 2 Pedro 2.6, 2 Pedro 2.7–8, 2 Pedro 2.9, 2 Pedro 2.10a, 2 Pedro 2.10b, 2 Pedro 2.10–16, 2 Pedro 2.11, 2 Pedro 2.13, 2 Pedro 2.15, 2 Pedro 2.17–22, 2 Pedro 2.18, 2 Pedro 2.19, 2 Pedro 2.20, 2 Pedro 2.22, 2 Pedro 3.1, 2 Pedro 3.1–13, 2 Pedro 3.2, 2 Pedro 3.3, 2 Pedro 3.4, 2 Pedro 3.5, 2 Pedro 3.7, 2 Pedro 3.8, 2 Pedro 3.10, 2 Pedro 3.12, 2 Pedro 3.13, 2 Pedro 3.15, 2 Pedro 3.16, 2 Pedro 3.17–18</w:t>
+      </w:r>
+      <w:r/>
+    </w:p>
+    <w:p>
+      <w:r/>
+      <w:r>
+        <w:t xml:space="preserve"> </w:t>
+      </w:r>
+      <w:r/>
+      <w:r/>
+    </w:p>
+    <w:p>
+      <w:pPr>
+        <w:sectPr>
           <w:footnotePr>
             <w:numRestart w:val="eachSect"/>
           </w:footnotePr>

--- a/por/docx/61.content.docx
+++ b/por/docx/61.content.docx
@@ -4,48 +4,88 @@
   <w:body>
     <w:p/>
     <w:p>
-      <w:r/>
+      <w:pPr/>
+      <w:r>
+        <w:rPr>
+          <w:lang w:val="pt_PT" w:bidi="pt_PT"/>
+        </w:rPr>
+      </w:r>
     </w:p>
     <w:p>
       <w:pPr>
         <w:pStyle w:val="Heading2"/>
       </w:pPr>
       <w:r>
+        <w:rPr>
+          <w:lang w:val="pt_PT" w:bidi="pt_PT"/>
+        </w:rPr>
         <w:t>Resource: Notas de Estudo (Tyndale)</w:t>
       </w:r>
-      <w:r/>
+      <w:r>
+        <w:rPr>
+          <w:lang w:val="pt_PT" w:bidi="pt_PT"/>
+        </w:rPr>
+      </w:r>
     </w:p>
     <w:p>
       <w:pPr>
         <w:pStyle w:val="Heading2"/>
       </w:pPr>
       <w:r>
+        <w:rPr>
+          <w:lang w:val="pt_PT" w:bidi="pt_PT"/>
+        </w:rPr>
         <w:t>License Information</w:t>
       </w:r>
-      <w:r/>
-    </w:p>
-    <w:p>
-      <w:r/>
+      <w:r>
+        <w:rPr>
+          <w:lang w:val="pt_PT" w:bidi="pt_PT"/>
+        </w:rPr>
+      </w:r>
+    </w:p>
+    <w:p>
+      <w:pPr/>
+      <w:r>
+        <w:rPr>
+          <w:lang w:val="pt_PT" w:bidi="pt_PT"/>
+        </w:rPr>
+      </w:r>
       <w:r>
         <w:rPr>
           <w:b/>
+          <w:lang w:val="pt_PT" w:bidi="pt_PT"/>
         </w:rPr>
         <w:t>Notas de Estudo (Tyndale)</w:t>
       </w:r>
       <w:r>
+        <w:rPr>
+          <w:lang w:val="pt_PT" w:bidi="pt_PT"/>
+        </w:rPr>
         <w:t xml:space="preserve"> (Portuguese) is based on</w:t>
       </w:r>
       <w:r>
+        <w:rPr>
+          <w:lang w:val="pt_PT" w:bidi="pt_PT"/>
+        </w:rPr>
         <w:t xml:space="preserve">: </w:t>
       </w:r>
       <w:r>
+        <w:rPr>
+          <w:lang w:val="pt_PT" w:bidi="pt_PT"/>
+        </w:rPr>
         <w:t>Tyndale Open Study Notes</w:t>
       </w:r>
       <w:r>
+        <w:rPr>
+          <w:lang w:val="pt_PT" w:bidi="pt_PT"/>
+        </w:rPr>
         <w:t xml:space="preserve">, </w:t>
       </w:r>
       <w:hyperlink r:id="rId13">
         <w:r>
+          <w:rPr>
+            <w:lang w:val="pt_PT" w:bidi="pt_PT"/>
+          </w:rPr>
           <w:rPr>
             <w:color w:val="0000EE"/>
             <w:u w:val="single"/>
@@ -54,10 +94,16 @@
         </w:r>
       </w:hyperlink>
       <w:r>
+        <w:rPr>
+          <w:lang w:val="pt_PT" w:bidi="pt_PT"/>
+        </w:rPr>
         <w:t xml:space="preserve">, 2019, which is licensed under a </w:t>
       </w:r>
       <w:hyperlink r:id="rId14">
         <w:r>
+          <w:rPr>
+            <w:lang w:val="pt_PT" w:bidi="pt_PT"/>
+          </w:rPr>
           <w:rPr>
             <w:color w:val="0000EE"/>
             <w:u w:val="single"/>
@@ -66,23 +112,49 @@
         </w:r>
       </w:hyperlink>
       <w:r>
+        <w:rPr>
+          <w:lang w:val="pt_PT" w:bidi="pt_PT"/>
+        </w:rPr>
         <w:t>.</w:t>
       </w:r>
-      <w:r/>
-    </w:p>
-    <w:p>
-      <w:r/>
-      <w:r>
+      <w:r>
+        <w:rPr>
+          <w:lang w:val="pt_PT" w:bidi="pt_PT"/>
+        </w:rPr>
+      </w:r>
+    </w:p>
+    <w:p>
+      <w:pPr/>
+      <w:r>
+        <w:rPr>
+          <w:lang w:val="pt_PT" w:bidi="pt_PT"/>
+        </w:rPr>
+      </w:r>
+      <w:r>
+        <w:rPr>
+          <w:lang w:val="pt_PT" w:bidi="pt_PT"/>
+        </w:rPr>
         <w:t>This PDF version is provided under the same license.</w:t>
       </w:r>
-      <w:r/>
-      <w:r/>
+      <w:r>
+        <w:rPr>
+          <w:lang w:val="pt_PT" w:bidi="pt_PT"/>
+        </w:rPr>
+      </w:r>
+      <w:r>
+        <w:rPr>
+          <w:lang w:val="pt_PT" w:bidi="pt_PT"/>
+        </w:rPr>
+      </w:r>
     </w:p>
     <w:p>
       <w:pPr>
         <w:pStyle w:val="Heading1"/>
       </w:pPr>
       <w:r>
+        <w:rPr>
+          <w:lang w:val="pt_PT" w:bidi="pt_PT"/>
+        </w:rPr>
         <w:t>Notas de Estudo (Tyndale)</w:t>
       </w:r>
     </w:p>
@@ -105,34 +177,72 @@
       </w:pPr>
     </w:p>
     <w:p>
-      <w:r/>
+      <w:pPr/>
+      <w:r>
+        <w:rPr>
+          <w:lang w:val="pt_PT" w:bidi="pt_PT"/>
+        </w:rPr>
+      </w:r>
     </w:p>
     <w:p>
       <w:pPr>
         <w:pStyle w:val="Heading2"/>
       </w:pPr>
       <w:r>
+        <w:rPr>
+          <w:lang w:val="pt_PT" w:bidi="pt_PT"/>
+        </w:rPr>
         <w:t>2PE</w:t>
       </w:r>
-      <w:r/>
-    </w:p>
-    <w:p>
-      <w:r/>
+      <w:r>
+        <w:rPr>
+          <w:lang w:val="pt_PT" w:bidi="pt_PT"/>
+        </w:rPr>
+      </w:r>
+    </w:p>
+    <w:p>
+      <w:pPr/>
+      <w:r>
+        <w:rPr>
+          <w:lang w:val="pt_PT" w:bidi="pt_PT"/>
+        </w:rPr>
+      </w:r>
       <w:r>
         <w:rPr>
           <w:i/>
+          <w:lang w:val="pt_PT" w:bidi="pt_PT"/>
         </w:rPr>
         <w:t>2 Pedro 1.1, 2 Pedro 1.3, 2 Pedro 1.3–11, 2 Pedro 1.4, 2 Pedro 1.5–7, 2 Pedro 1.10, 2 Pedro 1.12–15, 2 Pedro 1.14, 2 Pedro 1.16–18, 2 Pedro 1.16–21, 2 Pedro 1.19, 2 Pedro 1.20–21, 2 Pedro 2.1, 2 Pedro 2.1–3, 2 Pedro 2.2, 2 Pedro 2.4, 2 Pedro 2.4–10, 2 Pedro 2.5, 2 Pedro 2.6, 2 Pedro 2.7–8, 2 Pedro 2.9, 2 Pedro 2.10a, 2 Pedro 2.10b, 2 Pedro 2.10–16, 2 Pedro 2.11, 2 Pedro 2.13, 2 Pedro 2.15, 2 Pedro 2.17–22, 2 Pedro 2.18, 2 Pedro 2.19, 2 Pedro 2.20, 2 Pedro 2.22, 2 Pedro 3.1, 2 Pedro 3.1–13, 2 Pedro 3.2, 2 Pedro 3.3, 2 Pedro 3.4, 2 Pedro 3.5, 2 Pedro 3.7, 2 Pedro 3.8, 2 Pedro 3.10, 2 Pedro 3.12, 2 Pedro 3.13, 2 Pedro 3.15, 2 Pedro 3.16, 2 Pedro 3.17–18</w:t>
       </w:r>
-      <w:r/>
-    </w:p>
-    <w:p>
-      <w:r/>
-      <w:r>
+      <w:r>
+        <w:rPr>
+          <w:lang w:val="pt_PT" w:bidi="pt_PT"/>
+        </w:rPr>
+      </w:r>
+    </w:p>
+    <w:p>
+      <w:pPr/>
+      <w:r>
+        <w:rPr>
+          <w:lang w:val="pt_PT" w:bidi="pt_PT"/>
+        </w:rPr>
+      </w:r>
+      <w:r>
+        <w:rPr>
+          <w:lang w:val="pt_PT" w:bidi="pt_PT"/>
+        </w:rPr>
         <w:t xml:space="preserve"> </w:t>
       </w:r>
-      <w:r/>
-      <w:r/>
+      <w:r>
+        <w:rPr>
+          <w:lang w:val="pt_PT" w:bidi="pt_PT"/>
+        </w:rPr>
+      </w:r>
+      <w:r>
+        <w:rPr>
+          <w:lang w:val="pt_PT" w:bidi="pt_PT"/>
+        </w:rPr>
+      </w:r>
     </w:p>
     <w:p>
       <w:pPr>
@@ -150,24 +260,47 @@
       </w:pPr>
     </w:p>
     <w:p>
-      <w:r/>
+      <w:pPr/>
+      <w:r>
+        <w:rPr>
+          <w:lang w:val="pt_PT" w:bidi="pt_PT"/>
+        </w:rPr>
+      </w:r>
     </w:p>
     <w:p>
       <w:pPr>
         <w:pStyle w:val="Heading2"/>
       </w:pPr>
       <w:r>
+        <w:rPr>
+          <w:lang w:val="pt_PT" w:bidi="pt_PT"/>
+        </w:rPr>
         <w:t>2 Pedro 1.1</w:t>
       </w:r>
-      <w:r/>
-    </w:p>
-    <w:p>
-      <w:r/>
-      <w:r>
+      <w:r>
+        <w:rPr>
+          <w:lang w:val="pt_PT" w:bidi="pt_PT"/>
+        </w:rPr>
+      </w:r>
+    </w:p>
+    <w:p>
+      <w:pPr/>
+      <w:r>
+        <w:rPr>
+          <w:lang w:val="pt_PT" w:bidi="pt_PT"/>
+        </w:rPr>
+      </w:r>
+      <w:r>
+        <w:rPr>
+          <w:lang w:val="pt_PT" w:bidi="pt_PT"/>
+        </w:rPr>
         <w:t>Simão era um dos nomes judaicos mais comuns no primeiro século. Jesus deu-lhe o nome Pedro (</w:t>
       </w:r>
       <w:hyperlink r:id="rId15">
         <w:r>
+          <w:rPr>
+            <w:lang w:val="pt_PT" w:bidi="pt_PT"/>
+          </w:rPr>
           <w:rPr>
             <w:color w:val="0000EE"/>
             <w:u w:val="single"/>
@@ -176,25 +309,41 @@
         </w:r>
       </w:hyperlink>
       <w:r>
+        <w:rPr>
+          <w:lang w:val="pt_PT" w:bidi="pt_PT"/>
+        </w:rPr>
         <w:t xml:space="preserve">). Muitas pessoas no mundo greco-romano usavam tanto o nome dado em sua língua nativa quanto um nome grego, já que o grego era a </w:t>
       </w:r>
       <w:r>
         <w:rPr>
           <w:i/>
+          <w:lang w:val="pt_PT" w:bidi="pt_PT"/>
         </w:rPr>
         <w:t>lingua franca</w:t>
       </w:r>
       <w:r>
+        <w:rPr>
+          <w:lang w:val="pt_PT" w:bidi="pt_PT"/>
+        </w:rPr>
         <w:t xml:space="preserve"> (veja </w:t>
       </w:r>
       <w:r>
+        <w:rPr>
+          <w:lang w:val="pt_PT" w:bidi="pt_PT"/>
+        </w:rPr>
         <w:t>nota de estudo em At 7.58</w:t>
       </w:r>
       <w:r>
+        <w:rPr>
+          <w:lang w:val="pt_PT" w:bidi="pt_PT"/>
+        </w:rPr>
         <w:t>). • um escravo … de Jesus Cristo: No Antigo Testamento, líderes importantes do povo de Deus são chamados de servos do Senhor (</w:t>
       </w:r>
       <w:hyperlink r:id="rId16">
         <w:r>
+          <w:rPr>
+            <w:lang w:val="pt_PT" w:bidi="pt_PT"/>
+          </w:rPr>
           <w:rPr>
             <w:color w:val="0000EE"/>
             <w:u w:val="single"/>
@@ -203,10 +352,16 @@
         </w:r>
       </w:hyperlink>
       <w:r>
+        <w:rPr>
+          <w:lang w:val="pt_PT" w:bidi="pt_PT"/>
+        </w:rPr>
         <w:t xml:space="preserve">; </w:t>
       </w:r>
       <w:hyperlink r:id="rId17">
         <w:r>
+          <w:rPr>
+            <w:lang w:val="pt_PT" w:bidi="pt_PT"/>
+          </w:rPr>
           <w:rPr>
             <w:color w:val="0000EE"/>
             <w:u w:val="single"/>
@@ -215,10 +370,16 @@
         </w:r>
       </w:hyperlink>
       <w:r>
+        <w:rPr>
+          <w:lang w:val="pt_PT" w:bidi="pt_PT"/>
+        </w:rPr>
         <w:t xml:space="preserve">; </w:t>
       </w:r>
       <w:hyperlink r:id="rId18">
         <w:r>
+          <w:rPr>
+            <w:lang w:val="pt_PT" w:bidi="pt_PT"/>
+          </w:rPr>
           <w:rPr>
             <w:color w:val="0000EE"/>
             <w:u w:val="single"/>
@@ -227,10 +388,16 @@
         </w:r>
       </w:hyperlink>
       <w:r>
+        <w:rPr>
+          <w:lang w:val="pt_PT" w:bidi="pt_PT"/>
+        </w:rPr>
         <w:t xml:space="preserve">). O título destaca a submissão de Pedro a Cristo e sugere que ele tinha um papel importante no plano de Deus. • Provavelmente nos referimos a cristãos judeus; os destinatários eram principalmente cristãos gentios. Na nova aliança, cristãos gentios e judeus compartilham a mesma fé preciosa e estão em pé de igualdade como povo de Deus (veja </w:t>
       </w:r>
       <w:hyperlink r:id="rId19">
         <w:r>
+          <w:rPr>
+            <w:lang w:val="pt_PT" w:bidi="pt_PT"/>
+          </w:rPr>
           <w:rPr>
             <w:color w:val="0000EE"/>
             <w:u w:val="single"/>
@@ -239,10 +406,16 @@
         </w:r>
       </w:hyperlink>
       <w:r>
+        <w:rPr>
+          <w:lang w:val="pt_PT" w:bidi="pt_PT"/>
+        </w:rPr>
         <w:t xml:space="preserve">). • Este é um dos poucos lugares no Novo Testamento onde Jesus Cristo é chamado de Deus (veja também </w:t>
       </w:r>
       <w:hyperlink r:id="rId20">
         <w:r>
+          <w:rPr>
+            <w:lang w:val="pt_PT" w:bidi="pt_PT"/>
+          </w:rPr>
           <w:rPr>
             <w:color w:val="0000EE"/>
             <w:u w:val="single"/>
@@ -251,10 +424,16 @@
         </w:r>
       </w:hyperlink>
       <w:r>
+        <w:rPr>
+          <w:lang w:val="pt_PT" w:bidi="pt_PT"/>
+        </w:rPr>
         <w:t xml:space="preserve">; </w:t>
       </w:r>
       <w:hyperlink r:id="rId21">
         <w:r>
+          <w:rPr>
+            <w:lang w:val="pt_PT" w:bidi="pt_PT"/>
+          </w:rPr>
           <w:rPr>
             <w:color w:val="0000EE"/>
             <w:u w:val="single"/>
@@ -263,10 +442,16 @@
         </w:r>
       </w:hyperlink>
       <w:r>
+        <w:rPr>
+          <w:lang w:val="pt_PT" w:bidi="pt_PT"/>
+        </w:rPr>
         <w:t xml:space="preserve">; </w:t>
       </w:r>
       <w:hyperlink r:id="rId22">
         <w:r>
+          <w:rPr>
+            <w:lang w:val="pt_PT" w:bidi="pt_PT"/>
+          </w:rPr>
           <w:rPr>
             <w:color w:val="0000EE"/>
             <w:u w:val="single"/>
@@ -275,10 +460,16 @@
         </w:r>
       </w:hyperlink>
       <w:r>
+        <w:rPr>
+          <w:lang w:val="pt_PT" w:bidi="pt_PT"/>
+        </w:rPr>
         <w:t xml:space="preserve">; </w:t>
       </w:r>
       <w:hyperlink r:id="rId23">
         <w:r>
+          <w:rPr>
+            <w:lang w:val="pt_PT" w:bidi="pt_PT"/>
+          </w:rPr>
           <w:rPr>
             <w:color w:val="0000EE"/>
             <w:u w:val="single"/>
@@ -287,10 +478,16 @@
         </w:r>
       </w:hyperlink>
       <w:r>
+        <w:rPr>
+          <w:lang w:val="pt_PT" w:bidi="pt_PT"/>
+        </w:rPr>
         <w:t xml:space="preserve">; </w:t>
       </w:r>
       <w:hyperlink r:id="rId24">
         <w:r>
+          <w:rPr>
+            <w:lang w:val="pt_PT" w:bidi="pt_PT"/>
+          </w:rPr>
           <w:rPr>
             <w:color w:val="0000EE"/>
             <w:u w:val="single"/>
@@ -299,10 +496,16 @@
         </w:r>
       </w:hyperlink>
       <w:r>
+        <w:rPr>
+          <w:lang w:val="pt_PT" w:bidi="pt_PT"/>
+        </w:rPr>
         <w:t xml:space="preserve">; </w:t>
       </w:r>
       <w:hyperlink r:id="rId25">
         <w:r>
+          <w:rPr>
+            <w:lang w:val="pt_PT" w:bidi="pt_PT"/>
+          </w:rPr>
           <w:rPr>
             <w:color w:val="0000EE"/>
             <w:u w:val="single"/>
@@ -311,48 +514,90 @@
         </w:r>
       </w:hyperlink>
       <w:r>
+        <w:rPr>
+          <w:lang w:val="pt_PT" w:bidi="pt_PT"/>
+        </w:rPr>
         <w:t>).</w:t>
       </w:r>
-      <w:r/>
-      <w:r/>
-    </w:p>
-    <w:p>
-      <w:r/>
+      <w:r>
+        <w:rPr>
+          <w:lang w:val="pt_PT" w:bidi="pt_PT"/>
+        </w:rPr>
+      </w:r>
+      <w:r>
+        <w:rPr>
+          <w:lang w:val="pt_PT" w:bidi="pt_PT"/>
+        </w:rPr>
+      </w:r>
+    </w:p>
+    <w:p>
+      <w:pPr/>
+      <w:r>
+        <w:rPr>
+          <w:lang w:val="pt_PT" w:bidi="pt_PT"/>
+        </w:rPr>
+      </w:r>
     </w:p>
     <w:p>
       <w:pPr>
         <w:pStyle w:val="Heading2"/>
       </w:pPr>
       <w:r>
+        <w:rPr>
+          <w:lang w:val="pt_PT" w:bidi="pt_PT"/>
+        </w:rPr>
         <w:t>2 Pedro 1.3</w:t>
       </w:r>
-      <w:r/>
-    </w:p>
-    <w:p>
-      <w:r/>
-      <w:r>
+      <w:r>
+        <w:rPr>
+          <w:lang w:val="pt_PT" w:bidi="pt_PT"/>
+        </w:rPr>
+      </w:r>
+    </w:p>
+    <w:p>
+      <w:pPr/>
+      <w:r>
+        <w:rPr>
+          <w:lang w:val="pt_PT" w:bidi="pt_PT"/>
+        </w:rPr>
+      </w:r>
+      <w:r>
+        <w:rPr>
+          <w:lang w:val="pt_PT" w:bidi="pt_PT"/>
+        </w:rPr>
         <w:t xml:space="preserve">Pelo seu poder divino, Deus tem (literalmente </w:t>
       </w:r>
       <w:r>
         <w:rPr>
           <w:i/>
+          <w:lang w:val="pt_PT" w:bidi="pt_PT"/>
         </w:rPr>
         <w:t>seu poder divino tem</w:t>
       </w:r>
       <w:r>
+        <w:rPr>
+          <w:lang w:val="pt_PT" w:bidi="pt_PT"/>
+        </w:rPr>
         <w:t xml:space="preserve">): O nome de Deus não aparece no texto grego; Pedro pode estar se referindo ao </w:t>
       </w:r>
       <w:r>
         <w:rPr>
           <w:i/>
+          <w:lang w:val="pt_PT" w:bidi="pt_PT"/>
         </w:rPr>
         <w:t>poder divino</w:t>
       </w:r>
       <w:r>
+        <w:rPr>
+          <w:lang w:val="pt_PT" w:bidi="pt_PT"/>
+        </w:rPr>
         <w:t xml:space="preserve"> de “Jesus nosso Senhor” (</w:t>
       </w:r>
       <w:hyperlink r:id="rId26">
         <w:r>
+          <w:rPr>
+            <w:lang w:val="pt_PT" w:bidi="pt_PT"/>
+          </w:rPr>
           <w:rPr>
             <w:color w:val="0000EE"/>
             <w:u w:val="single"/>
@@ -361,30 +606,64 @@
         </w:r>
       </w:hyperlink>
       <w:r>
+        <w:rPr>
+          <w:lang w:val="pt_PT" w:bidi="pt_PT"/>
+        </w:rPr>
         <w:t>).</w:t>
       </w:r>
-      <w:r/>
-      <w:r/>
-    </w:p>
-    <w:p>
-      <w:r/>
+      <w:r>
+        <w:rPr>
+          <w:lang w:val="pt_PT" w:bidi="pt_PT"/>
+        </w:rPr>
+      </w:r>
+      <w:r>
+        <w:rPr>
+          <w:lang w:val="pt_PT" w:bidi="pt_PT"/>
+        </w:rPr>
+      </w:r>
+    </w:p>
+    <w:p>
+      <w:pPr/>
+      <w:r>
+        <w:rPr>
+          <w:lang w:val="pt_PT" w:bidi="pt_PT"/>
+        </w:rPr>
+      </w:r>
     </w:p>
     <w:p>
       <w:pPr>
         <w:pStyle w:val="Heading2"/>
       </w:pPr>
       <w:r>
+        <w:rPr>
+          <w:lang w:val="pt_PT" w:bidi="pt_PT"/>
+        </w:rPr>
         <w:t>2 Pedro 1.3–11</w:t>
       </w:r>
-      <w:r/>
-    </w:p>
-    <w:p>
-      <w:r/>
-      <w:r>
+      <w:r>
+        <w:rPr>
+          <w:lang w:val="pt_PT" w:bidi="pt_PT"/>
+        </w:rPr>
+      </w:r>
+    </w:p>
+    <w:p>
+      <w:pPr/>
+      <w:r>
+        <w:rPr>
+          <w:lang w:val="pt_PT" w:bidi="pt_PT"/>
+        </w:rPr>
+      </w:r>
+      <w:r>
+        <w:rPr>
+          <w:lang w:val="pt_PT" w:bidi="pt_PT"/>
+        </w:rPr>
         <w:t>Uma explicação de tudo o que Deus nos deu em Cristo (</w:t>
       </w:r>
       <w:hyperlink r:id="rId27">
         <w:r>
+          <w:rPr>
+            <w:lang w:val="pt_PT" w:bidi="pt_PT"/>
+          </w:rPr>
           <w:rPr>
             <w:color w:val="0000EE"/>
             <w:u w:val="single"/>
@@ -393,10 +672,16 @@
         </w:r>
       </w:hyperlink>
       <w:r>
+        <w:rPr>
+          <w:lang w:val="pt_PT" w:bidi="pt_PT"/>
+        </w:rPr>
         <w:t>) forma a base para uma exortação urgente para crescer no conhecimento de Cristo (</w:t>
       </w:r>
       <w:hyperlink r:id="rId28">
         <w:r>
+          <w:rPr>
+            <w:lang w:val="pt_PT" w:bidi="pt_PT"/>
+          </w:rPr>
           <w:rPr>
             <w:color w:val="0000EE"/>
             <w:u w:val="single"/>
@@ -405,30 +690,64 @@
         </w:r>
       </w:hyperlink>
       <w:r>
+        <w:rPr>
+          <w:lang w:val="pt_PT" w:bidi="pt_PT"/>
+        </w:rPr>
         <w:t>).</w:t>
       </w:r>
-      <w:r/>
-      <w:r/>
-    </w:p>
-    <w:p>
-      <w:r/>
+      <w:r>
+        <w:rPr>
+          <w:lang w:val="pt_PT" w:bidi="pt_PT"/>
+        </w:rPr>
+      </w:r>
+      <w:r>
+        <w:rPr>
+          <w:lang w:val="pt_PT" w:bidi="pt_PT"/>
+        </w:rPr>
+      </w:r>
+    </w:p>
+    <w:p>
+      <w:pPr/>
+      <w:r>
+        <w:rPr>
+          <w:lang w:val="pt_PT" w:bidi="pt_PT"/>
+        </w:rPr>
+      </w:r>
     </w:p>
     <w:p>
       <w:pPr>
         <w:pStyle w:val="Heading2"/>
       </w:pPr>
       <w:r>
+        <w:rPr>
+          <w:lang w:val="pt_PT" w:bidi="pt_PT"/>
+        </w:rPr>
         <w:t>2 Pedro 1.4</w:t>
       </w:r>
-      <w:r/>
-    </w:p>
-    <w:p>
-      <w:r/>
-      <w:r>
+      <w:r>
+        <w:rPr>
+          <w:lang w:val="pt_PT" w:bidi="pt_PT"/>
+        </w:rPr>
+      </w:r>
+    </w:p>
+    <w:p>
+      <w:pPr/>
+      <w:r>
+        <w:rPr>
+          <w:lang w:val="pt_PT" w:bidi="pt_PT"/>
+        </w:rPr>
+      </w:r>
+      <w:r>
+        <w:rPr>
+          <w:lang w:val="pt_PT" w:bidi="pt_PT"/>
+        </w:rPr>
         <w:t xml:space="preserve">permitir que você compartilhe da natureza divina: Pedro provavelmente não quis dizer que nossas almas se fundem com Deus, mas que os crentes compartilham das qualidades de Deus (cp. </w:t>
       </w:r>
       <w:hyperlink r:id="rId29">
         <w:r>
+          <w:rPr>
+            <w:lang w:val="pt_PT" w:bidi="pt_PT"/>
+          </w:rPr>
           <w:rPr>
             <w:color w:val="0000EE"/>
             <w:u w:val="single"/>
@@ -437,10 +756,16 @@
         </w:r>
       </w:hyperlink>
       <w:r>
+        <w:rPr>
+          <w:lang w:val="pt_PT" w:bidi="pt_PT"/>
+        </w:rPr>
         <w:t xml:space="preserve">; </w:t>
       </w:r>
       <w:hyperlink r:id="rId30">
         <w:r>
+          <w:rPr>
+            <w:lang w:val="pt_PT" w:bidi="pt_PT"/>
+          </w:rPr>
           <w:rPr>
             <w:color w:val="0000EE"/>
             <w:u w:val="single"/>
@@ -449,10 +774,16 @@
         </w:r>
       </w:hyperlink>
       <w:r>
+        <w:rPr>
+          <w:lang w:val="pt_PT" w:bidi="pt_PT"/>
+        </w:rPr>
         <w:t xml:space="preserve">; </w:t>
       </w:r>
       <w:hyperlink r:id="rId31">
         <w:r>
+          <w:rPr>
+            <w:lang w:val="pt_PT" w:bidi="pt_PT"/>
+          </w:rPr>
           <w:rPr>
             <w:color w:val="0000EE"/>
             <w:u w:val="single"/>
@@ -461,10 +792,16 @@
         </w:r>
       </w:hyperlink>
       <w:r>
+        <w:rPr>
+          <w:lang w:val="pt_PT" w:bidi="pt_PT"/>
+        </w:rPr>
         <w:t xml:space="preserve">; </w:t>
       </w:r>
       <w:hyperlink r:id="rId32">
         <w:r>
+          <w:rPr>
+            <w:lang w:val="pt_PT" w:bidi="pt_PT"/>
+          </w:rPr>
           <w:rPr>
             <w:color w:val="0000EE"/>
             <w:u w:val="single"/>
@@ -473,39 +810,77 @@
         </w:r>
       </w:hyperlink>
       <w:r>
+        <w:rPr>
+          <w:lang w:val="pt_PT" w:bidi="pt_PT"/>
+        </w:rPr>
         <w:t>).</w:t>
       </w:r>
-      <w:r/>
-      <w:r/>
-    </w:p>
-    <w:p>
-      <w:r/>
+      <w:r>
+        <w:rPr>
+          <w:lang w:val="pt_PT" w:bidi="pt_PT"/>
+        </w:rPr>
+      </w:r>
+      <w:r>
+        <w:rPr>
+          <w:lang w:val="pt_PT" w:bidi="pt_PT"/>
+        </w:rPr>
+      </w:r>
+    </w:p>
+    <w:p>
+      <w:pPr/>
+      <w:r>
+        <w:rPr>
+          <w:lang w:val="pt_PT" w:bidi="pt_PT"/>
+        </w:rPr>
+      </w:r>
     </w:p>
     <w:p>
       <w:pPr>
         <w:pStyle w:val="Heading2"/>
       </w:pPr>
       <w:r>
+        <w:rPr>
+          <w:lang w:val="pt_PT" w:bidi="pt_PT"/>
+        </w:rPr>
         <w:t>2 Pedro 1.5–7</w:t>
       </w:r>
-      <w:r/>
-    </w:p>
-    <w:p>
-      <w:r/>
-      <w:r>
+      <w:r>
+        <w:rPr>
+          <w:lang w:val="pt_PT" w:bidi="pt_PT"/>
+        </w:rPr>
+      </w:r>
+    </w:p>
+    <w:p>
+      <w:pPr/>
+      <w:r>
+        <w:rPr>
+          <w:lang w:val="pt_PT" w:bidi="pt_PT"/>
+        </w:rPr>
+      </w:r>
+      <w:r>
+        <w:rPr>
+          <w:lang w:val="pt_PT" w:bidi="pt_PT"/>
+        </w:rPr>
         <w:t xml:space="preserve">A estrutura em degraus dessas passagens, com cada virtude levando a outra, é um dispositivo literário comum chamado </w:t>
       </w:r>
       <w:r>
         <w:rPr>
           <w:i/>
+          <w:lang w:val="pt_PT" w:bidi="pt_PT"/>
         </w:rPr>
         <w:t>sorites</w:t>
       </w:r>
       <w:r>
+        <w:rPr>
+          <w:lang w:val="pt_PT" w:bidi="pt_PT"/>
+        </w:rPr>
         <w:t>. A sequência em tais passagens não é enfatizada—p.ex., Pedro não sugere que a excelência moral deve preceder o conhecimento. No entanto, o amor é o ápice das virtudes (</w:t>
       </w:r>
       <w:hyperlink r:id="rId33">
         <w:r>
+          <w:rPr>
+            <w:lang w:val="pt_PT" w:bidi="pt_PT"/>
+          </w:rPr>
           <w:rPr>
             <w:color w:val="0000EE"/>
             <w:u w:val="single"/>
@@ -514,68 +889,138 @@
         </w:r>
       </w:hyperlink>
       <w:r>
+        <w:rPr>
+          <w:lang w:val="pt_PT" w:bidi="pt_PT"/>
+        </w:rPr>
         <w:t>).</w:t>
       </w:r>
-      <w:r/>
-      <w:r/>
-    </w:p>
-    <w:p>
-      <w:r/>
+      <w:r>
+        <w:rPr>
+          <w:lang w:val="pt_PT" w:bidi="pt_PT"/>
+        </w:rPr>
+      </w:r>
+      <w:r>
+        <w:rPr>
+          <w:lang w:val="pt_PT" w:bidi="pt_PT"/>
+        </w:rPr>
+      </w:r>
+    </w:p>
+    <w:p>
+      <w:pPr/>
+      <w:r>
+        <w:rPr>
+          <w:lang w:val="pt_PT" w:bidi="pt_PT"/>
+        </w:rPr>
+      </w:r>
     </w:p>
     <w:p>
       <w:pPr>
         <w:pStyle w:val="Heading2"/>
       </w:pPr>
       <w:r>
+        <w:rPr>
+          <w:lang w:val="pt_PT" w:bidi="pt_PT"/>
+        </w:rPr>
         <w:t>2 Pedro 1.10</w:t>
       </w:r>
-      <w:r/>
-    </w:p>
-    <w:p>
-      <w:r/>
-      <w:r>
+      <w:r>
+        <w:rPr>
+          <w:lang w:val="pt_PT" w:bidi="pt_PT"/>
+        </w:rPr>
+      </w:r>
+    </w:p>
+    <w:p>
+      <w:pPr/>
+      <w:r>
+        <w:rPr>
+          <w:lang w:val="pt_PT" w:bidi="pt_PT"/>
+        </w:rPr>
+      </w:r>
+      <w:r>
+        <w:rPr>
+          <w:lang w:val="pt_PT" w:bidi="pt_PT"/>
+        </w:rPr>
         <w:t xml:space="preserve">Caros irmãos e irmãs: Este termo grego (adelphoi) refere-se a pessoas, tanto homens quanto mulheres, que são membros da mesma família. • Trabalhem arduamente para provar (literalmente </w:t>
       </w:r>
       <w:r>
         <w:rPr>
           <w:i/>
+          <w:lang w:val="pt_PT" w:bidi="pt_PT"/>
         </w:rPr>
         <w:t>Sejam zelosos para ter certeza</w:t>
       </w:r>
       <w:r>
+        <w:rPr>
+          <w:lang w:val="pt_PT" w:bidi="pt_PT"/>
+        </w:rPr>
         <w:t>): Pedro não quis dizer que sermos escolhidos por Deus para a salvação depende do que fazemos, mas que nosso zelo para crescer em virtude cristã confirma que fomos, de fato, escolhidos por Deus.</w:t>
       </w:r>
-      <w:r/>
-      <w:r/>
-    </w:p>
-    <w:p>
-      <w:r/>
+      <w:r>
+        <w:rPr>
+          <w:lang w:val="pt_PT" w:bidi="pt_PT"/>
+        </w:rPr>
+      </w:r>
+      <w:r>
+        <w:rPr>
+          <w:lang w:val="pt_PT" w:bidi="pt_PT"/>
+        </w:rPr>
+      </w:r>
+    </w:p>
+    <w:p>
+      <w:pPr/>
+      <w:r>
+        <w:rPr>
+          <w:lang w:val="pt_PT" w:bidi="pt_PT"/>
+        </w:rPr>
+      </w:r>
     </w:p>
     <w:p>
       <w:pPr>
         <w:pStyle w:val="Heading2"/>
       </w:pPr>
       <w:r>
+        <w:rPr>
+          <w:lang w:val="pt_PT" w:bidi="pt_PT"/>
+        </w:rPr>
         <w:t>2 Pedro 1.12–15</w:t>
       </w:r>
-      <w:r/>
-    </w:p>
-    <w:p>
-      <w:r/>
-      <w:r>
+      <w:r>
+        <w:rPr>
+          <w:lang w:val="pt_PT" w:bidi="pt_PT"/>
+        </w:rPr>
+      </w:r>
+    </w:p>
+    <w:p>
+      <w:pPr/>
+      <w:r>
+        <w:rPr>
+          <w:lang w:val="pt_PT" w:bidi="pt_PT"/>
+        </w:rPr>
+      </w:r>
+      <w:r>
+        <w:rPr>
+          <w:lang w:val="pt_PT" w:bidi="pt_PT"/>
+        </w:rPr>
         <w:t xml:space="preserve">Pedro estava escrevendo no final de sua vida, e 2 Pedro é semelhante a obras que pertencem a um gênero judaico popular chamado </w:t>
       </w:r>
       <w:r>
         <w:rPr>
           <w:i/>
+          <w:lang w:val="pt_PT" w:bidi="pt_PT"/>
         </w:rPr>
         <w:t>testamento</w:t>
       </w:r>
       <w:r>
+        <w:rPr>
+          <w:lang w:val="pt_PT" w:bidi="pt_PT"/>
+        </w:rPr>
         <w:t xml:space="preserve">, no qual um líder idoso e respeitado dá instruções finais a seus filhos ou outros em seu leito de morte (cp. </w:t>
       </w:r>
       <w:hyperlink r:id="rId34">
         <w:r>
+          <w:rPr>
+            <w:lang w:val="pt_PT" w:bidi="pt_PT"/>
+          </w:rPr>
           <w:rPr>
             <w:color w:val="0000EE"/>
             <w:u w:val="single"/>
@@ -584,10 +1029,16 @@
         </w:r>
       </w:hyperlink>
       <w:r>
+        <w:rPr>
+          <w:lang w:val="pt_PT" w:bidi="pt_PT"/>
+        </w:rPr>
         <w:t xml:space="preserve">; </w:t>
       </w:r>
       <w:hyperlink r:id="rId35">
         <w:r>
+          <w:rPr>
+            <w:lang w:val="pt_PT" w:bidi="pt_PT"/>
+          </w:rPr>
           <w:rPr>
             <w:color w:val="0000EE"/>
             <w:u w:val="single"/>
@@ -596,36 +1047,71 @@
         </w:r>
       </w:hyperlink>
       <w:r>
+        <w:rPr>
+          <w:lang w:val="pt_PT" w:bidi="pt_PT"/>
+        </w:rPr>
         <w:t xml:space="preserve">). Este gênero é especialmente conhecido por uma obra judaica chamada </w:t>
       </w:r>
       <w:r>
         <w:rPr>
           <w:i/>
+          <w:lang w:val="pt_PT" w:bidi="pt_PT"/>
         </w:rPr>
         <w:t>Os Testamentos dos Doze Patriarcas.</w:t>
       </w:r>
-      <w:r/>
-      <w:r/>
-    </w:p>
-    <w:p>
-      <w:r/>
+      <w:r>
+        <w:rPr>
+          <w:lang w:val="pt_PT" w:bidi="pt_PT"/>
+        </w:rPr>
+      </w:r>
+      <w:r>
+        <w:rPr>
+          <w:lang w:val="pt_PT" w:bidi="pt_PT"/>
+        </w:rPr>
+      </w:r>
+    </w:p>
+    <w:p>
+      <w:pPr/>
+      <w:r>
+        <w:rPr>
+          <w:lang w:val="pt_PT" w:bidi="pt_PT"/>
+        </w:rPr>
+      </w:r>
     </w:p>
     <w:p>
       <w:pPr>
         <w:pStyle w:val="Heading2"/>
       </w:pPr>
       <w:r>
+        <w:rPr>
+          <w:lang w:val="pt_PT" w:bidi="pt_PT"/>
+        </w:rPr>
         <w:t>2 Pedro 1.14</w:t>
       </w:r>
-      <w:r/>
-    </w:p>
-    <w:p>
-      <w:r/>
-      <w:r>
+      <w:r>
+        <w:rPr>
+          <w:lang w:val="pt_PT" w:bidi="pt_PT"/>
+        </w:rPr>
+      </w:r>
+    </w:p>
+    <w:p>
+      <w:pPr/>
+      <w:r>
+        <w:rPr>
+          <w:lang w:val="pt_PT" w:bidi="pt_PT"/>
+        </w:rPr>
+      </w:r>
+      <w:r>
+        <w:rPr>
+          <w:lang w:val="pt_PT" w:bidi="pt_PT"/>
+        </w:rPr>
         <w:t>Esta profecia pode ter vindo em uma visão, mas é mais provável que Pedro estivesse recordando a profecia de Jesus sobre sua morte (</w:t>
       </w:r>
       <w:hyperlink r:id="rId36">
         <w:r>
+          <w:rPr>
+            <w:lang w:val="pt_PT" w:bidi="pt_PT"/>
+          </w:rPr>
           <w:rPr>
             <w:color w:val="0000EE"/>
             <w:u w:val="single"/>
@@ -634,39 +1120,77 @@
         </w:r>
       </w:hyperlink>
       <w:r>
+        <w:rPr>
+          <w:lang w:val="pt_PT" w:bidi="pt_PT"/>
+        </w:rPr>
         <w:t>).</w:t>
       </w:r>
-      <w:r/>
-      <w:r/>
-    </w:p>
-    <w:p>
-      <w:r/>
+      <w:r>
+        <w:rPr>
+          <w:lang w:val="pt_PT" w:bidi="pt_PT"/>
+        </w:rPr>
+      </w:r>
+      <w:r>
+        <w:rPr>
+          <w:lang w:val="pt_PT" w:bidi="pt_PT"/>
+        </w:rPr>
+      </w:r>
+    </w:p>
+    <w:p>
+      <w:pPr/>
+      <w:r>
+        <w:rPr>
+          <w:lang w:val="pt_PT" w:bidi="pt_PT"/>
+        </w:rPr>
+      </w:r>
     </w:p>
     <w:p>
       <w:pPr>
         <w:pStyle w:val="Heading2"/>
       </w:pPr>
       <w:r>
+        <w:rPr>
+          <w:lang w:val="pt_PT" w:bidi="pt_PT"/>
+        </w:rPr>
         <w:t>2 Pedro 1.16–18</w:t>
       </w:r>
-      <w:r/>
-    </w:p>
-    <w:p>
-      <w:r/>
-      <w:r>
+      <w:r>
+        <w:rPr>
+          <w:lang w:val="pt_PT" w:bidi="pt_PT"/>
+        </w:rPr>
+      </w:r>
+    </w:p>
+    <w:p>
+      <w:pPr/>
+      <w:r>
+        <w:rPr>
+          <w:lang w:val="pt_PT" w:bidi="pt_PT"/>
+        </w:rPr>
+      </w:r>
+      <w:r>
+        <w:rPr>
+          <w:lang w:val="pt_PT" w:bidi="pt_PT"/>
+        </w:rPr>
         <w:t xml:space="preserve">histórias engenhosas (literalmente </w:t>
       </w:r>
       <w:r>
         <w:rPr>
           <w:i/>
+          <w:lang w:val="pt_PT" w:bidi="pt_PT"/>
         </w:rPr>
         <w:t>mitos engenhosamente inventados</w:t>
       </w:r>
       <w:r>
+        <w:rPr>
+          <w:lang w:val="pt_PT" w:bidi="pt_PT"/>
+        </w:rPr>
         <w:t>): Os falsos mestres provavelmente estavam acusando que a mensagem do retorno de Cristo era apenas uma fábula edificante sem verdade factual. • Nós vimos sua majestosa glória com nossos próprios olhos: Na transfiguração de Jesus (</w:t>
       </w:r>
       <w:hyperlink r:id="rId37">
         <w:r>
+          <w:rPr>
+            <w:lang w:val="pt_PT" w:bidi="pt_PT"/>
+          </w:rPr>
           <w:rPr>
             <w:color w:val="0000EE"/>
             <w:u w:val="single"/>
@@ -675,10 +1199,16 @@
         </w:r>
       </w:hyperlink>
       <w:r>
+        <w:rPr>
+          <w:lang w:val="pt_PT" w:bidi="pt_PT"/>
+        </w:rPr>
         <w:t xml:space="preserve">; </w:t>
       </w:r>
       <w:hyperlink r:id="rId38">
         <w:r>
+          <w:rPr>
+            <w:lang w:val="pt_PT" w:bidi="pt_PT"/>
+          </w:rPr>
           <w:rPr>
             <w:color w:val="0000EE"/>
             <w:u w:val="single"/>
@@ -687,10 +1217,16 @@
         </w:r>
       </w:hyperlink>
       <w:r>
+        <w:rPr>
+          <w:lang w:val="pt_PT" w:bidi="pt_PT"/>
+        </w:rPr>
         <w:t xml:space="preserve">; </w:t>
       </w:r>
       <w:hyperlink r:id="rId39">
         <w:r>
+          <w:rPr>
+            <w:lang w:val="pt_PT" w:bidi="pt_PT"/>
+          </w:rPr>
           <w:rPr>
             <w:color w:val="0000EE"/>
             <w:u w:val="single"/>
@@ -699,30 +1235,64 @@
         </w:r>
       </w:hyperlink>
       <w:r>
+        <w:rPr>
+          <w:lang w:val="pt_PT" w:bidi="pt_PT"/>
+        </w:rPr>
         <w:t>), que prefigurou o retorno de Cristo ao revelar Jesus como o Rei glorioso. A confiança de Pedro não se baseava em especulação humana, mas em experiência de testemunha ocular.</w:t>
       </w:r>
-      <w:r/>
-      <w:r/>
-    </w:p>
-    <w:p>
-      <w:r/>
+      <w:r>
+        <w:rPr>
+          <w:lang w:val="pt_PT" w:bidi="pt_PT"/>
+        </w:rPr>
+      </w:r>
+      <w:r>
+        <w:rPr>
+          <w:lang w:val="pt_PT" w:bidi="pt_PT"/>
+        </w:rPr>
+      </w:r>
+    </w:p>
+    <w:p>
+      <w:pPr/>
+      <w:r>
+        <w:rPr>
+          <w:lang w:val="pt_PT" w:bidi="pt_PT"/>
+        </w:rPr>
+      </w:r>
     </w:p>
     <w:p>
       <w:pPr>
         <w:pStyle w:val="Heading2"/>
       </w:pPr>
       <w:r>
+        <w:rPr>
+          <w:lang w:val="pt_PT" w:bidi="pt_PT"/>
+        </w:rPr>
         <w:t>2 Pedro 1.16–21</w:t>
       </w:r>
-      <w:r/>
-    </w:p>
-    <w:p>
-      <w:r/>
-      <w:r>
+      <w:r>
+        <w:rPr>
+          <w:lang w:val="pt_PT" w:bidi="pt_PT"/>
+        </w:rPr>
+      </w:r>
+    </w:p>
+    <w:p>
+      <w:pPr/>
+      <w:r>
+        <w:rPr>
+          <w:lang w:val="pt_PT" w:bidi="pt_PT"/>
+        </w:rPr>
+      </w:r>
+      <w:r>
+        <w:rPr>
+          <w:lang w:val="pt_PT" w:bidi="pt_PT"/>
+        </w:rPr>
         <w:t xml:space="preserve">A denúncia de Pedro contra os falsos mestres (cp </w:t>
       </w:r>
       <w:hyperlink r:id="rId40">
         <w:r>
+          <w:rPr>
+            <w:lang w:val="pt_PT" w:bidi="pt_PT"/>
+          </w:rPr>
           <w:rPr>
             <w:color w:val="0000EE"/>
             <w:u w:val="single"/>
@@ -731,10 +1301,16 @@
         </w:r>
       </w:hyperlink>
       <w:r>
+        <w:rPr>
+          <w:lang w:val="pt_PT" w:bidi="pt_PT"/>
+        </w:rPr>
         <w:t xml:space="preserve">) é enquadrada por este ensinamento sobre a certeza do retorno de Jesus (veja também </w:t>
       </w:r>
       <w:hyperlink r:id="rId41">
         <w:r>
+          <w:rPr>
+            <w:lang w:val="pt_PT" w:bidi="pt_PT"/>
+          </w:rPr>
           <w:rPr>
             <w:color w:val="0000EE"/>
             <w:u w:val="single"/>
@@ -743,10 +1319,16 @@
         </w:r>
       </w:hyperlink>
       <w:r>
+        <w:rPr>
+          <w:lang w:val="pt_PT" w:bidi="pt_PT"/>
+        </w:rPr>
         <w:t>). Os falsos mestres provavelmente estavam negando a realidade do retorno e julgamento de Cristo. A experiência ocular de Pedro (</w:t>
       </w:r>
       <w:hyperlink r:id="rId42">
         <w:r>
+          <w:rPr>
+            <w:lang w:val="pt_PT" w:bidi="pt_PT"/>
+          </w:rPr>
           <w:rPr>
             <w:color w:val="0000EE"/>
             <w:u w:val="single"/>
@@ -755,10 +1337,16 @@
         </w:r>
       </w:hyperlink>
       <w:r>
+        <w:rPr>
+          <w:lang w:val="pt_PT" w:bidi="pt_PT"/>
+        </w:rPr>
         <w:t>) e a confiabilidade intrínseca da profecia das escrituras (</w:t>
       </w:r>
       <w:hyperlink r:id="rId43">
         <w:r>
+          <w:rPr>
+            <w:lang w:val="pt_PT" w:bidi="pt_PT"/>
+          </w:rPr>
           <w:rPr>
             <w:color w:val="0000EE"/>
             <w:u w:val="single"/>
@@ -767,39 +1355,77 @@
         </w:r>
       </w:hyperlink>
       <w:r>
+        <w:rPr>
+          <w:lang w:val="pt_PT" w:bidi="pt_PT"/>
+        </w:rPr>
         <w:t>) tornam o retorno de Cristo uma certeza.</w:t>
       </w:r>
-      <w:r/>
-      <w:r/>
-    </w:p>
-    <w:p>
-      <w:r/>
+      <w:r>
+        <w:rPr>
+          <w:lang w:val="pt_PT" w:bidi="pt_PT"/>
+        </w:rPr>
+      </w:r>
+      <w:r>
+        <w:rPr>
+          <w:lang w:val="pt_PT" w:bidi="pt_PT"/>
+        </w:rPr>
+      </w:r>
+    </w:p>
+    <w:p>
+      <w:pPr/>
+      <w:r>
+        <w:rPr>
+          <w:lang w:val="pt_PT" w:bidi="pt_PT"/>
+        </w:rPr>
+      </w:r>
     </w:p>
     <w:p>
       <w:pPr>
         <w:pStyle w:val="Heading2"/>
       </w:pPr>
       <w:r>
+        <w:rPr>
+          <w:lang w:val="pt_PT" w:bidi="pt_PT"/>
+        </w:rPr>
         <w:t>2 Pedro 1.19</w:t>
       </w:r>
-      <w:r/>
-    </w:p>
-    <w:p>
-      <w:r/>
-      <w:r>
+      <w:r>
+        <w:rPr>
+          <w:lang w:val="pt_PT" w:bidi="pt_PT"/>
+        </w:rPr>
+      </w:r>
+    </w:p>
+    <w:p>
+      <w:pPr/>
+      <w:r>
+        <w:rPr>
+          <w:lang w:val="pt_PT" w:bidi="pt_PT"/>
+        </w:rPr>
+      </w:r>
+      <w:r>
+        <w:rPr>
+          <w:lang w:val="pt_PT" w:bidi="pt_PT"/>
+        </w:rPr>
         <w:t xml:space="preserve">Em algumas traduções a palavra Dia é colocada com letra maiúscula porque é uma abreviação para </w:t>
       </w:r>
       <w:r>
         <w:rPr>
           <w:i/>
+          <w:lang w:val="pt_PT" w:bidi="pt_PT"/>
         </w:rPr>
         <w:t>o dia do Senhor,</w:t>
       </w:r>
       <w:r>
+        <w:rPr>
+          <w:lang w:val="pt_PT" w:bidi="pt_PT"/>
+        </w:rPr>
         <w:t xml:space="preserve"> o tempo em que Deus intervém na história para salvar seu povo e julgar seus inimigos (veja </w:t>
       </w:r>
       <w:hyperlink r:id="rId44">
         <w:r>
+          <w:rPr>
+            <w:lang w:val="pt_PT" w:bidi="pt_PT"/>
+          </w:rPr>
           <w:rPr>
             <w:color w:val="0000EE"/>
             <w:u w:val="single"/>
@@ -808,10 +1434,16 @@
         </w:r>
       </w:hyperlink>
       <w:r>
+        <w:rPr>
+          <w:lang w:val="pt_PT" w:bidi="pt_PT"/>
+        </w:rPr>
         <w:t xml:space="preserve">; </w:t>
       </w:r>
       <w:hyperlink r:id="rId45">
         <w:r>
+          <w:rPr>
+            <w:lang w:val="pt_PT" w:bidi="pt_PT"/>
+          </w:rPr>
           <w:rPr>
             <w:color w:val="0000EE"/>
             <w:u w:val="single"/>
@@ -820,10 +1452,16 @@
         </w:r>
       </w:hyperlink>
       <w:r>
+        <w:rPr>
+          <w:lang w:val="pt_PT" w:bidi="pt_PT"/>
+        </w:rPr>
         <w:t xml:space="preserve">; </w:t>
       </w:r>
       <w:hyperlink r:id="rId46">
         <w:r>
+          <w:rPr>
+            <w:lang w:val="pt_PT" w:bidi="pt_PT"/>
+          </w:rPr>
           <w:rPr>
             <w:color w:val="0000EE"/>
             <w:u w:val="single"/>
@@ -832,59 +1470,125 @@
         </w:r>
       </w:hyperlink>
       <w:r>
+        <w:rPr>
+          <w:lang w:val="pt_PT" w:bidi="pt_PT"/>
+        </w:rPr>
         <w:t>). Outras versões de Bíblia não fazem isso. A primeira vinda de Cristo inaugurou o dia da salvação do Senhor para seu povo. Um futuro dia de julgamento do Senhor sobre seus inimigos ainda está por vir. • Cristo, a Estrela da Manhã: O planeta Vênus, conhecido como a “estrela da manhã”, frequentemente aparece acima do horizonte oriental pouco antes do amanhecer. Pedro inverte a ordem dos eventos naturais: O amanhecer do dia do Senhor leva ao brilho da Estrela da Manhã nos corações dos crentes.</w:t>
       </w:r>
-      <w:r/>
-      <w:r/>
-    </w:p>
-    <w:p>
-      <w:r/>
+      <w:r>
+        <w:rPr>
+          <w:lang w:val="pt_PT" w:bidi="pt_PT"/>
+        </w:rPr>
+      </w:r>
+      <w:r>
+        <w:rPr>
+          <w:lang w:val="pt_PT" w:bidi="pt_PT"/>
+        </w:rPr>
+      </w:r>
+    </w:p>
+    <w:p>
+      <w:pPr/>
+      <w:r>
+        <w:rPr>
+          <w:lang w:val="pt_PT" w:bidi="pt_PT"/>
+        </w:rPr>
+      </w:r>
     </w:p>
     <w:p>
       <w:pPr>
         <w:pStyle w:val="Heading2"/>
       </w:pPr>
       <w:r>
+        <w:rPr>
+          <w:lang w:val="pt_PT" w:bidi="pt_PT"/>
+        </w:rPr>
         <w:t>2 Pedro 1.20–21</w:t>
       </w:r>
-      <w:r/>
-    </w:p>
-    <w:p>
-      <w:r/>
-      <w:r>
+      <w:r>
+        <w:rPr>
+          <w:lang w:val="pt_PT" w:bidi="pt_PT"/>
+        </w:rPr>
+      </w:r>
+    </w:p>
+    <w:p>
+      <w:pPr/>
+      <w:r>
+        <w:rPr>
+          <w:lang w:val="pt_PT" w:bidi="pt_PT"/>
+        </w:rPr>
+      </w:r>
+      <w:r>
+        <w:rPr>
+          <w:lang w:val="pt_PT" w:bidi="pt_PT"/>
+        </w:rPr>
         <w:t xml:space="preserve">veio do próprio entendimento do profeta (ou </w:t>
       </w:r>
       <w:r>
         <w:rPr>
           <w:i/>
+          <w:lang w:val="pt_PT" w:bidi="pt_PT"/>
         </w:rPr>
         <w:t>é uma questão de interpretação própria</w:t>
       </w:r>
       <w:r>
+        <w:rPr>
+          <w:lang w:val="pt_PT" w:bidi="pt_PT"/>
+        </w:rPr>
         <w:t>): O ponto provavelmente é que os profetas não foram deixados sozinhos para interpretar as visões que Deus lhes deu. Deus tornou o significado claro para os profetas, para que eles pudessem profetizar de forma clara e confiável.</w:t>
       </w:r>
-      <w:r/>
-      <w:r/>
-    </w:p>
-    <w:p>
-      <w:r/>
+      <w:r>
+        <w:rPr>
+          <w:lang w:val="pt_PT" w:bidi="pt_PT"/>
+        </w:rPr>
+      </w:r>
+      <w:r>
+        <w:rPr>
+          <w:lang w:val="pt_PT" w:bidi="pt_PT"/>
+        </w:rPr>
+      </w:r>
+    </w:p>
+    <w:p>
+      <w:pPr/>
+      <w:r>
+        <w:rPr>
+          <w:lang w:val="pt_PT" w:bidi="pt_PT"/>
+        </w:rPr>
+      </w:r>
     </w:p>
     <w:p>
       <w:pPr>
         <w:pStyle w:val="Heading2"/>
       </w:pPr>
       <w:r>
+        <w:rPr>
+          <w:lang w:val="pt_PT" w:bidi="pt_PT"/>
+        </w:rPr>
         <w:t>2 Pedro 2.1</w:t>
       </w:r>
-      <w:r/>
-    </w:p>
-    <w:p>
-      <w:r/>
-      <w:r>
+      <w:r>
+        <w:rPr>
+          <w:lang w:val="pt_PT" w:bidi="pt_PT"/>
+        </w:rPr>
+      </w:r>
+    </w:p>
+    <w:p>
+      <w:pPr/>
+      <w:r>
+        <w:rPr>
+          <w:lang w:val="pt_PT" w:bidi="pt_PT"/>
+        </w:rPr>
+      </w:r>
+      <w:r>
+        <w:rPr>
+          <w:lang w:val="pt_PT" w:bidi="pt_PT"/>
+        </w:rPr>
         <w:t xml:space="preserve">Eles irão: O uso do futuro por Pedro em </w:t>
       </w:r>
       <w:hyperlink r:id="rId47">
         <w:r>
+          <w:rPr>
+            <w:lang w:val="pt_PT" w:bidi="pt_PT"/>
+          </w:rPr>
           <w:rPr>
             <w:color w:val="0000EE"/>
             <w:u w:val="single"/>
@@ -893,10 +1597,16 @@
         </w:r>
       </w:hyperlink>
       <w:r>
+        <w:rPr>
+          <w:lang w:val="pt_PT" w:bidi="pt_PT"/>
+        </w:rPr>
         <w:t xml:space="preserve"> não implica que falsos profetas ainda não tinham surgido, mas alude à previsão de Jesus de que surgiriam falsos mestres (</w:t>
       </w:r>
       <w:hyperlink r:id="rId48">
         <w:r>
+          <w:rPr>
+            <w:lang w:val="pt_PT" w:bidi="pt_PT"/>
+          </w:rPr>
           <w:rPr>
             <w:color w:val="0000EE"/>
             <w:u w:val="single"/>
@@ -905,10 +1615,16 @@
         </w:r>
       </w:hyperlink>
       <w:r>
+        <w:rPr>
+          <w:lang w:val="pt_PT" w:bidi="pt_PT"/>
+        </w:rPr>
         <w:t xml:space="preserve">, </w:t>
       </w:r>
       <w:hyperlink r:id="rId49">
         <w:r>
+          <w:rPr>
+            <w:lang w:val="pt_PT" w:bidi="pt_PT"/>
+          </w:rPr>
           <w:rPr>
             <w:color w:val="0000EE"/>
             <w:u w:val="single"/>
@@ -917,10 +1633,16 @@
         </w:r>
       </w:hyperlink>
       <w:r>
+        <w:rPr>
+          <w:lang w:val="pt_PT" w:bidi="pt_PT"/>
+        </w:rPr>
         <w:t xml:space="preserve">; </w:t>
       </w:r>
       <w:hyperlink r:id="rId50">
         <w:r>
+          <w:rPr>
+            <w:lang w:val="pt_PT" w:bidi="pt_PT"/>
+          </w:rPr>
           <w:rPr>
             <w:color w:val="0000EE"/>
             <w:u w:val="single"/>
@@ -929,10 +1651,16 @@
         </w:r>
       </w:hyperlink>
       <w:r>
+        <w:rPr>
+          <w:lang w:val="pt_PT" w:bidi="pt_PT"/>
+        </w:rPr>
         <w:t xml:space="preserve">; cp. </w:t>
       </w:r>
       <w:hyperlink r:id="rId51">
         <w:r>
+          <w:rPr>
+            <w:lang w:val="pt_PT" w:bidi="pt_PT"/>
+          </w:rPr>
           <w:rPr>
             <w:color w:val="0000EE"/>
             <w:u w:val="single"/>
@@ -941,10 +1669,16 @@
         </w:r>
       </w:hyperlink>
       <w:r>
+        <w:rPr>
+          <w:lang w:val="pt_PT" w:bidi="pt_PT"/>
+        </w:rPr>
         <w:t xml:space="preserve">; </w:t>
       </w:r>
       <w:hyperlink r:id="rId52">
         <w:r>
+          <w:rPr>
+            <w:lang w:val="pt_PT" w:bidi="pt_PT"/>
+          </w:rPr>
           <w:rPr>
             <w:color w:val="0000EE"/>
             <w:u w:val="single"/>
@@ -953,10 +1687,16 @@
         </w:r>
       </w:hyperlink>
       <w:r>
+        <w:rPr>
+          <w:lang w:val="pt_PT" w:bidi="pt_PT"/>
+        </w:rPr>
         <w:t xml:space="preserve">). Os falsos mestres que surgiram cumpriram essa previsão. • negar o Mestre que os comprou: Os falsos mestres podem ter renunciado abertamente a Cristo, mas é mais provável que sua conduta imoral constituísse uma negação de Cristo (cp. </w:t>
       </w:r>
       <w:hyperlink r:id="rId53">
         <w:r>
+          <w:rPr>
+            <w:lang w:val="pt_PT" w:bidi="pt_PT"/>
+          </w:rPr>
           <w:rPr>
             <w:color w:val="0000EE"/>
             <w:u w:val="single"/>
@@ -965,30 +1705,64 @@
         </w:r>
       </w:hyperlink>
       <w:r>
+        <w:rPr>
+          <w:lang w:val="pt_PT" w:bidi="pt_PT"/>
+        </w:rPr>
         <w:t>).</w:t>
       </w:r>
-      <w:r/>
-      <w:r/>
-    </w:p>
-    <w:p>
-      <w:r/>
+      <w:r>
+        <w:rPr>
+          <w:lang w:val="pt_PT" w:bidi="pt_PT"/>
+        </w:rPr>
+      </w:r>
+      <w:r>
+        <w:rPr>
+          <w:lang w:val="pt_PT" w:bidi="pt_PT"/>
+        </w:rPr>
+      </w:r>
+    </w:p>
+    <w:p>
+      <w:pPr/>
+      <w:r>
+        <w:rPr>
+          <w:lang w:val="pt_PT" w:bidi="pt_PT"/>
+        </w:rPr>
+      </w:r>
     </w:p>
     <w:p>
       <w:pPr>
         <w:pStyle w:val="Heading2"/>
       </w:pPr>
       <w:r>
+        <w:rPr>
+          <w:lang w:val="pt_PT" w:bidi="pt_PT"/>
+        </w:rPr>
         <w:t>2 Pedro 2.1–3</w:t>
       </w:r>
-      <w:r/>
-    </w:p>
-    <w:p>
-      <w:r/>
-      <w:r>
+      <w:r>
+        <w:rPr>
+          <w:lang w:val="pt_PT" w:bidi="pt_PT"/>
+        </w:rPr>
+      </w:r>
+    </w:p>
+    <w:p>
+      <w:pPr/>
+      <w:r>
+        <w:rPr>
+          <w:lang w:val="pt_PT" w:bidi="pt_PT"/>
+        </w:rPr>
+      </w:r>
+      <w:r>
+        <w:rPr>
+          <w:lang w:val="pt_PT" w:bidi="pt_PT"/>
+        </w:rPr>
         <w:t>Junto com profetas autênticos (</w:t>
       </w:r>
       <w:hyperlink r:id="rId54">
         <w:r>
+          <w:rPr>
+            <w:lang w:val="pt_PT" w:bidi="pt_PT"/>
+          </w:rPr>
           <w:rPr>
             <w:color w:val="0000EE"/>
             <w:u w:val="single"/>
@@ -997,50 +1771,112 @@
         </w:r>
       </w:hyperlink>
       <w:r>
+        <w:rPr>
+          <w:lang w:val="pt_PT" w:bidi="pt_PT"/>
+        </w:rPr>
         <w:t>), sempre houve falsos profetas que recebem o julgamento de Deus.</w:t>
       </w:r>
-      <w:r/>
-      <w:r/>
-    </w:p>
-    <w:p>
-      <w:r/>
+      <w:r>
+        <w:rPr>
+          <w:lang w:val="pt_PT" w:bidi="pt_PT"/>
+        </w:rPr>
+      </w:r>
+      <w:r>
+        <w:rPr>
+          <w:lang w:val="pt_PT" w:bidi="pt_PT"/>
+        </w:rPr>
+      </w:r>
+    </w:p>
+    <w:p>
+      <w:pPr/>
+      <w:r>
+        <w:rPr>
+          <w:lang w:val="pt_PT" w:bidi="pt_PT"/>
+        </w:rPr>
+      </w:r>
     </w:p>
     <w:p>
       <w:pPr>
         <w:pStyle w:val="Heading2"/>
       </w:pPr>
       <w:r>
+        <w:rPr>
+          <w:lang w:val="pt_PT" w:bidi="pt_PT"/>
+        </w:rPr>
         <w:t>2 Pedro 2.2</w:t>
       </w:r>
-      <w:r/>
-    </w:p>
-    <w:p>
-      <w:r/>
-      <w:r>
+      <w:r>
+        <w:rPr>
+          <w:lang w:val="pt_PT" w:bidi="pt_PT"/>
+        </w:rPr>
+      </w:r>
+    </w:p>
+    <w:p>
+      <w:pPr/>
+      <w:r>
+        <w:rPr>
+          <w:lang w:val="pt_PT" w:bidi="pt_PT"/>
+        </w:rPr>
+      </w:r>
+      <w:r>
+        <w:rPr>
+          <w:lang w:val="pt_PT" w:bidi="pt_PT"/>
+        </w:rPr>
         <w:t>Um dos efeitos mais tristes do falso ensino é que o caminho da verdade será difamado por um mundo que observa. Por sua conduta imoral e gananciosa, os falsos mestres trazem vergonha a Cristo.</w:t>
       </w:r>
-      <w:r/>
-      <w:r/>
-    </w:p>
-    <w:p>
-      <w:r/>
+      <w:r>
+        <w:rPr>
+          <w:lang w:val="pt_PT" w:bidi="pt_PT"/>
+        </w:rPr>
+      </w:r>
+      <w:r>
+        <w:rPr>
+          <w:lang w:val="pt_PT" w:bidi="pt_PT"/>
+        </w:rPr>
+      </w:r>
+    </w:p>
+    <w:p>
+      <w:pPr/>
+      <w:r>
+        <w:rPr>
+          <w:lang w:val="pt_PT" w:bidi="pt_PT"/>
+        </w:rPr>
+      </w:r>
     </w:p>
     <w:p>
       <w:pPr>
         <w:pStyle w:val="Heading2"/>
       </w:pPr>
       <w:r>
+        <w:rPr>
+          <w:lang w:val="pt_PT" w:bidi="pt_PT"/>
+        </w:rPr>
         <w:t>2 Pedro 2.4</w:t>
       </w:r>
-      <w:r/>
-    </w:p>
-    <w:p>
-      <w:r/>
-      <w:r>
+      <w:r>
+        <w:rPr>
+          <w:lang w:val="pt_PT" w:bidi="pt_PT"/>
+        </w:rPr>
+      </w:r>
+    </w:p>
+    <w:p>
+      <w:pPr/>
+      <w:r>
+        <w:rPr>
+          <w:lang w:val="pt_PT" w:bidi="pt_PT"/>
+        </w:rPr>
+      </w:r>
+      <w:r>
+        <w:rPr>
+          <w:lang w:val="pt_PT" w:bidi="pt_PT"/>
+        </w:rPr>
         <w:t xml:space="preserve">O primeiro exemplo de julgamento são os anjos que pecaram: A tradição judaica amplamente difundida era que "os filhos de Deus" em </w:t>
       </w:r>
       <w:hyperlink r:id="rId55">
         <w:r>
+          <w:rPr>
+            <w:lang w:val="pt_PT" w:bidi="pt_PT"/>
+          </w:rPr>
           <w:rPr>
             <w:color w:val="0000EE"/>
             <w:u w:val="single"/>
@@ -1049,19 +1885,29 @@
         </w:r>
       </w:hyperlink>
       <w:r>
+        <w:rPr>
+          <w:lang w:val="pt_PT" w:bidi="pt_PT"/>
+        </w:rPr>
         <w:t xml:space="preserve"> (entendidos como anjos) tiveram relações com mulheres e, portanto, foram julgados por Deus naquela época (veja </w:t>
       </w:r>
       <w:r>
         <w:rPr>
           <w:i/>
+          <w:lang w:val="pt_PT" w:bidi="pt_PT"/>
         </w:rPr>
         <w:t>1 Enoque</w:t>
       </w:r>
       <w:r>
+        <w:rPr>
+          <w:lang w:val="pt_PT" w:bidi="pt_PT"/>
+        </w:rPr>
         <w:t xml:space="preserve"> 6–10; cp. </w:t>
       </w:r>
       <w:hyperlink r:id="rId56">
         <w:r>
+          <w:rPr>
+            <w:lang w:val="pt_PT" w:bidi="pt_PT"/>
+          </w:rPr>
           <w:rPr>
             <w:color w:val="0000EE"/>
             <w:u w:val="single"/>
@@ -1070,10 +1916,16 @@
         </w:r>
       </w:hyperlink>
       <w:r>
+        <w:rPr>
+          <w:lang w:val="pt_PT" w:bidi="pt_PT"/>
+        </w:rPr>
         <w:t xml:space="preserve">; </w:t>
       </w:r>
       <w:hyperlink r:id="rId57">
         <w:r>
+          <w:rPr>
+            <w:lang w:val="pt_PT" w:bidi="pt_PT"/>
+          </w:rPr>
           <w:rPr>
             <w:color w:val="0000EE"/>
             <w:u w:val="single"/>
@@ -1082,30 +1934,64 @@
         </w:r>
       </w:hyperlink>
       <w:r>
+        <w:rPr>
+          <w:lang w:val="pt_PT" w:bidi="pt_PT"/>
+        </w:rPr>
         <w:t>). • em poços sombrios de escuridão: Esta descrição do submundo era popular no mundo antigo e é provavelmente metafórica.</w:t>
       </w:r>
-      <w:r/>
-      <w:r/>
-    </w:p>
-    <w:p>
-      <w:r/>
+      <w:r>
+        <w:rPr>
+          <w:lang w:val="pt_PT" w:bidi="pt_PT"/>
+        </w:rPr>
+      </w:r>
+      <w:r>
+        <w:rPr>
+          <w:lang w:val="pt_PT" w:bidi="pt_PT"/>
+        </w:rPr>
+      </w:r>
+    </w:p>
+    <w:p>
+      <w:pPr/>
+      <w:r>
+        <w:rPr>
+          <w:lang w:val="pt_PT" w:bidi="pt_PT"/>
+        </w:rPr>
+      </w:r>
     </w:p>
     <w:p>
       <w:pPr>
         <w:pStyle w:val="Heading2"/>
       </w:pPr>
       <w:r>
+        <w:rPr>
+          <w:lang w:val="pt_PT" w:bidi="pt_PT"/>
+        </w:rPr>
         <w:t>2 Pedro 2.4–10</w:t>
       </w:r>
-      <w:r/>
-    </w:p>
-    <w:p>
-      <w:r/>
-      <w:r>
+      <w:r>
+        <w:rPr>
+          <w:lang w:val="pt_PT" w:bidi="pt_PT"/>
+        </w:rPr>
+      </w:r>
+    </w:p>
+    <w:p>
+      <w:pPr/>
+      <w:r>
+        <w:rPr>
+          <w:lang w:val="pt_PT" w:bidi="pt_PT"/>
+        </w:rPr>
+      </w:r>
+      <w:r>
+        <w:rPr>
+          <w:lang w:val="pt_PT" w:bidi="pt_PT"/>
+        </w:rPr>
         <w:t xml:space="preserve">Três exemplos de julgamento do Antigo Testamento mostram que Deus vindicará aqueles que permanecem fiéis a Ele e condenará aqueles que o negam, incluindo os falsos mestres (veja </w:t>
       </w:r>
       <w:hyperlink r:id="rId58">
         <w:r>
+          <w:rPr>
+            <w:lang w:val="pt_PT" w:bidi="pt_PT"/>
+          </w:rPr>
           <w:rPr>
             <w:color w:val="0000EE"/>
             <w:u w:val="single"/>
@@ -1114,30 +2000,64 @@
         </w:r>
       </w:hyperlink>
       <w:r>
+        <w:rPr>
+          <w:lang w:val="pt_PT" w:bidi="pt_PT"/>
+        </w:rPr>
         <w:t>).</w:t>
       </w:r>
-      <w:r/>
-      <w:r/>
-    </w:p>
-    <w:p>
-      <w:r/>
+      <w:r>
+        <w:rPr>
+          <w:lang w:val="pt_PT" w:bidi="pt_PT"/>
+        </w:rPr>
+      </w:r>
+      <w:r>
+        <w:rPr>
+          <w:lang w:val="pt_PT" w:bidi="pt_PT"/>
+        </w:rPr>
+      </w:r>
+    </w:p>
+    <w:p>
+      <w:pPr/>
+      <w:r>
+        <w:rPr>
+          <w:lang w:val="pt_PT" w:bidi="pt_PT"/>
+        </w:rPr>
+      </w:r>
     </w:p>
     <w:p>
       <w:pPr>
         <w:pStyle w:val="Heading2"/>
       </w:pPr>
       <w:r>
+        <w:rPr>
+          <w:lang w:val="pt_PT" w:bidi="pt_PT"/>
+        </w:rPr>
         <w:t>2 Pedro 2.5</w:t>
       </w:r>
-      <w:r/>
-    </w:p>
-    <w:p>
-      <w:r/>
-      <w:r>
+      <w:r>
+        <w:rPr>
+          <w:lang w:val="pt_PT" w:bidi="pt_PT"/>
+        </w:rPr>
+      </w:r>
+    </w:p>
+    <w:p>
+      <w:pPr/>
+      <w:r>
+        <w:rPr>
+          <w:lang w:val="pt_PT" w:bidi="pt_PT"/>
+        </w:rPr>
+      </w:r>
+      <w:r>
+        <w:rPr>
+          <w:lang w:val="pt_PT" w:bidi="pt_PT"/>
+        </w:rPr>
         <w:t xml:space="preserve">O segundo exemplo de julgamento é que Deus não poupou o mundo antigo na época de Noé. No dilúvio, Deus destruiu toda a vida humana, exceto Noé e sua família (veja </w:t>
       </w:r>
       <w:hyperlink r:id="rId59">
         <w:r>
+          <w:rPr>
+            <w:lang w:val="pt_PT" w:bidi="pt_PT"/>
+          </w:rPr>
           <w:rPr>
             <w:color w:val="0000EE"/>
             <w:u w:val="single"/>
@@ -1146,30 +2066,64 @@
         </w:r>
       </w:hyperlink>
       <w:r>
+        <w:rPr>
+          <w:lang w:val="pt_PT" w:bidi="pt_PT"/>
+        </w:rPr>
         <w:t>).</w:t>
       </w:r>
-      <w:r/>
-      <w:r/>
-    </w:p>
-    <w:p>
-      <w:r/>
+      <w:r>
+        <w:rPr>
+          <w:lang w:val="pt_PT" w:bidi="pt_PT"/>
+        </w:rPr>
+      </w:r>
+      <w:r>
+        <w:rPr>
+          <w:lang w:val="pt_PT" w:bidi="pt_PT"/>
+        </w:rPr>
+      </w:r>
+    </w:p>
+    <w:p>
+      <w:pPr/>
+      <w:r>
+        <w:rPr>
+          <w:lang w:val="pt_PT" w:bidi="pt_PT"/>
+        </w:rPr>
+      </w:r>
     </w:p>
     <w:p>
       <w:pPr>
         <w:pStyle w:val="Heading2"/>
       </w:pPr>
       <w:r>
+        <w:rPr>
+          <w:lang w:val="pt_PT" w:bidi="pt_PT"/>
+        </w:rPr>
         <w:t>2 Pedro 2.6</w:t>
       </w:r>
-      <w:r/>
-    </w:p>
-    <w:p>
-      <w:r/>
-      <w:r>
+      <w:r>
+        <w:rPr>
+          <w:lang w:val="pt_PT" w:bidi="pt_PT"/>
+        </w:rPr>
+      </w:r>
+    </w:p>
+    <w:p>
+      <w:pPr/>
+      <w:r>
+        <w:rPr>
+          <w:lang w:val="pt_PT" w:bidi="pt_PT"/>
+        </w:rPr>
+      </w:r>
+      <w:r>
+        <w:rPr>
+          <w:lang w:val="pt_PT" w:bidi="pt_PT"/>
+        </w:rPr>
         <w:t>O terceiro exemplo de julgamento é que Deus condenou as cidades de Sodoma e Gomorra. As pessoas dessas cidades eram tão imorais que Deus fez chover enxofre do céu para destruí-las (</w:t>
       </w:r>
       <w:hyperlink r:id="rId60">
         <w:r>
+          <w:rPr>
+            <w:lang w:val="pt_PT" w:bidi="pt_PT"/>
+          </w:rPr>
           <w:rPr>
             <w:color w:val="0000EE"/>
             <w:u w:val="single"/>
@@ -1178,74 +2132,150 @@
         </w:r>
       </w:hyperlink>
       <w:r>
+        <w:rPr>
+          <w:lang w:val="pt_PT" w:bidi="pt_PT"/>
+        </w:rPr>
         <w:t>). Pedro foca no resultado dessa ação: as cidades foram transformadas em montes de cinzas.</w:t>
       </w:r>
-      <w:r/>
-      <w:r/>
-    </w:p>
-    <w:p>
-      <w:r/>
+      <w:r>
+        <w:rPr>
+          <w:lang w:val="pt_PT" w:bidi="pt_PT"/>
+        </w:rPr>
+      </w:r>
+      <w:r>
+        <w:rPr>
+          <w:lang w:val="pt_PT" w:bidi="pt_PT"/>
+        </w:rPr>
+      </w:r>
+    </w:p>
+    <w:p>
+      <w:pPr/>
+      <w:r>
+        <w:rPr>
+          <w:lang w:val="pt_PT" w:bidi="pt_PT"/>
+        </w:rPr>
+      </w:r>
     </w:p>
     <w:p>
       <w:pPr>
         <w:pStyle w:val="Heading2"/>
       </w:pPr>
       <w:r>
+        <w:rPr>
+          <w:lang w:val="pt_PT" w:bidi="pt_PT"/>
+        </w:rPr>
         <w:t>2 Pedro 2.7–8</w:t>
       </w:r>
-      <w:r/>
-    </w:p>
-    <w:p>
-      <w:r/>
-      <w:r>
+      <w:r>
+        <w:rPr>
+          <w:lang w:val="pt_PT" w:bidi="pt_PT"/>
+        </w:rPr>
+      </w:r>
+    </w:p>
+    <w:p>
+      <w:pPr/>
+      <w:r>
+        <w:rPr>
+          <w:lang w:val="pt_PT" w:bidi="pt_PT"/>
+        </w:rPr>
+      </w:r>
+      <w:r>
+        <w:rPr>
+          <w:lang w:val="pt_PT" w:bidi="pt_PT"/>
+        </w:rPr>
         <w:t>O Antigo Testamento não descreve Ló como um homem muito justo (veja o Perfil de “</w:t>
       </w:r>
       <w:r>
+        <w:rPr>
+          <w:lang w:val="pt_PT" w:bidi="pt_PT"/>
+        </w:rPr>
         <w:t>Ló</w:t>
       </w:r>
       <w:r>
+        <w:rPr>
+          <w:lang w:val="pt_PT" w:bidi="pt_PT"/>
+        </w:rPr>
         <w:t xml:space="preserve">”). No entanto, ele permaneceu principalmente fiel a Deus. Alguns escritos judaicos posteriores também o descrevem como </w:t>
       </w:r>
       <w:r>
         <w:rPr>
           <w:i/>
+          <w:lang w:val="pt_PT" w:bidi="pt_PT"/>
         </w:rPr>
         <w:t>justo</w:t>
       </w:r>
       <w:r>
+        <w:rPr>
+          <w:lang w:val="pt_PT" w:bidi="pt_PT"/>
+        </w:rPr>
         <w:t xml:space="preserve"> (veja </w:t>
       </w:r>
       <w:r>
         <w:rPr>
           <w:i/>
+          <w:lang w:val="pt_PT" w:bidi="pt_PT"/>
         </w:rPr>
         <w:t>Sabedoria de Salomão</w:t>
       </w:r>
       <w:r>
+        <w:rPr>
+          <w:lang w:val="pt_PT" w:bidi="pt_PT"/>
+        </w:rPr>
         <w:t xml:space="preserve"> 10.6; 19.17).</w:t>
       </w:r>
-      <w:r/>
-      <w:r/>
-    </w:p>
-    <w:p>
-      <w:r/>
+      <w:r>
+        <w:rPr>
+          <w:lang w:val="pt_PT" w:bidi="pt_PT"/>
+        </w:rPr>
+      </w:r>
+      <w:r>
+        <w:rPr>
+          <w:lang w:val="pt_PT" w:bidi="pt_PT"/>
+        </w:rPr>
+      </w:r>
+    </w:p>
+    <w:p>
+      <w:pPr/>
+      <w:r>
+        <w:rPr>
+          <w:lang w:val="pt_PT" w:bidi="pt_PT"/>
+        </w:rPr>
+      </w:r>
     </w:p>
     <w:p>
       <w:pPr>
         <w:pStyle w:val="Heading2"/>
       </w:pPr>
       <w:r>
+        <w:rPr>
+          <w:lang w:val="pt_PT" w:bidi="pt_PT"/>
+        </w:rPr>
         <w:t>2 Pedro 2.9</w:t>
       </w:r>
-      <w:r/>
-    </w:p>
-    <w:p>
-      <w:r/>
-      <w:r>
+      <w:r>
+        <w:rPr>
+          <w:lang w:val="pt_PT" w:bidi="pt_PT"/>
+        </w:rPr>
+      </w:r>
+    </w:p>
+    <w:p>
+      <w:pPr/>
+      <w:r>
+        <w:rPr>
+          <w:lang w:val="pt_PT" w:bidi="pt_PT"/>
+        </w:rPr>
+      </w:r>
+      <w:r>
+        <w:rPr>
+          <w:lang w:val="pt_PT" w:bidi="pt_PT"/>
+        </w:rPr>
         <w:t>O Senhor sabe como resgatar pessoas piedosas de suas provações: Como ilustrado pela família de Noé (</w:t>
       </w:r>
       <w:hyperlink r:id="rId61">
         <w:r>
+          <w:rPr>
+            <w:lang w:val="pt_PT" w:bidi="pt_PT"/>
+          </w:rPr>
           <w:rPr>
             <w:color w:val="0000EE"/>
             <w:u w:val="single"/>
@@ -1254,10 +2284,16 @@
         </w:r>
       </w:hyperlink>
       <w:r>
+        <w:rPr>
+          <w:lang w:val="pt_PT" w:bidi="pt_PT"/>
+        </w:rPr>
         <w:t>) e Ló (</w:t>
       </w:r>
       <w:hyperlink r:id="rId62">
         <w:r>
+          <w:rPr>
+            <w:lang w:val="pt_PT" w:bidi="pt_PT"/>
+          </w:rPr>
           <w:rPr>
             <w:color w:val="0000EE"/>
             <w:u w:val="single"/>
@@ -1266,30 +2302,64 @@
         </w:r>
       </w:hyperlink>
       <w:r>
+        <w:rPr>
+          <w:lang w:val="pt_PT" w:bidi="pt_PT"/>
+        </w:rPr>
         <w:t>), o Senhor é fiel ao seu próprio povo. Os leitores de Pedro precisavam de garantia de que suas lutas para viver vidas piedosas diante do falso ensino e do desprezo do mundo seriam recompensadas.</w:t>
       </w:r>
-      <w:r/>
-      <w:r/>
-    </w:p>
-    <w:p>
-      <w:r/>
+      <w:r>
+        <w:rPr>
+          <w:lang w:val="pt_PT" w:bidi="pt_PT"/>
+        </w:rPr>
+      </w:r>
+      <w:r>
+        <w:rPr>
+          <w:lang w:val="pt_PT" w:bidi="pt_PT"/>
+        </w:rPr>
+      </w:r>
+    </w:p>
+    <w:p>
+      <w:pPr/>
+      <w:r>
+        <w:rPr>
+          <w:lang w:val="pt_PT" w:bidi="pt_PT"/>
+        </w:rPr>
+      </w:r>
     </w:p>
     <w:p>
       <w:pPr>
         <w:pStyle w:val="Heading2"/>
       </w:pPr>
       <w:r>
+        <w:rPr>
+          <w:lang w:val="pt_PT" w:bidi="pt_PT"/>
+        </w:rPr>
         <w:t>2 Pedro 2.10a</w:t>
       </w:r>
-      <w:r/>
-    </w:p>
-    <w:p>
-      <w:r/>
-      <w:r>
+      <w:r>
+        <w:rPr>
+          <w:lang w:val="pt_PT" w:bidi="pt_PT"/>
+        </w:rPr>
+      </w:r>
+    </w:p>
+    <w:p>
+      <w:pPr/>
+      <w:r>
+        <w:rPr>
+          <w:lang w:val="pt_PT" w:bidi="pt_PT"/>
+        </w:rPr>
+      </w:r>
+      <w:r>
+        <w:rPr>
+          <w:lang w:val="pt_PT" w:bidi="pt_PT"/>
+        </w:rPr>
         <w:t xml:space="preserve">desejo sexual distorcido: A referência é ao desejo sexual ilícito em geral e possivelmente à homossexualidade em particular (compare com a referência a Sodoma e Gomorra, </w:t>
       </w:r>
       <w:hyperlink r:id="rId63">
         <w:r>
+          <w:rPr>
+            <w:lang w:val="pt_PT" w:bidi="pt_PT"/>
+          </w:rPr>
           <w:rPr>
             <w:color w:val="0000EE"/>
             <w:u w:val="single"/>
@@ -1298,30 +2368,64 @@
         </w:r>
       </w:hyperlink>
       <w:r>
+        <w:rPr>
+          <w:lang w:val="pt_PT" w:bidi="pt_PT"/>
+        </w:rPr>
         <w:t>). • Os falsos mestres eram tão arrogantes que se recusavam a ouvir qualquer autoridade além da própria.</w:t>
       </w:r>
-      <w:r/>
-      <w:r/>
-    </w:p>
-    <w:p>
-      <w:r/>
+      <w:r>
+        <w:rPr>
+          <w:lang w:val="pt_PT" w:bidi="pt_PT"/>
+        </w:rPr>
+      </w:r>
+      <w:r>
+        <w:rPr>
+          <w:lang w:val="pt_PT" w:bidi="pt_PT"/>
+        </w:rPr>
+      </w:r>
+    </w:p>
+    <w:p>
+      <w:pPr/>
+      <w:r>
+        <w:rPr>
+          <w:lang w:val="pt_PT" w:bidi="pt_PT"/>
+        </w:rPr>
+      </w:r>
     </w:p>
     <w:p>
       <w:pPr>
         <w:pStyle w:val="Heading2"/>
       </w:pPr>
       <w:r>
+        <w:rPr>
+          <w:lang w:val="pt_PT" w:bidi="pt_PT"/>
+        </w:rPr>
         <w:t>2 Pedro 2.10b</w:t>
       </w:r>
-      <w:r/>
-    </w:p>
-    <w:p>
-      <w:r/>
-      <w:r>
+      <w:r>
+        <w:rPr>
+          <w:lang w:val="pt_PT" w:bidi="pt_PT"/>
+        </w:rPr>
+      </w:r>
+    </w:p>
+    <w:p>
+      <w:pPr/>
+      <w:r>
+        <w:rPr>
+          <w:lang w:val="pt_PT" w:bidi="pt_PT"/>
+        </w:rPr>
+      </w:r>
+      <w:r>
+        <w:rPr>
+          <w:lang w:val="pt_PT" w:bidi="pt_PT"/>
+        </w:rPr>
         <w:t xml:space="preserve">seres sobrenaturais: Provavelmente anjos maus, em contraste com os anjos de </w:t>
       </w:r>
       <w:hyperlink r:id="rId64">
         <w:r>
+          <w:rPr>
+            <w:lang w:val="pt_PT" w:bidi="pt_PT"/>
+          </w:rPr>
           <w:rPr>
             <w:color w:val="0000EE"/>
             <w:u w:val="single"/>
@@ -1330,79 +2434,173 @@
         </w:r>
       </w:hyperlink>
       <w:r>
+        <w:rPr>
+          <w:lang w:val="pt_PT" w:bidi="pt_PT"/>
+        </w:rPr>
         <w:t>. É errado zombar até mesmo de anjos maus, porque eles carregam as marcas de sua origem gloriosa — eles têm poder real e representam uma ameaça real para os humanos.</w:t>
       </w:r>
-      <w:r/>
-      <w:r/>
-    </w:p>
-    <w:p>
-      <w:r/>
+      <w:r>
+        <w:rPr>
+          <w:lang w:val="pt_PT" w:bidi="pt_PT"/>
+        </w:rPr>
+      </w:r>
+      <w:r>
+        <w:rPr>
+          <w:lang w:val="pt_PT" w:bidi="pt_PT"/>
+        </w:rPr>
+      </w:r>
+    </w:p>
+    <w:p>
+      <w:pPr/>
+      <w:r>
+        <w:rPr>
+          <w:lang w:val="pt_PT" w:bidi="pt_PT"/>
+        </w:rPr>
+      </w:r>
     </w:p>
     <w:p>
       <w:pPr>
         <w:pStyle w:val="Heading2"/>
       </w:pPr>
       <w:r>
+        <w:rPr>
+          <w:lang w:val="pt_PT" w:bidi="pt_PT"/>
+        </w:rPr>
         <w:t>2 Pedro 2.10–16</w:t>
       </w:r>
-      <w:r/>
-    </w:p>
-    <w:p>
-      <w:r/>
-      <w:r>
+      <w:r>
+        <w:rPr>
+          <w:lang w:val="pt_PT" w:bidi="pt_PT"/>
+        </w:rPr>
+      </w:r>
+    </w:p>
+    <w:p>
+      <w:pPr/>
+      <w:r>
+        <w:rPr>
+          <w:lang w:val="pt_PT" w:bidi="pt_PT"/>
+        </w:rPr>
+      </w:r>
+      <w:r>
+        <w:rPr>
+          <w:lang w:val="pt_PT" w:bidi="pt_PT"/>
+        </w:rPr>
         <w:t>Este perfil dos falsos mestres foca mais em como eles viviam do que no que ensinavam.</w:t>
       </w:r>
-      <w:r/>
-      <w:r/>
-    </w:p>
-    <w:p>
-      <w:r/>
+      <w:r>
+        <w:rPr>
+          <w:lang w:val="pt_PT" w:bidi="pt_PT"/>
+        </w:rPr>
+      </w:r>
+      <w:r>
+        <w:rPr>
+          <w:lang w:val="pt_PT" w:bidi="pt_PT"/>
+        </w:rPr>
+      </w:r>
+    </w:p>
+    <w:p>
+      <w:pPr/>
+      <w:r>
+        <w:rPr>
+          <w:lang w:val="pt_PT" w:bidi="pt_PT"/>
+        </w:rPr>
+      </w:r>
     </w:p>
     <w:p>
       <w:pPr>
         <w:pStyle w:val="Heading2"/>
       </w:pPr>
       <w:r>
+        <w:rPr>
+          <w:lang w:val="pt_PT" w:bidi="pt_PT"/>
+        </w:rPr>
         <w:t>2 Pedro 2.11</w:t>
       </w:r>
-      <w:r/>
-    </w:p>
-    <w:p>
-      <w:r/>
-      <w:r>
+      <w:r>
+        <w:rPr>
+          <w:lang w:val="pt_PT" w:bidi="pt_PT"/>
+        </w:rPr>
+      </w:r>
+    </w:p>
+    <w:p>
+      <w:pPr/>
+      <w:r>
+        <w:rPr>
+          <w:lang w:val="pt_PT" w:bidi="pt_PT"/>
+        </w:rPr>
+      </w:r>
+      <w:r>
+        <w:rPr>
+          <w:lang w:val="pt_PT" w:bidi="pt_PT"/>
+        </w:rPr>
         <w:t xml:space="preserve">Até os anjos </w:t>
       </w:r>
       <w:r>
         <w:rPr>
           <w:i/>
+          <w:lang w:val="pt_PT" w:bidi="pt_PT"/>
         </w:rPr>
         <w:t xml:space="preserve"> … </w:t>
       </w:r>
       <w:r>
+        <w:rPr>
+          <w:lang w:val="pt_PT" w:bidi="pt_PT"/>
+        </w:rPr>
         <w:t xml:space="preserve"> não ousam acusar seres sobrenaturais malignos de blasfêmia, mas os falsos mestres eram tão arrogantes que não hesitavam em fazê-lo.</w:t>
       </w:r>
-      <w:r/>
-      <w:r/>
-    </w:p>
-    <w:p>
-      <w:r/>
+      <w:r>
+        <w:rPr>
+          <w:lang w:val="pt_PT" w:bidi="pt_PT"/>
+        </w:rPr>
+      </w:r>
+      <w:r>
+        <w:rPr>
+          <w:lang w:val="pt_PT" w:bidi="pt_PT"/>
+        </w:rPr>
+      </w:r>
+    </w:p>
+    <w:p>
+      <w:pPr/>
+      <w:r>
+        <w:rPr>
+          <w:lang w:val="pt_PT" w:bidi="pt_PT"/>
+        </w:rPr>
+      </w:r>
     </w:p>
     <w:p>
       <w:pPr>
         <w:pStyle w:val="Heading2"/>
       </w:pPr>
       <w:r>
+        <w:rPr>
+          <w:lang w:val="pt_PT" w:bidi="pt_PT"/>
+        </w:rPr>
         <w:t>2 Pedro 2.13</w:t>
       </w:r>
-      <w:r/>
-    </w:p>
-    <w:p>
-      <w:r/>
-      <w:r>
+      <w:r>
+        <w:rPr>
+          <w:lang w:val="pt_PT" w:bidi="pt_PT"/>
+        </w:rPr>
+      </w:r>
+    </w:p>
+    <w:p>
+      <w:pPr/>
+      <w:r>
+        <w:rPr>
+          <w:lang w:val="pt_PT" w:bidi="pt_PT"/>
+        </w:rPr>
+      </w:r>
+      <w:r>
+        <w:rPr>
+          <w:lang w:val="pt_PT" w:bidi="pt_PT"/>
+        </w:rPr>
         <w:t xml:space="preserve">Eles se deleitam no engano mesmo enquanto comem com você em suas refeições de comunhão: Cp. </w:t>
       </w:r>
       <w:hyperlink r:id="rId65">
         <w:r>
+          <w:rPr>
+            <w:lang w:val="pt_PT" w:bidi="pt_PT"/>
+          </w:rPr>
           <w:rPr>
             <w:color w:val="0000EE"/>
             <w:u w:val="single"/>
@@ -1411,10 +2609,16 @@
         </w:r>
       </w:hyperlink>
       <w:r>
+        <w:rPr>
+          <w:lang w:val="pt_PT" w:bidi="pt_PT"/>
+        </w:rPr>
         <w:t xml:space="preserve">. Os cristãos frequentemente compartilhavam refeições de comunhão em celebração ao Senhor (veja </w:t>
       </w:r>
       <w:hyperlink r:id="rId66">
         <w:r>
+          <w:rPr>
+            <w:lang w:val="pt_PT" w:bidi="pt_PT"/>
+          </w:rPr>
           <w:rPr>
             <w:color w:val="0000EE"/>
             <w:u w:val="single"/>
@@ -1423,10 +2627,16 @@
         </w:r>
       </w:hyperlink>
       <w:r>
+        <w:rPr>
+          <w:lang w:val="pt_PT" w:bidi="pt_PT"/>
+        </w:rPr>
         <w:t xml:space="preserve">; </w:t>
       </w:r>
       <w:hyperlink r:id="rId67">
         <w:r>
+          <w:rPr>
+            <w:lang w:val="pt_PT" w:bidi="pt_PT"/>
+          </w:rPr>
           <w:rPr>
             <w:color w:val="0000EE"/>
             <w:u w:val="single"/>
@@ -1435,46 +2645,68 @@
         </w:r>
       </w:hyperlink>
       <w:r>
+        <w:rPr>
+          <w:lang w:val="pt_PT" w:bidi="pt_PT"/>
+        </w:rPr>
         <w:t xml:space="preserve">). Os falsos mestres estavam usando esses momentos de refeição como oportunidades para enganar os verdadeiros crentes. Alguns manuscritos dizem </w:t>
       </w:r>
       <w:r>
         <w:rPr>
           <w:i/>
+          <w:lang w:val="pt_PT" w:bidi="pt_PT"/>
         </w:rPr>
         <w:t>Eles se deleitam</w:t>
       </w:r>
       <w:r>
+        <w:rPr>
+          <w:lang w:val="pt_PT" w:bidi="pt_PT"/>
+        </w:rPr>
         <w:t xml:space="preserve"> (ou </w:t>
       </w:r>
       <w:r>
         <w:rPr>
           <w:i/>
+          <w:lang w:val="pt_PT" w:bidi="pt_PT"/>
         </w:rPr>
         <w:t>se divertem,</w:t>
       </w:r>
       <w:r>
+        <w:rPr>
+          <w:lang w:val="pt_PT" w:bidi="pt_PT"/>
+        </w:rPr>
         <w:t xml:space="preserve"> ou </w:t>
       </w:r>
       <w:r>
         <w:rPr>
           <w:i/>
+          <w:lang w:val="pt_PT" w:bidi="pt_PT"/>
         </w:rPr>
         <w:t>se esbaldam</w:t>
       </w:r>
       <w:r>
+        <w:rPr>
+          <w:lang w:val="pt_PT" w:bidi="pt_PT"/>
+        </w:rPr>
         <w:t xml:space="preserve">) </w:t>
       </w:r>
       <w:r>
         <w:rPr>
           <w:i/>
+          <w:lang w:val="pt_PT" w:bidi="pt_PT"/>
         </w:rPr>
         <w:t>em suas refeições de comunhão enquanto comem com você.</w:t>
       </w:r>
       <w:r>
+        <w:rPr>
+          <w:lang w:val="pt_PT" w:bidi="pt_PT"/>
+        </w:rPr>
         <w:t xml:space="preserve"> Se essa leitura está correta, eles estavam usando as refeições de comunhão para autoindulgência (cp. </w:t>
       </w:r>
       <w:hyperlink r:id="rId68">
         <w:r>
+          <w:rPr>
+            <w:lang w:val="pt_PT" w:bidi="pt_PT"/>
+          </w:rPr>
           <w:rPr>
             <w:color w:val="0000EE"/>
             <w:u w:val="single"/>
@@ -1483,30 +2715,64 @@
         </w:r>
       </w:hyperlink>
       <w:r>
+        <w:rPr>
+          <w:lang w:val="pt_PT" w:bidi="pt_PT"/>
+        </w:rPr>
         <w:t>).</w:t>
       </w:r>
-      <w:r/>
-      <w:r/>
-    </w:p>
-    <w:p>
-      <w:r/>
+      <w:r>
+        <w:rPr>
+          <w:lang w:val="pt_PT" w:bidi="pt_PT"/>
+        </w:rPr>
+      </w:r>
+      <w:r>
+        <w:rPr>
+          <w:lang w:val="pt_PT" w:bidi="pt_PT"/>
+        </w:rPr>
+      </w:r>
+    </w:p>
+    <w:p>
+      <w:pPr/>
+      <w:r>
+        <w:rPr>
+          <w:lang w:val="pt_PT" w:bidi="pt_PT"/>
+        </w:rPr>
+      </w:r>
     </w:p>
     <w:p>
       <w:pPr>
         <w:pStyle w:val="Heading2"/>
       </w:pPr>
       <w:r>
+        <w:rPr>
+          <w:lang w:val="pt_PT" w:bidi="pt_PT"/>
+        </w:rPr>
         <w:t>2 Pedro 2.15</w:t>
       </w:r>
-      <w:r/>
-    </w:p>
-    <w:p>
-      <w:r/>
-      <w:r>
+      <w:r>
+        <w:rPr>
+          <w:lang w:val="pt_PT" w:bidi="pt_PT"/>
+        </w:rPr>
+      </w:r>
+    </w:p>
+    <w:p>
+      <w:pPr/>
+      <w:r>
+        <w:rPr>
+          <w:lang w:val="pt_PT" w:bidi="pt_PT"/>
+        </w:rPr>
+      </w:r>
+      <w:r>
+        <w:rPr>
+          <w:lang w:val="pt_PT" w:bidi="pt_PT"/>
+        </w:rPr>
         <w:t xml:space="preserve">que amava ganhar dinheiro fazendo o errado: Apesar de consultar a Deus sobre o que deveria fazer, Balaão estava determinado a seguir seu próprio caminho na esperança de receber o dinheiro de Balaque (veja </w:t>
       </w:r>
       <w:hyperlink r:id="rId69">
         <w:r>
+          <w:rPr>
+            <w:lang w:val="pt_PT" w:bidi="pt_PT"/>
+          </w:rPr>
           <w:rPr>
             <w:color w:val="0000EE"/>
             <w:u w:val="single"/>
@@ -1515,97 +2781,199 @@
         </w:r>
       </w:hyperlink>
       <w:r>
+        <w:rPr>
+          <w:lang w:val="pt_PT" w:bidi="pt_PT"/>
+        </w:rPr>
         <w:t xml:space="preserve">). O relato do Antigo Testamento sugere a ganância de Balaão, e a tradição judaica desenvolveu esse tema (veja </w:t>
       </w:r>
       <w:r>
         <w:rPr>
           <w:i/>
+          <w:lang w:val="pt_PT" w:bidi="pt_PT"/>
         </w:rPr>
         <w:t>Números Rabá</w:t>
       </w:r>
       <w:r>
+        <w:rPr>
+          <w:lang w:val="pt_PT" w:bidi="pt_PT"/>
+        </w:rPr>
         <w:t xml:space="preserve"> 20.10; </w:t>
       </w:r>
       <w:r>
         <w:rPr>
           <w:i/>
+          <w:lang w:val="pt_PT" w:bidi="pt_PT"/>
         </w:rPr>
         <w:t>Mishnah Avot</w:t>
       </w:r>
       <w:r>
+        <w:rPr>
+          <w:lang w:val="pt_PT" w:bidi="pt_PT"/>
+        </w:rPr>
         <w:t xml:space="preserve"> 5.22; Filo, </w:t>
       </w:r>
       <w:r>
         <w:rPr>
           <w:i/>
+          <w:lang w:val="pt_PT" w:bidi="pt_PT"/>
         </w:rPr>
         <w:t>Moisés</w:t>
       </w:r>
       <w:r>
+        <w:rPr>
+          <w:lang w:val="pt_PT" w:bidi="pt_PT"/>
+        </w:rPr>
         <w:t xml:space="preserve"> 1.266–268).</w:t>
       </w:r>
-      <w:r/>
-      <w:r/>
-    </w:p>
-    <w:p>
-      <w:r/>
+      <w:r>
+        <w:rPr>
+          <w:lang w:val="pt_PT" w:bidi="pt_PT"/>
+        </w:rPr>
+      </w:r>
+      <w:r>
+        <w:rPr>
+          <w:lang w:val="pt_PT" w:bidi="pt_PT"/>
+        </w:rPr>
+      </w:r>
+    </w:p>
+    <w:p>
+      <w:pPr/>
+      <w:r>
+        <w:rPr>
+          <w:lang w:val="pt_PT" w:bidi="pt_PT"/>
+        </w:rPr>
+      </w:r>
     </w:p>
     <w:p>
       <w:pPr>
         <w:pStyle w:val="Heading2"/>
       </w:pPr>
       <w:r>
+        <w:rPr>
+          <w:lang w:val="pt_PT" w:bidi="pt_PT"/>
+        </w:rPr>
         <w:t>2 Pedro 2.17–22</w:t>
       </w:r>
-      <w:r/>
-    </w:p>
-    <w:p>
-      <w:r/>
-      <w:r>
+      <w:r>
+        <w:rPr>
+          <w:lang w:val="pt_PT" w:bidi="pt_PT"/>
+        </w:rPr>
+      </w:r>
+    </w:p>
+    <w:p>
+      <w:pPr/>
+      <w:r>
+        <w:rPr>
+          <w:lang w:val="pt_PT" w:bidi="pt_PT"/>
+        </w:rPr>
+      </w:r>
+      <w:r>
+        <w:rPr>
+          <w:lang w:val="pt_PT" w:bidi="pt_PT"/>
+        </w:rPr>
         <w:t>Pedro continua sua descrição dos falsos mestres, explicando o efeito que eles têm sobre outras pessoas.</w:t>
       </w:r>
-      <w:r/>
-      <w:r/>
-    </w:p>
-    <w:p>
-      <w:r/>
+      <w:r>
+        <w:rPr>
+          <w:lang w:val="pt_PT" w:bidi="pt_PT"/>
+        </w:rPr>
+      </w:r>
+      <w:r>
+        <w:rPr>
+          <w:lang w:val="pt_PT" w:bidi="pt_PT"/>
+        </w:rPr>
+      </w:r>
+    </w:p>
+    <w:p>
+      <w:pPr/>
+      <w:r>
+        <w:rPr>
+          <w:lang w:val="pt_PT" w:bidi="pt_PT"/>
+        </w:rPr>
+      </w:r>
     </w:p>
     <w:p>
       <w:pPr>
         <w:pStyle w:val="Heading2"/>
       </w:pPr>
       <w:r>
+        <w:rPr>
+          <w:lang w:val="pt_PT" w:bidi="pt_PT"/>
+        </w:rPr>
         <w:t>2 Pedro 2.18</w:t>
       </w:r>
-      <w:r/>
-    </w:p>
-    <w:p>
-      <w:r/>
-      <w:r>
+      <w:r>
+        <w:rPr>
+          <w:lang w:val="pt_PT" w:bidi="pt_PT"/>
+        </w:rPr>
+      </w:r>
+    </w:p>
+    <w:p>
+      <w:pPr/>
+      <w:r>
+        <w:rPr>
+          <w:lang w:val="pt_PT" w:bidi="pt_PT"/>
+        </w:rPr>
+      </w:r>
+      <w:r>
+        <w:rPr>
+          <w:lang w:val="pt_PT" w:bidi="pt_PT"/>
+        </w:rPr>
         <w:t>aqueles que mal escaparam: Os falsos mestres astutamente miraram novos convertidos, pessoas que tinham se comprometido recentemente com Cristo.</w:t>
       </w:r>
-      <w:r/>
-      <w:r/>
-    </w:p>
-    <w:p>
-      <w:r/>
+      <w:r>
+        <w:rPr>
+          <w:lang w:val="pt_PT" w:bidi="pt_PT"/>
+        </w:rPr>
+      </w:r>
+      <w:r>
+        <w:rPr>
+          <w:lang w:val="pt_PT" w:bidi="pt_PT"/>
+        </w:rPr>
+      </w:r>
+    </w:p>
+    <w:p>
+      <w:pPr/>
+      <w:r>
+        <w:rPr>
+          <w:lang w:val="pt_PT" w:bidi="pt_PT"/>
+        </w:rPr>
+      </w:r>
     </w:p>
     <w:p>
       <w:pPr>
         <w:pStyle w:val="Heading2"/>
       </w:pPr>
       <w:r>
+        <w:rPr>
+          <w:lang w:val="pt_PT" w:bidi="pt_PT"/>
+        </w:rPr>
         <w:t>2 Pedro 2.19</w:t>
       </w:r>
-      <w:r/>
-    </w:p>
-    <w:p>
-      <w:r/>
-      <w:r>
+      <w:r>
+        <w:rPr>
+          <w:lang w:val="pt_PT" w:bidi="pt_PT"/>
+        </w:rPr>
+      </w:r>
+    </w:p>
+    <w:p>
+      <w:pPr/>
+      <w:r>
+        <w:rPr>
+          <w:lang w:val="pt_PT" w:bidi="pt_PT"/>
+        </w:rPr>
+      </w:r>
+      <w:r>
+        <w:rPr>
+          <w:lang w:val="pt_PT" w:bidi="pt_PT"/>
+        </w:rPr>
         <w:t>Uma das grandes seduções do falso ensino ao longo dos séculos tem sido a promessa de liberdade da autoridade, mas tal liberdade é ilusória (</w:t>
       </w:r>
       <w:hyperlink r:id="rId70">
         <w:r>
+          <w:rPr>
+            <w:lang w:val="pt_PT" w:bidi="pt_PT"/>
+          </w:rPr>
           <w:rPr>
             <w:color w:val="0000EE"/>
             <w:u w:val="single"/>
@@ -1614,10 +2982,16 @@
         </w:r>
       </w:hyperlink>
       <w:r>
+        <w:rPr>
+          <w:lang w:val="pt_PT" w:bidi="pt_PT"/>
+        </w:rPr>
         <w:t xml:space="preserve">). Os falsos mestres, enquanto se deleitavam em sua liberdade da autoridade (veja </w:t>
       </w:r>
       <w:hyperlink r:id="rId71">
         <w:r>
+          <w:rPr>
+            <w:lang w:val="pt_PT" w:bidi="pt_PT"/>
+          </w:rPr>
           <w:rPr>
             <w:color w:val="0000EE"/>
             <w:u w:val="single"/>
@@ -1626,163 +3000,355 @@
         </w:r>
       </w:hyperlink>
       <w:r>
+        <w:rPr>
+          <w:lang w:val="pt_PT" w:bidi="pt_PT"/>
+        </w:rPr>
         <w:t>), eram, de fato, escravos do pecado e da corrupção.</w:t>
       </w:r>
-      <w:r/>
-      <w:r/>
-    </w:p>
-    <w:p>
-      <w:r/>
+      <w:r>
+        <w:rPr>
+          <w:lang w:val="pt_PT" w:bidi="pt_PT"/>
+        </w:rPr>
+      </w:r>
+      <w:r>
+        <w:rPr>
+          <w:lang w:val="pt_PT" w:bidi="pt_PT"/>
+        </w:rPr>
+      </w:r>
+    </w:p>
+    <w:p>
+      <w:pPr/>
+      <w:r>
+        <w:rPr>
+          <w:lang w:val="pt_PT" w:bidi="pt_PT"/>
+        </w:rPr>
+      </w:r>
     </w:p>
     <w:p>
       <w:pPr>
         <w:pStyle w:val="Heading2"/>
       </w:pPr>
       <w:r>
+        <w:rPr>
+          <w:lang w:val="pt_PT" w:bidi="pt_PT"/>
+        </w:rPr>
         <w:t>2 Pedro 2.20</w:t>
       </w:r>
-      <w:r/>
-    </w:p>
-    <w:p>
-      <w:r/>
-      <w:r>
+      <w:r>
+        <w:rPr>
+          <w:lang w:val="pt_PT" w:bidi="pt_PT"/>
+        </w:rPr>
+      </w:r>
+    </w:p>
+    <w:p>
+      <w:pPr/>
+      <w:r>
+        <w:rPr>
+          <w:lang w:val="pt_PT" w:bidi="pt_PT"/>
+        </w:rPr>
+      </w:r>
+      <w:r>
+        <w:rPr>
+          <w:lang w:val="pt_PT" w:bidi="pt_PT"/>
+        </w:rPr>
         <w:t>eles estão em pior situação do que antes: Os falsos mestres ou seus seguidores conheciam a verdade, mas a rejeição deliberada dessa verdade os colocou em uma situação muito pior do que quando viviam ignorantes no pecado.</w:t>
       </w:r>
-      <w:r/>
-      <w:r/>
-    </w:p>
-    <w:p>
-      <w:r/>
+      <w:r>
+        <w:rPr>
+          <w:lang w:val="pt_PT" w:bidi="pt_PT"/>
+        </w:rPr>
+      </w:r>
+      <w:r>
+        <w:rPr>
+          <w:lang w:val="pt_PT" w:bidi="pt_PT"/>
+        </w:rPr>
+      </w:r>
+    </w:p>
+    <w:p>
+      <w:pPr/>
+      <w:r>
+        <w:rPr>
+          <w:lang w:val="pt_PT" w:bidi="pt_PT"/>
+        </w:rPr>
+      </w:r>
     </w:p>
     <w:p>
       <w:pPr>
         <w:pStyle w:val="Heading2"/>
       </w:pPr>
       <w:r>
+        <w:rPr>
+          <w:lang w:val="pt_PT" w:bidi="pt_PT"/>
+        </w:rPr>
         <w:t>2 Pedro 2.22</w:t>
       </w:r>
-      <w:r/>
-    </w:p>
-    <w:p>
-      <w:r/>
-      <w:r>
+      <w:r>
+        <w:rPr>
+          <w:lang w:val="pt_PT" w:bidi="pt_PT"/>
+        </w:rPr>
+      </w:r>
+    </w:p>
+    <w:p>
+      <w:pPr/>
+      <w:r>
+        <w:rPr>
+          <w:lang w:val="pt_PT" w:bidi="pt_PT"/>
+        </w:rPr>
+      </w:r>
+      <w:r>
+        <w:rPr>
+          <w:lang w:val="pt_PT" w:bidi="pt_PT"/>
+        </w:rPr>
         <w:t xml:space="preserve">“Um cão volta ao seu vômito”: Cães não eram vistos como animais de estimação amigáveis, mas como bestas selvagens e imundas. • “Um porco lavado volta à lama”: Este provérbio pode remontar a um livro popular de ditados chamado </w:t>
       </w:r>
       <w:r>
         <w:rPr>
           <w:i/>
+          <w:lang w:val="pt_PT" w:bidi="pt_PT"/>
         </w:rPr>
         <w:t>Ahiqar</w:t>
       </w:r>
       <w:r>
+        <w:rPr>
+          <w:lang w:val="pt_PT" w:bidi="pt_PT"/>
+        </w:rPr>
         <w:t xml:space="preserve"> de cerca de 500 a.C., que diz: “Meu filho, você tem sido para mim como o porco que entrou no banho quente com pessoas de qualidade, e quando saiu do banho quente, viu um buraco imundo e desceu e rolou nele” (</w:t>
       </w:r>
       <w:r>
         <w:rPr>
           <w:i/>
+          <w:lang w:val="pt_PT" w:bidi="pt_PT"/>
         </w:rPr>
         <w:t>Ahiqar</w:t>
       </w:r>
       <w:r>
+        <w:rPr>
+          <w:lang w:val="pt_PT" w:bidi="pt_PT"/>
+        </w:rPr>
         <w:t xml:space="preserve"> 8.18).</w:t>
       </w:r>
-      <w:r/>
-      <w:r/>
-    </w:p>
-    <w:p>
-      <w:r/>
+      <w:r>
+        <w:rPr>
+          <w:lang w:val="pt_PT" w:bidi="pt_PT"/>
+        </w:rPr>
+      </w:r>
+      <w:r>
+        <w:rPr>
+          <w:lang w:val="pt_PT" w:bidi="pt_PT"/>
+        </w:rPr>
+      </w:r>
+    </w:p>
+    <w:p>
+      <w:pPr/>
+      <w:r>
+        <w:rPr>
+          <w:lang w:val="pt_PT" w:bidi="pt_PT"/>
+        </w:rPr>
+      </w:r>
     </w:p>
     <w:p>
       <w:pPr>
         <w:pStyle w:val="Heading2"/>
       </w:pPr>
       <w:r>
+        <w:rPr>
+          <w:lang w:val="pt_PT" w:bidi="pt_PT"/>
+        </w:rPr>
         <w:t>2 Pedro 3.1</w:t>
       </w:r>
-      <w:r/>
-    </w:p>
-    <w:p>
-      <w:r/>
-      <w:r>
+      <w:r>
+        <w:rPr>
+          <w:lang w:val="pt_PT" w:bidi="pt_PT"/>
+        </w:rPr>
+      </w:r>
+    </w:p>
+    <w:p>
+      <w:pPr/>
+      <w:r>
+        <w:rPr>
+          <w:lang w:val="pt_PT" w:bidi="pt_PT"/>
+        </w:rPr>
+      </w:r>
+      <w:r>
+        <w:rPr>
+          <w:lang w:val="pt_PT" w:bidi="pt_PT"/>
+        </w:rPr>
         <w:t>Esta é minha segunda carta para vocês: A carta anterior foi provavelmente 1Pe.</w:t>
       </w:r>
-      <w:r/>
-      <w:r/>
-    </w:p>
-    <w:p>
-      <w:r/>
+      <w:r>
+        <w:rPr>
+          <w:lang w:val="pt_PT" w:bidi="pt_PT"/>
+        </w:rPr>
+      </w:r>
+      <w:r>
+        <w:rPr>
+          <w:lang w:val="pt_PT" w:bidi="pt_PT"/>
+        </w:rPr>
+      </w:r>
+    </w:p>
+    <w:p>
+      <w:pPr/>
+      <w:r>
+        <w:rPr>
+          <w:lang w:val="pt_PT" w:bidi="pt_PT"/>
+        </w:rPr>
+      </w:r>
     </w:p>
     <w:p>
       <w:pPr>
         <w:pStyle w:val="Heading2"/>
       </w:pPr>
       <w:r>
+        <w:rPr>
+          <w:lang w:val="pt_PT" w:bidi="pt_PT"/>
+        </w:rPr>
         <w:t>2 Pedro 3.1–13</w:t>
       </w:r>
-      <w:r/>
-    </w:p>
-    <w:p>
-      <w:r/>
-      <w:r>
+      <w:r>
+        <w:rPr>
+          <w:lang w:val="pt_PT" w:bidi="pt_PT"/>
+        </w:rPr>
+      </w:r>
+    </w:p>
+    <w:p>
+      <w:pPr/>
+      <w:r>
+        <w:rPr>
+          <w:lang w:val="pt_PT" w:bidi="pt_PT"/>
+        </w:rPr>
+      </w:r>
+      <w:r>
+        <w:rPr>
+          <w:lang w:val="pt_PT" w:bidi="pt_PT"/>
+        </w:rPr>
         <w:t>Pedro passa da denúncia dos falsos mestres para a exortação dos crentes. O ceticismo dos falsos mestres sobre o retorno de Cristo exigia um ensino claro. Os cristãos precisam manter-se firmes na mensagem apostólica sobre o dia do julgamento e viver vidas piedosas em antecipação a esse dia.</w:t>
       </w:r>
-      <w:r/>
-      <w:r/>
-    </w:p>
-    <w:p>
-      <w:r/>
+      <w:r>
+        <w:rPr>
+          <w:lang w:val="pt_PT" w:bidi="pt_PT"/>
+        </w:rPr>
+      </w:r>
+      <w:r>
+        <w:rPr>
+          <w:lang w:val="pt_PT" w:bidi="pt_PT"/>
+        </w:rPr>
+      </w:r>
+    </w:p>
+    <w:p>
+      <w:pPr/>
+      <w:r>
+        <w:rPr>
+          <w:lang w:val="pt_PT" w:bidi="pt_PT"/>
+        </w:rPr>
+      </w:r>
     </w:p>
     <w:p>
       <w:pPr>
         <w:pStyle w:val="Heading2"/>
       </w:pPr>
       <w:r>
+        <w:rPr>
+          <w:lang w:val="pt_PT" w:bidi="pt_PT"/>
+        </w:rPr>
         <w:t>2 Pedro 3.2</w:t>
       </w:r>
-      <w:r/>
-    </w:p>
-    <w:p>
-      <w:r/>
-      <w:r>
+      <w:r>
+        <w:rPr>
+          <w:lang w:val="pt_PT" w:bidi="pt_PT"/>
+        </w:rPr>
+      </w:r>
+    </w:p>
+    <w:p>
+      <w:pPr/>
+      <w:r>
+        <w:rPr>
+          <w:lang w:val="pt_PT" w:bidi="pt_PT"/>
+        </w:rPr>
+      </w:r>
+      <w:r>
+        <w:rPr>
+          <w:lang w:val="pt_PT" w:bidi="pt_PT"/>
+        </w:rPr>
         <w:t xml:space="preserve">Os santos profetas do Antigo Testamento previram o dia do Senhor, quando Deus julgaria seus inimigos (veja </w:t>
       </w:r>
       <w:r>
+        <w:rPr>
+          <w:lang w:val="pt_PT" w:bidi="pt_PT"/>
+        </w:rPr>
         <w:t>nota de estudo em 1.19</w:t>
       </w:r>
       <w:r>
+        <w:rPr>
+          <w:lang w:val="pt_PT" w:bidi="pt_PT"/>
+        </w:rPr>
         <w:t>). • o que nosso Senhor e Salvador ordenou: Jesus havia ensinado a igreja através dos apóstolos.</w:t>
       </w:r>
-      <w:r/>
-      <w:r/>
-    </w:p>
-    <w:p>
-      <w:r/>
+      <w:r>
+        <w:rPr>
+          <w:lang w:val="pt_PT" w:bidi="pt_PT"/>
+        </w:rPr>
+      </w:r>
+      <w:r>
+        <w:rPr>
+          <w:lang w:val="pt_PT" w:bidi="pt_PT"/>
+        </w:rPr>
+      </w:r>
+    </w:p>
+    <w:p>
+      <w:pPr/>
+      <w:r>
+        <w:rPr>
+          <w:lang w:val="pt_PT" w:bidi="pt_PT"/>
+        </w:rPr>
+      </w:r>
     </w:p>
     <w:p>
       <w:pPr>
         <w:pStyle w:val="Heading2"/>
       </w:pPr>
       <w:r>
+        <w:rPr>
+          <w:lang w:val="pt_PT" w:bidi="pt_PT"/>
+        </w:rPr>
         <w:t>2 Pedro 3.3</w:t>
       </w:r>
-      <w:r/>
-    </w:p>
-    <w:p>
-      <w:r/>
-      <w:r>
+      <w:r>
+        <w:rPr>
+          <w:lang w:val="pt_PT" w:bidi="pt_PT"/>
+        </w:rPr>
+      </w:r>
+    </w:p>
+    <w:p>
+      <w:pPr/>
+      <w:r>
+        <w:rPr>
+          <w:lang w:val="pt_PT" w:bidi="pt_PT"/>
+        </w:rPr>
+      </w:r>
+      <w:r>
+        <w:rPr>
+          <w:lang w:val="pt_PT" w:bidi="pt_PT"/>
+        </w:rPr>
         <w:t xml:space="preserve">nos últimos dias: Pedro não estava apenas prevendo um evento no futuro; ele estava falando sobre a situação de seus leitores. No Novo Testamento, </w:t>
       </w:r>
       <w:r>
         <w:rPr>
           <w:i/>
+          <w:lang w:val="pt_PT" w:bidi="pt_PT"/>
         </w:rPr>
         <w:t>os últimos dias</w:t>
       </w:r>
       <w:r>
+        <w:rPr>
+          <w:lang w:val="pt_PT" w:bidi="pt_PT"/>
+        </w:rPr>
         <w:t xml:space="preserve"> referem-se ao período desde a primeira vinda de Jesus até sua segunda vinda (veja </w:t>
       </w:r>
       <w:hyperlink r:id="rId72">
         <w:r>
+          <w:rPr>
+            <w:lang w:val="pt_PT" w:bidi="pt_PT"/>
+          </w:rPr>
           <w:rPr>
             <w:color w:val="0000EE"/>
             <w:u w:val="single"/>
@@ -1791,10 +3357,16 @@
         </w:r>
       </w:hyperlink>
       <w:r>
+        <w:rPr>
+          <w:lang w:val="pt_PT" w:bidi="pt_PT"/>
+        </w:rPr>
         <w:t xml:space="preserve">; </w:t>
       </w:r>
       <w:hyperlink r:id="rId73">
         <w:r>
+          <w:rPr>
+            <w:lang w:val="pt_PT" w:bidi="pt_PT"/>
+          </w:rPr>
           <w:rPr>
             <w:color w:val="0000EE"/>
             <w:u w:val="single"/>
@@ -1803,10 +3375,16 @@
         </w:r>
       </w:hyperlink>
       <w:r>
+        <w:rPr>
+          <w:lang w:val="pt_PT" w:bidi="pt_PT"/>
+        </w:rPr>
         <w:t xml:space="preserve">). É o tempo em que as promessas de Deus são cumpridas. • zombadores virão: Veja </w:t>
       </w:r>
       <w:hyperlink r:id="rId74">
         <w:r>
+          <w:rPr>
+            <w:lang w:val="pt_PT" w:bidi="pt_PT"/>
+          </w:rPr>
           <w:rPr>
             <w:color w:val="0000EE"/>
             <w:u w:val="single"/>
@@ -1815,10 +3393,16 @@
         </w:r>
       </w:hyperlink>
       <w:r>
+        <w:rPr>
+          <w:lang w:val="pt_PT" w:bidi="pt_PT"/>
+        </w:rPr>
         <w:t xml:space="preserve">; </w:t>
       </w:r>
       <w:hyperlink r:id="rId75">
         <w:r>
+          <w:rPr>
+            <w:lang w:val="pt_PT" w:bidi="pt_PT"/>
+          </w:rPr>
           <w:rPr>
             <w:color w:val="0000EE"/>
             <w:u w:val="single"/>
@@ -1827,10 +3411,16 @@
         </w:r>
       </w:hyperlink>
       <w:r>
+        <w:rPr>
+          <w:lang w:val="pt_PT" w:bidi="pt_PT"/>
+        </w:rPr>
         <w:t xml:space="preserve">; </w:t>
       </w:r>
       <w:hyperlink r:id="rId76">
         <w:r>
+          <w:rPr>
+            <w:lang w:val="pt_PT" w:bidi="pt_PT"/>
+          </w:rPr>
           <w:rPr>
             <w:color w:val="0000EE"/>
             <w:u w:val="single"/>
@@ -1839,50 +3429,112 @@
         </w:r>
       </w:hyperlink>
       <w:r>
+        <w:rPr>
+          <w:lang w:val="pt_PT" w:bidi="pt_PT"/>
+        </w:rPr>
         <w:t>. Em vez de usar evidências e lógica para argumentar, os zombadores menosprezam e zombam da verdade.</w:t>
       </w:r>
-      <w:r/>
-      <w:r/>
-    </w:p>
-    <w:p>
-      <w:r/>
+      <w:r>
+        <w:rPr>
+          <w:lang w:val="pt_PT" w:bidi="pt_PT"/>
+        </w:rPr>
+      </w:r>
+      <w:r>
+        <w:rPr>
+          <w:lang w:val="pt_PT" w:bidi="pt_PT"/>
+        </w:rPr>
+      </w:r>
+    </w:p>
+    <w:p>
+      <w:pPr/>
+      <w:r>
+        <w:rPr>
+          <w:lang w:val="pt_PT" w:bidi="pt_PT"/>
+        </w:rPr>
+      </w:r>
     </w:p>
     <w:p>
       <w:pPr>
         <w:pStyle w:val="Heading2"/>
       </w:pPr>
       <w:r>
+        <w:rPr>
+          <w:lang w:val="pt_PT" w:bidi="pt_PT"/>
+        </w:rPr>
         <w:t>2 Pedro 3.4</w:t>
       </w:r>
-      <w:r/>
-    </w:p>
-    <w:p>
-      <w:r/>
-      <w:r>
+      <w:r>
+        <w:rPr>
+          <w:lang w:val="pt_PT" w:bidi="pt_PT"/>
+        </w:rPr>
+      </w:r>
+    </w:p>
+    <w:p>
+      <w:pPr/>
+      <w:r>
+        <w:rPr>
+          <w:lang w:val="pt_PT" w:bidi="pt_PT"/>
+        </w:rPr>
+      </w:r>
+      <w:r>
+        <w:rPr>
+          <w:lang w:val="pt_PT" w:bidi="pt_PT"/>
+        </w:rPr>
         <w:t>Desde os tempos de nossos ancestrais: Os falsos mestres provavelmente afirmavam que, apesar de todas as promessas de Deus de intervir na história, as coisas realmente não haviam mudado e nunca mudariam.</w:t>
       </w:r>
-      <w:r/>
-      <w:r/>
-    </w:p>
-    <w:p>
-      <w:r/>
+      <w:r>
+        <w:rPr>
+          <w:lang w:val="pt_PT" w:bidi="pt_PT"/>
+        </w:rPr>
+      </w:r>
+      <w:r>
+        <w:rPr>
+          <w:lang w:val="pt_PT" w:bidi="pt_PT"/>
+        </w:rPr>
+      </w:r>
+    </w:p>
+    <w:p>
+      <w:pPr/>
+      <w:r>
+        <w:rPr>
+          <w:lang w:val="pt_PT" w:bidi="pt_PT"/>
+        </w:rPr>
+      </w:r>
     </w:p>
     <w:p>
       <w:pPr>
         <w:pStyle w:val="Heading2"/>
       </w:pPr>
       <w:r>
+        <w:rPr>
+          <w:lang w:val="pt_PT" w:bidi="pt_PT"/>
+        </w:rPr>
         <w:t>2 Pedro 3.5</w:t>
       </w:r>
-      <w:r/>
-    </w:p>
-    <w:p>
-      <w:r/>
-      <w:r>
+      <w:r>
+        <w:rPr>
+          <w:lang w:val="pt_PT" w:bidi="pt_PT"/>
+        </w:rPr>
+      </w:r>
+    </w:p>
+    <w:p>
+      <w:pPr/>
+      <w:r>
+        <w:rPr>
+          <w:lang w:val="pt_PT" w:bidi="pt_PT"/>
+        </w:rPr>
+      </w:r>
+      <w:r>
+        <w:rPr>
+          <w:lang w:val="pt_PT" w:bidi="pt_PT"/>
+        </w:rPr>
         <w:t xml:space="preserve">A criação é a primeira evidência de que os falsos mestres estavam errados: a mudança acontece. Se Deus fez o mundo, certamente pode destruí-lo. • trouxe a terra para fora da água: Veja </w:t>
       </w:r>
       <w:hyperlink r:id="rId77">
         <w:r>
+          <w:rPr>
+            <w:lang w:val="pt_PT" w:bidi="pt_PT"/>
+          </w:rPr>
           <w:rPr>
             <w:color w:val="0000EE"/>
             <w:u w:val="single"/>
@@ -1891,10 +3543,16 @@
         </w:r>
       </w:hyperlink>
       <w:r>
+        <w:rPr>
+          <w:lang w:val="pt_PT" w:bidi="pt_PT"/>
+        </w:rPr>
         <w:t xml:space="preserve">, </w:t>
       </w:r>
       <w:hyperlink r:id="rId78">
         <w:r>
+          <w:rPr>
+            <w:lang w:val="pt_PT" w:bidi="pt_PT"/>
+          </w:rPr>
           <w:rPr>
             <w:color w:val="0000EE"/>
             <w:u w:val="single"/>
@@ -1903,30 +3561,64 @@
         </w:r>
       </w:hyperlink>
       <w:r>
+        <w:rPr>
+          <w:lang w:val="pt_PT" w:bidi="pt_PT"/>
+        </w:rPr>
         <w:t>.</w:t>
       </w:r>
-      <w:r/>
-      <w:r/>
-    </w:p>
-    <w:p>
-      <w:r/>
+      <w:r>
+        <w:rPr>
+          <w:lang w:val="pt_PT" w:bidi="pt_PT"/>
+        </w:rPr>
+      </w:r>
+      <w:r>
+        <w:rPr>
+          <w:lang w:val="pt_PT" w:bidi="pt_PT"/>
+        </w:rPr>
+      </w:r>
+    </w:p>
+    <w:p>
+      <w:pPr/>
+      <w:r>
+        <w:rPr>
+          <w:lang w:val="pt_PT" w:bidi="pt_PT"/>
+        </w:rPr>
+      </w:r>
     </w:p>
     <w:p>
       <w:pPr>
         <w:pStyle w:val="Heading2"/>
       </w:pPr>
       <w:r>
+        <w:rPr>
+          <w:lang w:val="pt_PT" w:bidi="pt_PT"/>
+        </w:rPr>
         <w:t>2 Pedro 3.7</w:t>
       </w:r>
-      <w:r/>
-    </w:p>
-    <w:p>
-      <w:r/>
-      <w:r>
+      <w:r>
+        <w:rPr>
+          <w:lang w:val="pt_PT" w:bidi="pt_PT"/>
+        </w:rPr>
+      </w:r>
+    </w:p>
+    <w:p>
+      <w:pPr/>
+      <w:r>
+        <w:rPr>
+          <w:lang w:val="pt_PT" w:bidi="pt_PT"/>
+        </w:rPr>
+      </w:r>
+      <w:r>
+        <w:rPr>
+          <w:lang w:val="pt_PT" w:bidi="pt_PT"/>
+        </w:rPr>
         <w:t xml:space="preserve">O Antigo Testamento associa o fogo com o dia do Senhor (veja </w:t>
       </w:r>
       <w:hyperlink r:id="rId79">
         <w:r>
+          <w:rPr>
+            <w:lang w:val="pt_PT" w:bidi="pt_PT"/>
+          </w:rPr>
           <w:rPr>
             <w:color w:val="0000EE"/>
             <w:u w:val="single"/>
@@ -1935,10 +3627,16 @@
         </w:r>
       </w:hyperlink>
       <w:r>
+        <w:rPr>
+          <w:lang w:val="pt_PT" w:bidi="pt_PT"/>
+        </w:rPr>
         <w:t xml:space="preserve">; </w:t>
       </w:r>
       <w:hyperlink r:id="rId80">
         <w:r>
+          <w:rPr>
+            <w:lang w:val="pt_PT" w:bidi="pt_PT"/>
+          </w:rPr>
           <w:rPr>
             <w:color w:val="0000EE"/>
             <w:u w:val="single"/>
@@ -1947,30 +3645,64 @@
         </w:r>
       </w:hyperlink>
       <w:r>
+        <w:rPr>
+          <w:lang w:val="pt_PT" w:bidi="pt_PT"/>
+        </w:rPr>
         <w:t>).</w:t>
       </w:r>
-      <w:r/>
-      <w:r/>
-    </w:p>
-    <w:p>
-      <w:r/>
+      <w:r>
+        <w:rPr>
+          <w:lang w:val="pt_PT" w:bidi="pt_PT"/>
+        </w:rPr>
+      </w:r>
+      <w:r>
+        <w:rPr>
+          <w:lang w:val="pt_PT" w:bidi="pt_PT"/>
+        </w:rPr>
+      </w:r>
+    </w:p>
+    <w:p>
+      <w:pPr/>
+      <w:r>
+        <w:rPr>
+          <w:lang w:val="pt_PT" w:bidi="pt_PT"/>
+        </w:rPr>
+      </w:r>
     </w:p>
     <w:p>
       <w:pPr>
         <w:pStyle w:val="Heading2"/>
       </w:pPr>
       <w:r>
+        <w:rPr>
+          <w:lang w:val="pt_PT" w:bidi="pt_PT"/>
+        </w:rPr>
         <w:t>2 Pedro 3.8</w:t>
       </w:r>
-      <w:r/>
-    </w:p>
-    <w:p>
-      <w:r/>
-      <w:r>
+      <w:r>
+        <w:rPr>
+          <w:lang w:val="pt_PT" w:bidi="pt_PT"/>
+        </w:rPr>
+      </w:r>
+    </w:p>
+    <w:p>
+      <w:pPr/>
+      <w:r>
+        <w:rPr>
+          <w:lang w:val="pt_PT" w:bidi="pt_PT"/>
+        </w:rPr>
+      </w:r>
+      <w:r>
+        <w:rPr>
+          <w:lang w:val="pt_PT" w:bidi="pt_PT"/>
+        </w:rPr>
         <w:t xml:space="preserve">Pedro alude a </w:t>
       </w:r>
       <w:hyperlink r:id="rId81">
         <w:r>
+          <w:rPr>
+            <w:lang w:val="pt_PT" w:bidi="pt_PT"/>
+          </w:rPr>
           <w:rPr>
             <w:color w:val="0000EE"/>
             <w:u w:val="single"/>
@@ -1979,59 +3711,125 @@
         </w:r>
       </w:hyperlink>
       <w:r>
+        <w:rPr>
+          <w:lang w:val="pt_PT" w:bidi="pt_PT"/>
+        </w:rPr>
         <w:t>. Deus opera de acordo com sua escala de tempo. Ele enviará seu Filho no momento certo.</w:t>
       </w:r>
-      <w:r/>
-      <w:r/>
-    </w:p>
-    <w:p>
-      <w:r/>
+      <w:r>
+        <w:rPr>
+          <w:lang w:val="pt_PT" w:bidi="pt_PT"/>
+        </w:rPr>
+      </w:r>
+      <w:r>
+        <w:rPr>
+          <w:lang w:val="pt_PT" w:bidi="pt_PT"/>
+        </w:rPr>
+      </w:r>
+    </w:p>
+    <w:p>
+      <w:pPr/>
+      <w:r>
+        <w:rPr>
+          <w:lang w:val="pt_PT" w:bidi="pt_PT"/>
+        </w:rPr>
+      </w:r>
     </w:p>
     <w:p>
       <w:pPr>
         <w:pStyle w:val="Heading2"/>
       </w:pPr>
       <w:r>
+        <w:rPr>
+          <w:lang w:val="pt_PT" w:bidi="pt_PT"/>
+        </w:rPr>
         <w:t>2 Pedro 3.10</w:t>
       </w:r>
-      <w:r/>
-    </w:p>
-    <w:p>
-      <w:r/>
-      <w:r>
+      <w:r>
+        <w:rPr>
+          <w:lang w:val="pt_PT" w:bidi="pt_PT"/>
+        </w:rPr>
+      </w:r>
+    </w:p>
+    <w:p>
+      <w:pPr/>
+      <w:r>
+        <w:rPr>
+          <w:lang w:val="pt_PT" w:bidi="pt_PT"/>
+        </w:rPr>
+      </w:r>
+      <w:r>
+        <w:rPr>
+          <w:lang w:val="pt_PT" w:bidi="pt_PT"/>
+        </w:rPr>
         <w:t xml:space="preserve">Os próprios elementos podem se referir aos componentes básicos do universo físico ou ao sol, lua e estrelas. • será encontrado para merecer julgamento: O texto grego aqui é complexo; a interpretação seguida pela NLTH provavelmente significa que a criação </w:t>
       </w:r>
       <w:r>
         <w:rPr>
           <w:i/>
+          <w:lang w:val="pt_PT" w:bidi="pt_PT"/>
         </w:rPr>
         <w:t>aparecerá diante</w:t>
       </w:r>
       <w:r>
+        <w:rPr>
+          <w:lang w:val="pt_PT" w:bidi="pt_PT"/>
+        </w:rPr>
         <w:t xml:space="preserve"> de Deus no momento do julgamento, e Ele considerará que merece seu julgamento.</w:t>
       </w:r>
-      <w:r/>
-      <w:r/>
-    </w:p>
-    <w:p>
-      <w:r/>
+      <w:r>
+        <w:rPr>
+          <w:lang w:val="pt_PT" w:bidi="pt_PT"/>
+        </w:rPr>
+      </w:r>
+      <w:r>
+        <w:rPr>
+          <w:lang w:val="pt_PT" w:bidi="pt_PT"/>
+        </w:rPr>
+      </w:r>
+    </w:p>
+    <w:p>
+      <w:pPr/>
+      <w:r>
+        <w:rPr>
+          <w:lang w:val="pt_PT" w:bidi="pt_PT"/>
+        </w:rPr>
+      </w:r>
     </w:p>
     <w:p>
       <w:pPr>
         <w:pStyle w:val="Heading2"/>
       </w:pPr>
       <w:r>
+        <w:rPr>
+          <w:lang w:val="pt_PT" w:bidi="pt_PT"/>
+        </w:rPr>
         <w:t>2 Pedro 3.12</w:t>
       </w:r>
-      <w:r/>
-    </w:p>
-    <w:p>
-      <w:r/>
-      <w:r>
+      <w:r>
+        <w:rPr>
+          <w:lang w:val="pt_PT" w:bidi="pt_PT"/>
+        </w:rPr>
+      </w:r>
+    </w:p>
+    <w:p>
+      <w:pPr/>
+      <w:r>
+        <w:rPr>
+          <w:lang w:val="pt_PT" w:bidi="pt_PT"/>
+        </w:rPr>
+      </w:r>
+      <w:r>
+        <w:rPr>
+          <w:lang w:val="pt_PT" w:bidi="pt_PT"/>
+        </w:rPr>
         <w:t xml:space="preserve">Aguardando ansiosamente o dia de Deus e apressando-o: o povo de Deus pode apressar o fim por meio de seu arrependimento e vida piedosa (cp. </w:t>
       </w:r>
       <w:hyperlink r:id="rId82">
         <w:r>
+          <w:rPr>
+            <w:lang w:val="pt_PT" w:bidi="pt_PT"/>
+          </w:rPr>
           <w:rPr>
             <w:color w:val="0000EE"/>
             <w:u w:val="single"/>
@@ -2040,10 +3838,16 @@
         </w:r>
       </w:hyperlink>
       <w:r>
+        <w:rPr>
+          <w:lang w:val="pt_PT" w:bidi="pt_PT"/>
+        </w:rPr>
         <w:t xml:space="preserve">). • os elementos se derreterão: cp. </w:t>
       </w:r>
       <w:hyperlink r:id="rId83">
         <w:r>
+          <w:rPr>
+            <w:lang w:val="pt_PT" w:bidi="pt_PT"/>
+          </w:rPr>
           <w:rPr>
             <w:color w:val="0000EE"/>
             <w:u w:val="single"/>
@@ -2052,10 +3856,16 @@
         </w:r>
       </w:hyperlink>
       <w:r>
+        <w:rPr>
+          <w:lang w:val="pt_PT" w:bidi="pt_PT"/>
+        </w:rPr>
         <w:t xml:space="preserve">; veja também </w:t>
       </w:r>
       <w:hyperlink r:id="rId84">
         <w:r>
+          <w:rPr>
+            <w:lang w:val="pt_PT" w:bidi="pt_PT"/>
+          </w:rPr>
           <w:rPr>
             <w:color w:val="0000EE"/>
             <w:u w:val="single"/>
@@ -2064,30 +3874,64 @@
         </w:r>
       </w:hyperlink>
       <w:r>
+        <w:rPr>
+          <w:lang w:val="pt_PT" w:bidi="pt_PT"/>
+        </w:rPr>
         <w:t>.</w:t>
       </w:r>
-      <w:r/>
-      <w:r/>
-    </w:p>
-    <w:p>
-      <w:r/>
+      <w:r>
+        <w:rPr>
+          <w:lang w:val="pt_PT" w:bidi="pt_PT"/>
+        </w:rPr>
+      </w:r>
+      <w:r>
+        <w:rPr>
+          <w:lang w:val="pt_PT" w:bidi="pt_PT"/>
+        </w:rPr>
+      </w:r>
+    </w:p>
+    <w:p>
+      <w:pPr/>
+      <w:r>
+        <w:rPr>
+          <w:lang w:val="pt_PT" w:bidi="pt_PT"/>
+        </w:rPr>
+      </w:r>
     </w:p>
     <w:p>
       <w:pPr>
         <w:pStyle w:val="Heading2"/>
       </w:pPr>
       <w:r>
+        <w:rPr>
+          <w:lang w:val="pt_PT" w:bidi="pt_PT"/>
+        </w:rPr>
         <w:t>2 Pedro 3.13</w:t>
       </w:r>
-      <w:r/>
-    </w:p>
-    <w:p>
-      <w:r/>
-      <w:r>
+      <w:r>
+        <w:rPr>
+          <w:lang w:val="pt_PT" w:bidi="pt_PT"/>
+        </w:rPr>
+      </w:r>
+    </w:p>
+    <w:p>
+      <w:pPr/>
+      <w:r>
+        <w:rPr>
+          <w:lang w:val="pt_PT" w:bidi="pt_PT"/>
+        </w:rPr>
+      </w:r>
+      <w:r>
+        <w:rPr>
+          <w:lang w:val="pt_PT" w:bidi="pt_PT"/>
+        </w:rPr>
         <w:t xml:space="preserve">os novos céus e a nova terra: Veja </w:t>
       </w:r>
       <w:hyperlink r:id="rId85">
         <w:r>
+          <w:rPr>
+            <w:lang w:val="pt_PT" w:bidi="pt_PT"/>
+          </w:rPr>
           <w:rPr>
             <w:color w:val="0000EE"/>
             <w:u w:val="single"/>
@@ -2096,10 +3940,16 @@
         </w:r>
       </w:hyperlink>
       <w:r>
+        <w:rPr>
+          <w:lang w:val="pt_PT" w:bidi="pt_PT"/>
+        </w:rPr>
         <w:t xml:space="preserve">; </w:t>
       </w:r>
       <w:hyperlink r:id="rId86">
         <w:r>
+          <w:rPr>
+            <w:lang w:val="pt_PT" w:bidi="pt_PT"/>
+          </w:rPr>
           <w:rPr>
             <w:color w:val="0000EE"/>
             <w:u w:val="single"/>
@@ -2108,10 +3958,16 @@
         </w:r>
       </w:hyperlink>
       <w:r>
+        <w:rPr>
+          <w:lang w:val="pt_PT" w:bidi="pt_PT"/>
+        </w:rPr>
         <w:t xml:space="preserve">; </w:t>
       </w:r>
       <w:hyperlink r:id="rId87">
         <w:r>
+          <w:rPr>
+            <w:lang w:val="pt_PT" w:bidi="pt_PT"/>
+          </w:rPr>
           <w:rPr>
             <w:color w:val="0000EE"/>
             <w:u w:val="single"/>
@@ -2120,30 +3976,64 @@
         </w:r>
       </w:hyperlink>
       <w:r>
+        <w:rPr>
+          <w:lang w:val="pt_PT" w:bidi="pt_PT"/>
+        </w:rPr>
         <w:t>.</w:t>
       </w:r>
-      <w:r/>
-      <w:r/>
-    </w:p>
-    <w:p>
-      <w:r/>
+      <w:r>
+        <w:rPr>
+          <w:lang w:val="pt_PT" w:bidi="pt_PT"/>
+        </w:rPr>
+      </w:r>
+      <w:r>
+        <w:rPr>
+          <w:lang w:val="pt_PT" w:bidi="pt_PT"/>
+        </w:rPr>
+      </w:r>
+    </w:p>
+    <w:p>
+      <w:pPr/>
+      <w:r>
+        <w:rPr>
+          <w:lang w:val="pt_PT" w:bidi="pt_PT"/>
+        </w:rPr>
+      </w:r>
     </w:p>
     <w:p>
       <w:pPr>
         <w:pStyle w:val="Heading2"/>
       </w:pPr>
       <w:r>
+        <w:rPr>
+          <w:lang w:val="pt_PT" w:bidi="pt_PT"/>
+        </w:rPr>
         <w:t>2 Pedro 3.15</w:t>
       </w:r>
-      <w:r/>
-    </w:p>
-    <w:p>
-      <w:r/>
-      <w:r>
+      <w:r>
+        <w:rPr>
+          <w:lang w:val="pt_PT" w:bidi="pt_PT"/>
+        </w:rPr>
+      </w:r>
+    </w:p>
+    <w:p>
+      <w:pPr/>
+      <w:r>
+        <w:rPr>
+          <w:lang w:val="pt_PT" w:bidi="pt_PT"/>
+        </w:rPr>
+      </w:r>
+      <w:r>
+        <w:rPr>
+          <w:lang w:val="pt_PT" w:bidi="pt_PT"/>
+        </w:rPr>
         <w:t>nosso amado irmão Paulo: O Novo Testamento nos revela pouco sobre o relacionamento entre Pedro e Paulo. Por causa da disputa em Antioquia (</w:t>
       </w:r>
       <w:hyperlink r:id="rId88">
         <w:r>
+          <w:rPr>
+            <w:lang w:val="pt_PT" w:bidi="pt_PT"/>
+          </w:rPr>
           <w:rPr>
             <w:color w:val="0000EE"/>
             <w:u w:val="single"/>
@@ -2152,10 +4042,16 @@
         </w:r>
       </w:hyperlink>
       <w:r>
+        <w:rPr>
+          <w:lang w:val="pt_PT" w:bidi="pt_PT"/>
+        </w:rPr>
         <w:t>), às vezes se pensa que os dois eram hostis um ao outro, mas o Novo Testamento apresenta um quadro diferente. Pedro e Paulo essencialmente concordaram sobre as boas-novas para os gentios (</w:t>
       </w:r>
       <w:hyperlink r:id="rId89">
         <w:r>
+          <w:rPr>
+            <w:lang w:val="pt_PT" w:bidi="pt_PT"/>
+          </w:rPr>
           <w:rPr>
             <w:color w:val="0000EE"/>
             <w:u w:val="single"/>
@@ -2164,10 +4060,16 @@
         </w:r>
       </w:hyperlink>
       <w:r>
+        <w:rPr>
+          <w:lang w:val="pt_PT" w:bidi="pt_PT"/>
+        </w:rPr>
         <w:t xml:space="preserve">; </w:t>
       </w:r>
       <w:hyperlink r:id="rId90">
         <w:r>
+          <w:rPr>
+            <w:lang w:val="pt_PT" w:bidi="pt_PT"/>
+          </w:rPr>
           <w:rPr>
             <w:color w:val="0000EE"/>
             <w:u w:val="single"/>
@@ -2176,10 +4078,16 @@
         </w:r>
       </w:hyperlink>
       <w:r>
+        <w:rPr>
+          <w:lang w:val="pt_PT" w:bidi="pt_PT"/>
+        </w:rPr>
         <w:t xml:space="preserve">). Silas e Marcos foram associados tanto de Paulo quanto de Pedro (veja </w:t>
       </w:r>
       <w:hyperlink r:id="rId91">
         <w:r>
+          <w:rPr>
+            <w:lang w:val="pt_PT" w:bidi="pt_PT"/>
+          </w:rPr>
           <w:rPr>
             <w:color w:val="0000EE"/>
             <w:u w:val="single"/>
@@ -2188,50 +4096,117 @@
         </w:r>
       </w:hyperlink>
       <w:r>
+        <w:rPr>
+          <w:lang w:val="pt_PT" w:bidi="pt_PT"/>
+        </w:rPr>
         <w:t>). Segundo a tradição, ambos os apóstolos foram martirizados em Roma durante a mesma perseguição por Nero em meados dos anos 60 d.C..</w:t>
       </w:r>
-      <w:r/>
-      <w:r/>
-    </w:p>
-    <w:p>
-      <w:r/>
+      <w:r>
+        <w:rPr>
+          <w:lang w:val="pt_PT" w:bidi="pt_PT"/>
+        </w:rPr>
+      </w:r>
+      <w:r>
+        <w:rPr>
+          <w:lang w:val="pt_PT" w:bidi="pt_PT"/>
+        </w:rPr>
+      </w:r>
+    </w:p>
+    <w:p>
+      <w:pPr/>
+      <w:r>
+        <w:rPr>
+          <w:lang w:val="pt_PT" w:bidi="pt_PT"/>
+        </w:rPr>
+      </w:r>
     </w:p>
     <w:p>
       <w:pPr>
         <w:pStyle w:val="Heading2"/>
       </w:pPr>
       <w:r>
+        <w:rPr>
+          <w:lang w:val="pt_PT" w:bidi="pt_PT"/>
+        </w:rPr>
         <w:t>2 Pedro 3.16</w:t>
       </w:r>
-      <w:r/>
-    </w:p>
-    <w:p>
-      <w:r/>
-      <w:r>
+      <w:r>
+        <w:rPr>
+          <w:lang w:val="pt_PT" w:bidi="pt_PT"/>
+        </w:rPr>
+      </w:r>
+    </w:p>
+    <w:p>
+      <w:pPr/>
+      <w:r>
+        <w:rPr>
+          <w:lang w:val="pt_PT" w:bidi="pt_PT"/>
+        </w:rPr>
+      </w:r>
+      <w:r>
+        <w:rPr>
+          <w:lang w:val="pt_PT" w:bidi="pt_PT"/>
+        </w:rPr>
         <w:t>Pedro provavelmente conhecia todas as cartas de Paulo, exceto uma ou duas, naquela época. A linguagem de Pedro sugere que ele considerava as cartas de Paulo como pertencentes à categoria das Escrituras.</w:t>
       </w:r>
-      <w:r/>
-      <w:r/>
-    </w:p>
-    <w:p>
-      <w:r/>
+      <w:r>
+        <w:rPr>
+          <w:lang w:val="pt_PT" w:bidi="pt_PT"/>
+        </w:rPr>
+      </w:r>
+      <w:r>
+        <w:rPr>
+          <w:lang w:val="pt_PT" w:bidi="pt_PT"/>
+        </w:rPr>
+      </w:r>
+    </w:p>
+    <w:p>
+      <w:pPr/>
+      <w:r>
+        <w:rPr>
+          <w:lang w:val="pt_PT" w:bidi="pt_PT"/>
+        </w:rPr>
+      </w:r>
     </w:p>
     <w:p>
       <w:pPr>
         <w:pStyle w:val="Heading2"/>
       </w:pPr>
       <w:r>
+        <w:rPr>
+          <w:lang w:val="pt_PT" w:bidi="pt_PT"/>
+        </w:rPr>
         <w:t>2 Pedro 3.17–18</w:t>
       </w:r>
-      <w:r/>
-    </w:p>
-    <w:p>
-      <w:r/>
-      <w:r>
+      <w:r>
+        <w:rPr>
+          <w:lang w:val="pt_PT" w:bidi="pt_PT"/>
+        </w:rPr>
+      </w:r>
+    </w:p>
+    <w:p>
+      <w:pPr/>
+      <w:r>
+        <w:rPr>
+          <w:lang w:val="pt_PT" w:bidi="pt_PT"/>
+        </w:rPr>
+      </w:r>
+      <w:r>
+        <w:rPr>
+          <w:lang w:val="pt_PT" w:bidi="pt_PT"/>
+        </w:rPr>
         <w:t>Pedro reafirma seu propósito: proteger seus leitores de falsos mestres para que possam crescer na graça. Ele termina com uma doxologia ao nosso Senhor e Salvador, Jesus Cristo.</w:t>
       </w:r>
-      <w:r/>
-      <w:r/>
+      <w:r>
+        <w:rPr>
+          <w:lang w:val="pt_PT" w:bidi="pt_PT"/>
+        </w:rPr>
+      </w:r>
+      <w:r>
+        <w:rPr>
+          <w:lang w:val="pt_PT" w:bidi="pt_PT"/>
+        </w:rPr>
+      </w:r>
     </w:p>
     <w:sectPr>
       <w:footnotePr>
@@ -4133,7 +6108,7 @@
     <w:rPrDefault>
       <w:rPr>
         <w:rFonts w:ascii="Times New Roman" w:eastAsia="Times New Roman" w:hAnsi="Times New Roman" w:cs="Times New Roman"/>
-        <w:lang w:val="en-US" w:eastAsia="en-US" w:bidi="ar-SA"/>
+        <w:lang w:val="pt_PT" w:eastAsia="en-US" w:bidi="ar-SA"/>
       </w:rPr>
     </w:rPrDefault>
     <w:pPrDefault/>

--- a/por/docx/61.content.docx
+++ b/por/docx/61.content.docx
@@ -28,22 +28,6 @@
       </w:r>
     </w:p>
     <w:p>
-      <w:pPr>
-        <w:pStyle w:val="Heading2"/>
-      </w:pPr>
-      <w:r>
-        <w:rPr>
-          <w:lang w:val="pt_PT" w:bidi="pt_PT"/>
-        </w:rPr>
-        <w:t>License Information</w:t>
-      </w:r>
-      <w:r>
-        <w:rPr>
-          <w:lang w:val="pt_PT" w:bidi="pt_PT"/>
-        </w:rPr>
-      </w:r>
-    </w:p>
-    <w:p>
       <w:pPr/>
       <w:r>
         <w:rPr>
@@ -55,19 +39,21 @@
           <w:b/>
           <w:lang w:val="pt_PT" w:bidi="pt_PT"/>
         </w:rPr>
-        <w:t>Notas de Estudo (Tyndale)</w:t>
-      </w:r>
-      <w:r>
-        <w:rPr>
-          <w:lang w:val="pt_PT" w:bidi="pt_PT"/>
-        </w:rPr>
-        <w:t xml:space="preserve"> (Portuguese) is based on</w:t>
-      </w:r>
-      <w:r>
-        <w:rPr>
-          <w:lang w:val="pt_PT" w:bidi="pt_PT"/>
-        </w:rPr>
-        <w:t xml:space="preserve">: </w:t>
+        <w:t>Aquifer Open Study Notes</w:t>
+      </w:r>
+    </w:p>
+    <w:p>
+      <w:pPr/>
+      <w:r>
+        <w:rPr>
+          <w:lang w:val="pt_PT" w:bidi="pt_PT"/>
+        </w:rPr>
+      </w:r>
+      <w:r>
+        <w:rPr>
+          <w:lang w:val="pt_PT" w:bidi="pt_PT"/>
+        </w:rPr>
+        <w:t xml:space="preserve">This work is an adaptation of </w:t>
       </w:r>
       <w:r>
         <w:rPr>
@@ -79,62 +65,33 @@
         <w:rPr>
           <w:lang w:val="pt_PT" w:bidi="pt_PT"/>
         </w:rPr>
-        <w:t xml:space="preserve">, </w:t>
-      </w:r>
-      <w:hyperlink r:id="rId13">
-        <w:r>
-          <w:rPr>
-            <w:lang w:val="pt_PT" w:bidi="pt_PT"/>
-          </w:rPr>
-          <w:rPr>
-            <w:color w:val="0000EE"/>
-            <w:u w:val="single"/>
-          </w:rPr>
-          <w:t>Tyndale House Publishers</w:t>
-        </w:r>
-      </w:hyperlink>
-      <w:r>
-        <w:rPr>
-          <w:lang w:val="pt_PT" w:bidi="pt_PT"/>
-        </w:rPr>
-        <w:t xml:space="preserve">, 2019, which is licensed under a </w:t>
-      </w:r>
-      <w:hyperlink r:id="rId14">
-        <w:r>
-          <w:rPr>
-            <w:lang w:val="pt_PT" w:bidi="pt_PT"/>
-          </w:rPr>
-          <w:rPr>
-            <w:color w:val="0000EE"/>
-            <w:u w:val="single"/>
-          </w:rPr>
-          <w:t>CC BY-SA 4.0 license</w:t>
-        </w:r>
-      </w:hyperlink>
-      <w:r>
-        <w:rPr>
-          <w:lang w:val="pt_PT" w:bidi="pt_PT"/>
-        </w:rPr>
-        <w:t>.</w:t>
-      </w:r>
-      <w:r>
-        <w:rPr>
-          <w:lang w:val="pt_PT" w:bidi="pt_PT"/>
-        </w:rPr>
-      </w:r>
-    </w:p>
-    <w:p>
-      <w:pPr/>
-      <w:r>
-        <w:rPr>
-          <w:lang w:val="pt_PT" w:bidi="pt_PT"/>
-        </w:rPr>
-      </w:r>
-      <w:r>
-        <w:rPr>
-          <w:lang w:val="pt_PT" w:bidi="pt_PT"/>
-        </w:rPr>
-        <w:t>This PDF version is provided under the same license.</w:t>
+        <w:t xml:space="preserve"> © 2023 Tyndale House Publishers, licensed under the CC BY-SA 4.0 license. The adaptation, </w:t>
+      </w:r>
+      <w:r>
+        <w:rPr>
+          <w:lang w:val="pt_PT" w:bidi="pt_PT"/>
+        </w:rPr>
+        <w:t>Aquifer Open Study Notes</w:t>
+      </w:r>
+      <w:r>
+        <w:rPr>
+          <w:lang w:val="pt_PT" w:bidi="pt_PT"/>
+        </w:rPr>
+        <w:t>, was created by Mission Mutual and is also licensed under CC BY-SA 4.0.</w:t>
+      </w:r>
+    </w:p>
+    <w:p>
+      <w:pPr/>
+      <w:r>
+        <w:rPr>
+          <w:lang w:val="pt_PT" w:bidi="pt_PT"/>
+        </w:rPr>
+      </w:r>
+      <w:r>
+        <w:rPr>
+          <w:lang w:val="pt_PT" w:bidi="pt_PT"/>
+        </w:rPr>
+        <w:t>This resource has been adapted into multiple languages, including English, Tok Pisin, Arabic (عربي), French (Français), Hindi (हिंदी), Indonesian (Bahasa Indonesia), Portuguese (Português), Russian (Русский), Spanish (Español), Swahili (Kiswahili), and Simplified Chinese (简体中文).</w:t>
       </w:r>
       <w:r>
         <w:rPr>
@@ -296,7 +253,7 @@
         </w:rPr>
         <w:t>Simão era um dos nomes judaicos mais comuns no primeiro século. Jesus deu-lhe o nome Pedro (</w:t>
       </w:r>
-      <w:hyperlink r:id="rId15">
+      <w:hyperlink r:id="rId13">
         <w:r>
           <w:rPr>
             <w:lang w:val="pt_PT" w:bidi="pt_PT"/>
@@ -339,7 +296,7 @@
         </w:rPr>
         <w:t>). • um escravo … de Jesus Cristo: No Antigo Testamento, líderes importantes do povo de Deus são chamados de servos do Senhor (</w:t>
       </w:r>
-      <w:hyperlink r:id="rId16">
+      <w:hyperlink r:id="rId14">
         <w:r>
           <w:rPr>
             <w:lang w:val="pt_PT" w:bidi="pt_PT"/>
@@ -357,7 +314,7 @@
         </w:rPr>
         <w:t xml:space="preserve">; </w:t>
       </w:r>
-      <w:hyperlink r:id="rId17">
+      <w:hyperlink r:id="rId15">
         <w:r>
           <w:rPr>
             <w:lang w:val="pt_PT" w:bidi="pt_PT"/>
@@ -375,7 +332,7 @@
         </w:rPr>
         <w:t xml:space="preserve">; </w:t>
       </w:r>
-      <w:hyperlink r:id="rId18">
+      <w:hyperlink r:id="rId16">
         <w:r>
           <w:rPr>
             <w:lang w:val="pt_PT" w:bidi="pt_PT"/>
@@ -393,7 +350,7 @@
         </w:rPr>
         <w:t xml:space="preserve">). O título destaca a submissão de Pedro a Cristo e sugere que ele tinha um papel importante no plano de Deus. • Provavelmente nos referimos a cristãos judeus; os destinatários eram principalmente cristãos gentios. Na nova aliança, cristãos gentios e judeus compartilham a mesma fé preciosa e estão em pé de igualdade como povo de Deus (veja </w:t>
       </w:r>
-      <w:hyperlink r:id="rId19">
+      <w:hyperlink r:id="rId17">
         <w:r>
           <w:rPr>
             <w:lang w:val="pt_PT" w:bidi="pt_PT"/>
@@ -411,7 +368,7 @@
         </w:rPr>
         <w:t xml:space="preserve">). • Este é um dos poucos lugares no Novo Testamento onde Jesus Cristo é chamado de Deus (veja também </w:t>
       </w:r>
-      <w:hyperlink r:id="rId20">
+      <w:hyperlink r:id="rId18">
         <w:r>
           <w:rPr>
             <w:lang w:val="pt_PT" w:bidi="pt_PT"/>
@@ -429,7 +386,7 @@
         </w:rPr>
         <w:t xml:space="preserve">; </w:t>
       </w:r>
-      <w:hyperlink r:id="rId21">
+      <w:hyperlink r:id="rId19">
         <w:r>
           <w:rPr>
             <w:lang w:val="pt_PT" w:bidi="pt_PT"/>
@@ -447,7 +404,7 @@
         </w:rPr>
         <w:t xml:space="preserve">; </w:t>
       </w:r>
-      <w:hyperlink r:id="rId22">
+      <w:hyperlink r:id="rId20">
         <w:r>
           <w:rPr>
             <w:lang w:val="pt_PT" w:bidi="pt_PT"/>
@@ -465,7 +422,7 @@
         </w:rPr>
         <w:t xml:space="preserve">; </w:t>
       </w:r>
-      <w:hyperlink r:id="rId23">
+      <w:hyperlink r:id="rId21">
         <w:r>
           <w:rPr>
             <w:lang w:val="pt_PT" w:bidi="pt_PT"/>
@@ -483,7 +440,7 @@
         </w:rPr>
         <w:t xml:space="preserve">; </w:t>
       </w:r>
-      <w:hyperlink r:id="rId24">
+      <w:hyperlink r:id="rId22">
         <w:r>
           <w:rPr>
             <w:lang w:val="pt_PT" w:bidi="pt_PT"/>
@@ -501,7 +458,7 @@
         </w:rPr>
         <w:t xml:space="preserve">; </w:t>
       </w:r>
-      <w:hyperlink r:id="rId25">
+      <w:hyperlink r:id="rId23">
         <w:r>
           <w:rPr>
             <w:lang w:val="pt_PT" w:bidi="pt_PT"/>
@@ -593,7 +550,7 @@
         </w:rPr>
         <w:t xml:space="preserve"> de “Jesus nosso Senhor” (</w:t>
       </w:r>
-      <w:hyperlink r:id="rId26">
+      <w:hyperlink r:id="rId24">
         <w:r>
           <w:rPr>
             <w:lang w:val="pt_PT" w:bidi="pt_PT"/>
@@ -659,7 +616,7 @@
         </w:rPr>
         <w:t>Uma explicação de tudo o que Deus nos deu em Cristo (</w:t>
       </w:r>
-      <w:hyperlink r:id="rId27">
+      <w:hyperlink r:id="rId25">
         <w:r>
           <w:rPr>
             <w:lang w:val="pt_PT" w:bidi="pt_PT"/>
@@ -677,7 +634,7 @@
         </w:rPr>
         <w:t>) forma a base para uma exortação urgente para crescer no conhecimento de Cristo (</w:t>
       </w:r>
-      <w:hyperlink r:id="rId28">
+      <w:hyperlink r:id="rId26">
         <w:r>
           <w:rPr>
             <w:lang w:val="pt_PT" w:bidi="pt_PT"/>
@@ -743,7 +700,7 @@
         </w:rPr>
         <w:t xml:space="preserve">permitir que você compartilhe da natureza divina: Pedro provavelmente não quis dizer que nossas almas se fundem com Deus, mas que os crentes compartilham das qualidades de Deus (cp. </w:t>
       </w:r>
-      <w:hyperlink r:id="rId29">
+      <w:hyperlink r:id="rId27">
         <w:r>
           <w:rPr>
             <w:lang w:val="pt_PT" w:bidi="pt_PT"/>
@@ -761,7 +718,7 @@
         </w:rPr>
         <w:t xml:space="preserve">; </w:t>
       </w:r>
-      <w:hyperlink r:id="rId30">
+      <w:hyperlink r:id="rId28">
         <w:r>
           <w:rPr>
             <w:lang w:val="pt_PT" w:bidi="pt_PT"/>
@@ -779,7 +736,7 @@
         </w:rPr>
         <w:t xml:space="preserve">; </w:t>
       </w:r>
-      <w:hyperlink r:id="rId31">
+      <w:hyperlink r:id="rId29">
         <w:r>
           <w:rPr>
             <w:lang w:val="pt_PT" w:bidi="pt_PT"/>
@@ -797,7 +754,7 @@
         </w:rPr>
         <w:t xml:space="preserve">; </w:t>
       </w:r>
-      <w:hyperlink r:id="rId32">
+      <w:hyperlink r:id="rId30">
         <w:r>
           <w:rPr>
             <w:lang w:val="pt_PT" w:bidi="pt_PT"/>
@@ -876,7 +833,7 @@
         </w:rPr>
         <w:t>. A sequência em tais passagens não é enfatizada—p.ex., Pedro não sugere que a excelência moral deve preceder o conhecimento. No entanto, o amor é o ápice das virtudes (</w:t>
       </w:r>
-      <w:hyperlink r:id="rId33">
+      <w:hyperlink r:id="rId31">
         <w:r>
           <w:rPr>
             <w:lang w:val="pt_PT" w:bidi="pt_PT"/>
@@ -1016,7 +973,7 @@
         </w:rPr>
         <w:t xml:space="preserve">, no qual um líder idoso e respeitado dá instruções finais a seus filhos ou outros em seu leito de morte (cp. </w:t>
       </w:r>
-      <w:hyperlink r:id="rId34">
+      <w:hyperlink r:id="rId32">
         <w:r>
           <w:rPr>
             <w:lang w:val="pt_PT" w:bidi="pt_PT"/>
@@ -1034,7 +991,7 @@
         </w:rPr>
         <w:t xml:space="preserve">; </w:t>
       </w:r>
-      <w:hyperlink r:id="rId35">
+      <w:hyperlink r:id="rId33">
         <w:r>
           <w:rPr>
             <w:lang w:val="pt_PT" w:bidi="pt_PT"/>
@@ -1107,7 +1064,7 @@
         </w:rPr>
         <w:t>Esta profecia pode ter vindo em uma visão, mas é mais provável que Pedro estivesse recordando a profecia de Jesus sobre sua morte (</w:t>
       </w:r>
-      <w:hyperlink r:id="rId36">
+      <w:hyperlink r:id="rId34">
         <w:r>
           <w:rPr>
             <w:lang w:val="pt_PT" w:bidi="pt_PT"/>
@@ -1186,7 +1143,7 @@
         </w:rPr>
         <w:t>): Os falsos mestres provavelmente estavam acusando que a mensagem do retorno de Cristo era apenas uma fábula edificante sem verdade factual. • Nós vimos sua majestosa glória com nossos próprios olhos: Na transfiguração de Jesus (</w:t>
       </w:r>
-      <w:hyperlink r:id="rId37">
+      <w:hyperlink r:id="rId35">
         <w:r>
           <w:rPr>
             <w:lang w:val="pt_PT" w:bidi="pt_PT"/>
@@ -1204,7 +1161,7 @@
         </w:rPr>
         <w:t xml:space="preserve">; </w:t>
       </w:r>
-      <w:hyperlink r:id="rId38">
+      <w:hyperlink r:id="rId36">
         <w:r>
           <w:rPr>
             <w:lang w:val="pt_PT" w:bidi="pt_PT"/>
@@ -1222,7 +1179,7 @@
         </w:rPr>
         <w:t xml:space="preserve">; </w:t>
       </w:r>
-      <w:hyperlink r:id="rId39">
+      <w:hyperlink r:id="rId37">
         <w:r>
           <w:rPr>
             <w:lang w:val="pt_PT" w:bidi="pt_PT"/>
@@ -1288,7 +1245,7 @@
         </w:rPr>
         <w:t xml:space="preserve">A denúncia de Pedro contra os falsos mestres (cp </w:t>
       </w:r>
-      <w:hyperlink r:id="rId40">
+      <w:hyperlink r:id="rId38">
         <w:r>
           <w:rPr>
             <w:lang w:val="pt_PT" w:bidi="pt_PT"/>
@@ -1306,7 +1263,7 @@
         </w:rPr>
         <w:t xml:space="preserve">) é enquadrada por este ensinamento sobre a certeza do retorno de Jesus (veja também </w:t>
       </w:r>
-      <w:hyperlink r:id="rId41">
+      <w:hyperlink r:id="rId39">
         <w:r>
           <w:rPr>
             <w:lang w:val="pt_PT" w:bidi="pt_PT"/>
@@ -1324,7 +1281,7 @@
         </w:rPr>
         <w:t>). Os falsos mestres provavelmente estavam negando a realidade do retorno e julgamento de Cristo. A experiência ocular de Pedro (</w:t>
       </w:r>
-      <w:hyperlink r:id="rId42">
+      <w:hyperlink r:id="rId40">
         <w:r>
           <w:rPr>
             <w:lang w:val="pt_PT" w:bidi="pt_PT"/>
@@ -1342,7 +1299,7 @@
         </w:rPr>
         <w:t>) e a confiabilidade intrínseca da profecia das escrituras (</w:t>
       </w:r>
-      <w:hyperlink r:id="rId43">
+      <w:hyperlink r:id="rId41">
         <w:r>
           <w:rPr>
             <w:lang w:val="pt_PT" w:bidi="pt_PT"/>
@@ -1421,7 +1378,7 @@
         </w:rPr>
         <w:t xml:space="preserve"> o tempo em que Deus intervém na história para salvar seu povo e julgar seus inimigos (veja </w:t>
       </w:r>
-      <w:hyperlink r:id="rId44">
+      <w:hyperlink r:id="rId42">
         <w:r>
           <w:rPr>
             <w:lang w:val="pt_PT" w:bidi="pt_PT"/>
@@ -1439,7 +1396,7 @@
         </w:rPr>
         <w:t xml:space="preserve">; </w:t>
       </w:r>
-      <w:hyperlink r:id="rId45">
+      <w:hyperlink r:id="rId43">
         <w:r>
           <w:rPr>
             <w:lang w:val="pt_PT" w:bidi="pt_PT"/>
@@ -1457,7 +1414,7 @@
         </w:rPr>
         <w:t xml:space="preserve">; </w:t>
       </w:r>
-      <w:hyperlink r:id="rId46">
+      <w:hyperlink r:id="rId44">
         <w:r>
           <w:rPr>
             <w:lang w:val="pt_PT" w:bidi="pt_PT"/>
@@ -1584,7 +1541,7 @@
         </w:rPr>
         <w:t xml:space="preserve">Eles irão: O uso do futuro por Pedro em </w:t>
       </w:r>
-      <w:hyperlink r:id="rId47">
+      <w:hyperlink r:id="rId45">
         <w:r>
           <w:rPr>
             <w:lang w:val="pt_PT" w:bidi="pt_PT"/>
@@ -1602,7 +1559,7 @@
         </w:rPr>
         <w:t xml:space="preserve"> não implica que falsos profetas ainda não tinham surgido, mas alude à previsão de Jesus de que surgiriam falsos mestres (</w:t>
       </w:r>
-      <w:hyperlink r:id="rId48">
+      <w:hyperlink r:id="rId46">
         <w:r>
           <w:rPr>
             <w:lang w:val="pt_PT" w:bidi="pt_PT"/>
@@ -1620,7 +1577,7 @@
         </w:rPr>
         <w:t xml:space="preserve">, </w:t>
       </w:r>
-      <w:hyperlink r:id="rId49">
+      <w:hyperlink r:id="rId47">
         <w:r>
           <w:rPr>
             <w:lang w:val="pt_PT" w:bidi="pt_PT"/>
@@ -1638,7 +1595,7 @@
         </w:rPr>
         <w:t xml:space="preserve">; </w:t>
       </w:r>
-      <w:hyperlink r:id="rId50">
+      <w:hyperlink r:id="rId48">
         <w:r>
           <w:rPr>
             <w:lang w:val="pt_PT" w:bidi="pt_PT"/>
@@ -1656,7 +1613,7 @@
         </w:rPr>
         <w:t xml:space="preserve">; cp. </w:t>
       </w:r>
-      <w:hyperlink r:id="rId51">
+      <w:hyperlink r:id="rId49">
         <w:r>
           <w:rPr>
             <w:lang w:val="pt_PT" w:bidi="pt_PT"/>
@@ -1674,7 +1631,7 @@
         </w:rPr>
         <w:t xml:space="preserve">; </w:t>
       </w:r>
-      <w:hyperlink r:id="rId52">
+      <w:hyperlink r:id="rId50">
         <w:r>
           <w:rPr>
             <w:lang w:val="pt_PT" w:bidi="pt_PT"/>
@@ -1692,7 +1649,7 @@
         </w:rPr>
         <w:t xml:space="preserve">). Os falsos mestres que surgiram cumpriram essa previsão. • negar o Mestre que os comprou: Os falsos mestres podem ter renunciado abertamente a Cristo, mas é mais provável que sua conduta imoral constituísse uma negação de Cristo (cp. </w:t>
       </w:r>
-      <w:hyperlink r:id="rId53">
+      <w:hyperlink r:id="rId51">
         <w:r>
           <w:rPr>
             <w:lang w:val="pt_PT" w:bidi="pt_PT"/>
@@ -1758,7 +1715,7 @@
         </w:rPr>
         <w:t>Junto com profetas autênticos (</w:t>
       </w:r>
-      <w:hyperlink r:id="rId54">
+      <w:hyperlink r:id="rId52">
         <w:r>
           <w:rPr>
             <w:lang w:val="pt_PT" w:bidi="pt_PT"/>
@@ -1872,7 +1829,7 @@
         </w:rPr>
         <w:t xml:space="preserve">O primeiro exemplo de julgamento são os anjos que pecaram: A tradição judaica amplamente difundida era que "os filhos de Deus" em </w:t>
       </w:r>
-      <w:hyperlink r:id="rId55">
+      <w:hyperlink r:id="rId53">
         <w:r>
           <w:rPr>
             <w:lang w:val="pt_PT" w:bidi="pt_PT"/>
@@ -1903,7 +1860,7 @@
         </w:rPr>
         <w:t xml:space="preserve"> 6–10; cp. </w:t>
       </w:r>
-      <w:hyperlink r:id="rId56">
+      <w:hyperlink r:id="rId54">
         <w:r>
           <w:rPr>
             <w:lang w:val="pt_PT" w:bidi="pt_PT"/>
@@ -1921,7 +1878,7 @@
         </w:rPr>
         <w:t xml:space="preserve">; </w:t>
       </w:r>
-      <w:hyperlink r:id="rId57">
+      <w:hyperlink r:id="rId55">
         <w:r>
           <w:rPr>
             <w:lang w:val="pt_PT" w:bidi="pt_PT"/>
@@ -1987,7 +1944,7 @@
         </w:rPr>
         <w:t xml:space="preserve">Três exemplos de julgamento do Antigo Testamento mostram que Deus vindicará aqueles que permanecem fiéis a Ele e condenará aqueles que o negam, incluindo os falsos mestres (veja </w:t>
       </w:r>
-      <w:hyperlink r:id="rId58">
+      <w:hyperlink r:id="rId56">
         <w:r>
           <w:rPr>
             <w:lang w:val="pt_PT" w:bidi="pt_PT"/>
@@ -2053,7 +2010,7 @@
         </w:rPr>
         <w:t xml:space="preserve">O segundo exemplo de julgamento é que Deus não poupou o mundo antigo na época de Noé. No dilúvio, Deus destruiu toda a vida humana, exceto Noé e sua família (veja </w:t>
       </w:r>
-      <w:hyperlink r:id="rId59">
+      <w:hyperlink r:id="rId57">
         <w:r>
           <w:rPr>
             <w:lang w:val="pt_PT" w:bidi="pt_PT"/>
@@ -2119,7 +2076,7 @@
         </w:rPr>
         <w:t>O terceiro exemplo de julgamento é que Deus condenou as cidades de Sodoma e Gomorra. As pessoas dessas cidades eram tão imorais que Deus fez chover enxofre do céu para destruí-las (</w:t>
       </w:r>
-      <w:hyperlink r:id="rId60">
+      <w:hyperlink r:id="rId58">
         <w:r>
           <w:rPr>
             <w:lang w:val="pt_PT" w:bidi="pt_PT"/>
@@ -2271,7 +2228,7 @@
         </w:rPr>
         <w:t>O Senhor sabe como resgatar pessoas piedosas de suas provações: Como ilustrado pela família de Noé (</w:t>
       </w:r>
-      <w:hyperlink r:id="rId61">
+      <w:hyperlink r:id="rId59">
         <w:r>
           <w:rPr>
             <w:lang w:val="pt_PT" w:bidi="pt_PT"/>
@@ -2289,7 +2246,7 @@
         </w:rPr>
         <w:t>) e Ló (</w:t>
       </w:r>
-      <w:hyperlink r:id="rId62">
+      <w:hyperlink r:id="rId60">
         <w:r>
           <w:rPr>
             <w:lang w:val="pt_PT" w:bidi="pt_PT"/>
@@ -2355,7 +2312,7 @@
         </w:rPr>
         <w:t xml:space="preserve">desejo sexual distorcido: A referência é ao desejo sexual ilícito em geral e possivelmente à homossexualidade em particular (compare com a referência a Sodoma e Gomorra, </w:t>
       </w:r>
-      <w:hyperlink r:id="rId63">
+      <w:hyperlink r:id="rId61">
         <w:r>
           <w:rPr>
             <w:lang w:val="pt_PT" w:bidi="pt_PT"/>
@@ -2421,7 +2378,7 @@
         </w:rPr>
         <w:t xml:space="preserve">seres sobrenaturais: Provavelmente anjos maus, em contraste com os anjos de </w:t>
       </w:r>
-      <w:hyperlink r:id="rId64">
+      <w:hyperlink r:id="rId62">
         <w:r>
           <w:rPr>
             <w:lang w:val="pt_PT" w:bidi="pt_PT"/>
@@ -2596,7 +2553,7 @@
         </w:rPr>
         <w:t xml:space="preserve">Eles se deleitam no engano mesmo enquanto comem com você em suas refeições de comunhão: Cp. </w:t>
       </w:r>
-      <w:hyperlink r:id="rId65">
+      <w:hyperlink r:id="rId63">
         <w:r>
           <w:rPr>
             <w:lang w:val="pt_PT" w:bidi="pt_PT"/>
@@ -2614,7 +2571,7 @@
         </w:rPr>
         <w:t xml:space="preserve">. Os cristãos frequentemente compartilhavam refeições de comunhão em celebração ao Senhor (veja </w:t>
       </w:r>
-      <w:hyperlink r:id="rId66">
+      <w:hyperlink r:id="rId64">
         <w:r>
           <w:rPr>
             <w:lang w:val="pt_PT" w:bidi="pt_PT"/>
@@ -2632,7 +2589,7 @@
         </w:rPr>
         <w:t xml:space="preserve">; </w:t>
       </w:r>
-      <w:hyperlink r:id="rId67">
+      <w:hyperlink r:id="rId65">
         <w:r>
           <w:rPr>
             <w:lang w:val="pt_PT" w:bidi="pt_PT"/>
@@ -2702,7 +2659,7 @@
         </w:rPr>
         <w:t xml:space="preserve"> Se essa leitura está correta, eles estavam usando as refeições de comunhão para autoindulgência (cp. </w:t>
       </w:r>
-      <w:hyperlink r:id="rId68">
+      <w:hyperlink r:id="rId66">
         <w:r>
           <w:rPr>
             <w:lang w:val="pt_PT" w:bidi="pt_PT"/>
@@ -2768,7 +2725,7 @@
         </w:rPr>
         <w:t xml:space="preserve">que amava ganhar dinheiro fazendo o errado: Apesar de consultar a Deus sobre o que deveria fazer, Balaão estava determinado a seguir seu próprio caminho na esperança de receber o dinheiro de Balaque (veja </w:t>
       </w:r>
-      <w:hyperlink r:id="rId69">
+      <w:hyperlink r:id="rId67">
         <w:r>
           <w:rPr>
             <w:lang w:val="pt_PT" w:bidi="pt_PT"/>
@@ -2969,7 +2926,7 @@
         </w:rPr>
         <w:t>Uma das grandes seduções do falso ensino ao longo dos séculos tem sido a promessa de liberdade da autoridade, mas tal liberdade é ilusória (</w:t>
       </w:r>
-      <w:hyperlink r:id="rId70">
+      <w:hyperlink r:id="rId68">
         <w:r>
           <w:rPr>
             <w:lang w:val="pt_PT" w:bidi="pt_PT"/>
@@ -2987,7 +2944,7 @@
         </w:rPr>
         <w:t xml:space="preserve">). Os falsos mestres, enquanto se deleitavam em sua liberdade da autoridade (veja </w:t>
       </w:r>
-      <w:hyperlink r:id="rId71">
+      <w:hyperlink r:id="rId69">
         <w:r>
           <w:rPr>
             <w:lang w:val="pt_PT" w:bidi="pt_PT"/>
@@ -3344,7 +3301,7 @@
         </w:rPr>
         <w:t xml:space="preserve"> referem-se ao período desde a primeira vinda de Jesus até sua segunda vinda (veja </w:t>
       </w:r>
-      <w:hyperlink r:id="rId72">
+      <w:hyperlink r:id="rId70">
         <w:r>
           <w:rPr>
             <w:lang w:val="pt_PT" w:bidi="pt_PT"/>
@@ -3362,7 +3319,7 @@
         </w:rPr>
         <w:t xml:space="preserve">; </w:t>
       </w:r>
-      <w:hyperlink r:id="rId73">
+      <w:hyperlink r:id="rId71">
         <w:r>
           <w:rPr>
             <w:lang w:val="pt_PT" w:bidi="pt_PT"/>
@@ -3380,7 +3337,7 @@
         </w:rPr>
         <w:t xml:space="preserve">). É o tempo em que as promessas de Deus são cumpridas. • zombadores virão: Veja </w:t>
       </w:r>
-      <w:hyperlink r:id="rId74">
+      <w:hyperlink r:id="rId72">
         <w:r>
           <w:rPr>
             <w:lang w:val="pt_PT" w:bidi="pt_PT"/>
@@ -3398,7 +3355,7 @@
         </w:rPr>
         <w:t xml:space="preserve">; </w:t>
       </w:r>
-      <w:hyperlink r:id="rId75">
+      <w:hyperlink r:id="rId73">
         <w:r>
           <w:rPr>
             <w:lang w:val="pt_PT" w:bidi="pt_PT"/>
@@ -3416,7 +3373,7 @@
         </w:rPr>
         <w:t xml:space="preserve">; </w:t>
       </w:r>
-      <w:hyperlink r:id="rId76">
+      <w:hyperlink r:id="rId74">
         <w:r>
           <w:rPr>
             <w:lang w:val="pt_PT" w:bidi="pt_PT"/>
@@ -3530,7 +3487,7 @@
         </w:rPr>
         <w:t xml:space="preserve">A criação é a primeira evidência de que os falsos mestres estavam errados: a mudança acontece. Se Deus fez o mundo, certamente pode destruí-lo. • trouxe a terra para fora da água: Veja </w:t>
       </w:r>
-      <w:hyperlink r:id="rId77">
+      <w:hyperlink r:id="rId75">
         <w:r>
           <w:rPr>
             <w:lang w:val="pt_PT" w:bidi="pt_PT"/>
@@ -3548,7 +3505,7 @@
         </w:rPr>
         <w:t xml:space="preserve">, </w:t>
       </w:r>
-      <w:hyperlink r:id="rId78">
+      <w:hyperlink r:id="rId76">
         <w:r>
           <w:rPr>
             <w:lang w:val="pt_PT" w:bidi="pt_PT"/>
@@ -3614,7 +3571,7 @@
         </w:rPr>
         <w:t xml:space="preserve">O Antigo Testamento associa o fogo com o dia do Senhor (veja </w:t>
       </w:r>
-      <w:hyperlink r:id="rId79">
+      <w:hyperlink r:id="rId77">
         <w:r>
           <w:rPr>
             <w:lang w:val="pt_PT" w:bidi="pt_PT"/>
@@ -3632,7 +3589,7 @@
         </w:rPr>
         <w:t xml:space="preserve">; </w:t>
       </w:r>
-      <w:hyperlink r:id="rId80">
+      <w:hyperlink r:id="rId78">
         <w:r>
           <w:rPr>
             <w:lang w:val="pt_PT" w:bidi="pt_PT"/>
@@ -3698,7 +3655,7 @@
         </w:rPr>
         <w:t xml:space="preserve">Pedro alude a </w:t>
       </w:r>
-      <w:hyperlink r:id="rId81">
+      <w:hyperlink r:id="rId79">
         <w:r>
           <w:rPr>
             <w:lang w:val="pt_PT" w:bidi="pt_PT"/>
@@ -3825,7 +3782,7 @@
         </w:rPr>
         <w:t xml:space="preserve">Aguardando ansiosamente o dia de Deus e apressando-o: o povo de Deus pode apressar o fim por meio de seu arrependimento e vida piedosa (cp. </w:t>
       </w:r>
-      <w:hyperlink r:id="rId82">
+      <w:hyperlink r:id="rId80">
         <w:r>
           <w:rPr>
             <w:lang w:val="pt_PT" w:bidi="pt_PT"/>
@@ -3843,7 +3800,7 @@
         </w:rPr>
         <w:t xml:space="preserve">). • os elementos se derreterão: cp. </w:t>
       </w:r>
-      <w:hyperlink r:id="rId83">
+      <w:hyperlink r:id="rId81">
         <w:r>
           <w:rPr>
             <w:lang w:val="pt_PT" w:bidi="pt_PT"/>
@@ -3861,7 +3818,7 @@
         </w:rPr>
         <w:t xml:space="preserve">; veja também </w:t>
       </w:r>
-      <w:hyperlink r:id="rId84">
+      <w:hyperlink r:id="rId82">
         <w:r>
           <w:rPr>
             <w:lang w:val="pt_PT" w:bidi="pt_PT"/>
@@ -3927,7 +3884,7 @@
         </w:rPr>
         <w:t xml:space="preserve">os novos céus e a nova terra: Veja </w:t>
       </w:r>
-      <w:hyperlink r:id="rId85">
+      <w:hyperlink r:id="rId83">
         <w:r>
           <w:rPr>
             <w:lang w:val="pt_PT" w:bidi="pt_PT"/>
@@ -3945,7 +3902,7 @@
         </w:rPr>
         <w:t xml:space="preserve">; </w:t>
       </w:r>
-      <w:hyperlink r:id="rId86">
+      <w:hyperlink r:id="rId84">
         <w:r>
           <w:rPr>
             <w:lang w:val="pt_PT" w:bidi="pt_PT"/>
@@ -3963,7 +3920,7 @@
         </w:rPr>
         <w:t xml:space="preserve">; </w:t>
       </w:r>
-      <w:hyperlink r:id="rId87">
+      <w:hyperlink r:id="rId85">
         <w:r>
           <w:rPr>
             <w:lang w:val="pt_PT" w:bidi="pt_PT"/>
@@ -4029,7 +3986,7 @@
         </w:rPr>
         <w:t>nosso amado irmão Paulo: O Novo Testamento nos revela pouco sobre o relacionamento entre Pedro e Paulo. Por causa da disputa em Antioquia (</w:t>
       </w:r>
-      <w:hyperlink r:id="rId88">
+      <w:hyperlink r:id="rId86">
         <w:r>
           <w:rPr>
             <w:lang w:val="pt_PT" w:bidi="pt_PT"/>
@@ -4047,7 +4004,7 @@
         </w:rPr>
         <w:t>), às vezes se pensa que os dois eram hostis um ao outro, mas o Novo Testamento apresenta um quadro diferente. Pedro e Paulo essencialmente concordaram sobre as boas-novas para os gentios (</w:t>
       </w:r>
-      <w:hyperlink r:id="rId89">
+      <w:hyperlink r:id="rId87">
         <w:r>
           <w:rPr>
             <w:lang w:val="pt_PT" w:bidi="pt_PT"/>
@@ -4065,7 +4022,7 @@
         </w:rPr>
         <w:t xml:space="preserve">; </w:t>
       </w:r>
-      <w:hyperlink r:id="rId90">
+      <w:hyperlink r:id="rId88">
         <w:r>
           <w:rPr>
             <w:lang w:val="pt_PT" w:bidi="pt_PT"/>
@@ -4083,7 +4040,7 @@
         </w:rPr>
         <w:t xml:space="preserve">). Silas e Marcos foram associados tanto de Paulo quanto de Pedro (veja </w:t>
       </w:r>
-      <w:hyperlink r:id="rId91">
+      <w:hyperlink r:id="rId89">
         <w:r>
           <w:rPr>
             <w:lang w:val="pt_PT" w:bidi="pt_PT"/>

--- a/por/docx/61.content.docx
+++ b/por/docx/61.content.docx
@@ -163,13 +163,6 @@
         <w:rPr>
           <w:lang w:val="pt_PT" w:bidi="pt_PT"/>
         </w:rPr>
-      </w:r>
-      <w:r>
-        <w:rPr>
-          <w:i/>
-          <w:lang w:val="pt_PT" w:bidi="pt_PT"/>
-        </w:rPr>
-        <w:t>2 Pedro 1.1, 2 Pedro 1.3, 2 Pedro 1.3–11, 2 Pedro 1.4, 2 Pedro 1.5–7, 2 Pedro 1.10, 2 Pedro 1.12–15, 2 Pedro 1.14, 2 Pedro 1.16–18, 2 Pedro 1.16–21, 2 Pedro 1.19, 2 Pedro 1.20–21, 2 Pedro 2.1, 2 Pedro 2.1–3, 2 Pedro 2.2, 2 Pedro 2.4, 2 Pedro 2.4–10, 2 Pedro 2.5, 2 Pedro 2.6, 2 Pedro 2.7–8, 2 Pedro 2.9, 2 Pedro 2.10a, 2 Pedro 2.10b, 2 Pedro 2.10–16, 2 Pedro 2.11, 2 Pedro 2.13, 2 Pedro 2.15, 2 Pedro 2.17–22, 2 Pedro 2.18, 2 Pedro 2.19, 2 Pedro 2.20, 2 Pedro 2.22, 2 Pedro 3.1, 2 Pedro 3.1–13, 2 Pedro 3.2, 2 Pedro 3.3, 2 Pedro 3.4, 2 Pedro 3.5, 2 Pedro 3.7, 2 Pedro 3.8, 2 Pedro 3.10, 2 Pedro 3.12, 2 Pedro 3.13, 2 Pedro 3.15, 2 Pedro 3.16, 2 Pedro 3.17–18</w:t>
       </w:r>
       <w:r>
         <w:rPr>

--- a/por/docx/61.content.docx
+++ b/por/docx/61.content.docx
@@ -150,19 +150,6 @@
           <w:lang w:val="pt_PT" w:bidi="pt_PT"/>
         </w:rPr>
         <w:t>2PE</w:t>
-      </w:r>
-      <w:r>
-        <w:rPr>
-          <w:lang w:val="pt_PT" w:bidi="pt_PT"/>
-        </w:rPr>
-      </w:r>
-    </w:p>
-    <w:p>
-      <w:pPr/>
-      <w:r>
-        <w:rPr>
-          <w:lang w:val="pt_PT" w:bidi="pt_PT"/>
-        </w:rPr>
       </w:r>
       <w:r>
         <w:rPr>

--- a/por/docx/61.content.docx
+++ b/por/docx/61.content.docx
@@ -19,7 +19,7 @@
         <w:rPr>
           <w:lang w:val="pt_PT" w:bidi="pt_PT"/>
         </w:rPr>
-        <w:t>Resource: Notas de Estudo (Tyndale)</w:t>
+        <w:t>Resource: Tyndale Open Study Notes</w:t>
       </w:r>
       <w:r>
         <w:rPr>
@@ -112,7 +112,7 @@
         <w:rPr>
           <w:lang w:val="pt_PT" w:bidi="pt_PT"/>
         </w:rPr>
-        <w:t>Notas de Estudo (Tyndale)</w:t>
+        <w:t>Tyndale Open Study Notes</w:t>
       </w:r>
     </w:p>
     <w:p>

--- a/por/docx/61.content.docx
+++ b/por/docx/61.content.docx
@@ -19,7 +19,7 @@
         <w:rPr>
           <w:lang w:val="pt_PT" w:bidi="pt_PT"/>
         </w:rPr>
-        <w:t>Resource: Tyndale Open Study Notes</w:t>
+        <w:t>Resource: Aquifer Open Study Notes</w:t>
       </w:r>
       <w:r>
         <w:rPr>
@@ -112,7 +112,7 @@
         <w:rPr>
           <w:lang w:val="pt_PT" w:bidi="pt_PT"/>
         </w:rPr>
-        <w:t>Tyndale Open Study Notes</w:t>
+        <w:t>Aquifer Open Study Notes</w:t>
       </w:r>
     </w:p>
     <w:p>

--- a/por/docx/61.content.docx
+++ b/por/docx/61.content.docx
@@ -233,18 +233,12 @@
         </w:rPr>
         <w:t>Simão era um dos nomes judaicos mais comuns no primeiro século. Jesus deu-lhe o nome Pedro (</w:t>
       </w:r>
-      <w:hyperlink r:id="rId13">
-        <w:r>
-          <w:rPr>
-            <w:lang w:val="pt_PT" w:bidi="pt_PT"/>
-          </w:rPr>
-          <w:rPr>
-            <w:color w:val="0000EE"/>
-            <w:u w:val="single"/>
-          </w:rPr>
-          <w:t>Mt 16.17–18</w:t>
-        </w:r>
-      </w:hyperlink>
+      <w:r>
+        <w:rPr>
+          <w:lang w:val="pt_PT" w:bidi="pt_PT"/>
+        </w:rPr>
+        <w:t>Mt 16.17–18</w:t>
+      </w:r>
       <w:r>
         <w:rPr>
           <w:lang w:val="pt_PT" w:bidi="pt_PT"/>
@@ -276,180 +270,120 @@
         </w:rPr>
         <w:t>). • um escravo … de Jesus Cristo: No Antigo Testamento, líderes importantes do povo de Deus são chamados de servos do Senhor (</w:t>
       </w:r>
-      <w:hyperlink r:id="rId14">
-        <w:r>
-          <w:rPr>
-            <w:lang w:val="pt_PT" w:bidi="pt_PT"/>
-          </w:rPr>
-          <w:rPr>
-            <w:color w:val="0000EE"/>
-            <w:u w:val="single"/>
-          </w:rPr>
-          <w:t>Js 14.7</w:t>
-        </w:r>
-      </w:hyperlink>
+      <w:r>
+        <w:rPr>
+          <w:lang w:val="pt_PT" w:bidi="pt_PT"/>
+        </w:rPr>
+        <w:t>Js 14.7</w:t>
+      </w:r>
       <w:r>
         <w:rPr>
           <w:lang w:val="pt_PT" w:bidi="pt_PT"/>
         </w:rPr>
         <w:t xml:space="preserve">; </w:t>
       </w:r>
-      <w:hyperlink r:id="rId15">
-        <w:r>
-          <w:rPr>
-            <w:lang w:val="pt_PT" w:bidi="pt_PT"/>
-          </w:rPr>
-          <w:rPr>
-            <w:color w:val="0000EE"/>
-            <w:u w:val="single"/>
-          </w:rPr>
-          <w:t>24.29</w:t>
-        </w:r>
-      </w:hyperlink>
+      <w:r>
+        <w:rPr>
+          <w:lang w:val="pt_PT" w:bidi="pt_PT"/>
+        </w:rPr>
+        <w:t>24.29</w:t>
+      </w:r>
       <w:r>
         <w:rPr>
           <w:lang w:val="pt_PT" w:bidi="pt_PT"/>
         </w:rPr>
         <w:t xml:space="preserve">; </w:t>
       </w:r>
-      <w:hyperlink r:id="rId16">
-        <w:r>
-          <w:rPr>
-            <w:lang w:val="pt_PT" w:bidi="pt_PT"/>
-          </w:rPr>
-          <w:rPr>
-            <w:color w:val="0000EE"/>
-            <w:u w:val="single"/>
-          </w:rPr>
-          <w:t>2Rs 10.10</w:t>
-        </w:r>
-      </w:hyperlink>
+      <w:r>
+        <w:rPr>
+          <w:lang w:val="pt_PT" w:bidi="pt_PT"/>
+        </w:rPr>
+        <w:t>2Rs 10.10</w:t>
+      </w:r>
       <w:r>
         <w:rPr>
           <w:lang w:val="pt_PT" w:bidi="pt_PT"/>
         </w:rPr>
         <w:t xml:space="preserve">). O título destaca a submissão de Pedro a Cristo e sugere que ele tinha um papel importante no plano de Deus. • Provavelmente nos referimos a cristãos judeus; os destinatários eram principalmente cristãos gentios. Na nova aliança, cristãos gentios e judeus compartilham a mesma fé preciosa e estão em pé de igualdade como povo de Deus (veja </w:t>
       </w:r>
-      <w:hyperlink r:id="rId17">
-        <w:r>
-          <w:rPr>
-            <w:lang w:val="pt_PT" w:bidi="pt_PT"/>
-          </w:rPr>
-          <w:rPr>
-            <w:color w:val="0000EE"/>
-            <w:u w:val="single"/>
-          </w:rPr>
-          <w:t>Gl 3.26–29</w:t>
-        </w:r>
-      </w:hyperlink>
+      <w:r>
+        <w:rPr>
+          <w:lang w:val="pt_PT" w:bidi="pt_PT"/>
+        </w:rPr>
+        <w:t>Gl 3.26–29</w:t>
+      </w:r>
       <w:r>
         <w:rPr>
           <w:lang w:val="pt_PT" w:bidi="pt_PT"/>
         </w:rPr>
         <w:t xml:space="preserve">). • Este é um dos poucos lugares no Novo Testamento onde Jesus Cristo é chamado de Deus (veja também </w:t>
       </w:r>
-      <w:hyperlink r:id="rId18">
-        <w:r>
-          <w:rPr>
-            <w:lang w:val="pt_PT" w:bidi="pt_PT"/>
-          </w:rPr>
-          <w:rPr>
-            <w:color w:val="0000EE"/>
-            <w:u w:val="single"/>
-          </w:rPr>
-          <w:t>Jo 1.1</w:t>
-        </w:r>
-      </w:hyperlink>
+      <w:r>
+        <w:rPr>
+          <w:lang w:val="pt_PT" w:bidi="pt_PT"/>
+        </w:rPr>
+        <w:t>Jo 1.1</w:t>
+      </w:r>
       <w:r>
         <w:rPr>
           <w:lang w:val="pt_PT" w:bidi="pt_PT"/>
         </w:rPr>
         <w:t xml:space="preserve">; </w:t>
       </w:r>
-      <w:hyperlink r:id="rId19">
-        <w:r>
-          <w:rPr>
-            <w:lang w:val="pt_PT" w:bidi="pt_PT"/>
-          </w:rPr>
-          <w:rPr>
-            <w:color w:val="0000EE"/>
-            <w:u w:val="single"/>
-          </w:rPr>
-          <w:t>20.28</w:t>
-        </w:r>
-      </w:hyperlink>
+      <w:r>
+        <w:rPr>
+          <w:lang w:val="pt_PT" w:bidi="pt_PT"/>
+        </w:rPr>
+        <w:t>20.28</w:t>
+      </w:r>
       <w:r>
         <w:rPr>
           <w:lang w:val="pt_PT" w:bidi="pt_PT"/>
         </w:rPr>
         <w:t xml:space="preserve">; </w:t>
       </w:r>
-      <w:hyperlink r:id="rId20">
-        <w:r>
-          <w:rPr>
-            <w:lang w:val="pt_PT" w:bidi="pt_PT"/>
-          </w:rPr>
-          <w:rPr>
-            <w:color w:val="0000EE"/>
-            <w:u w:val="single"/>
-          </w:rPr>
-          <w:t>Rm 9.5</w:t>
-        </w:r>
-      </w:hyperlink>
+      <w:r>
+        <w:rPr>
+          <w:lang w:val="pt_PT" w:bidi="pt_PT"/>
+        </w:rPr>
+        <w:t>Rm 9.5</w:t>
+      </w:r>
       <w:r>
         <w:rPr>
           <w:lang w:val="pt_PT" w:bidi="pt_PT"/>
         </w:rPr>
         <w:t xml:space="preserve">; </w:t>
       </w:r>
-      <w:hyperlink r:id="rId21">
-        <w:r>
-          <w:rPr>
-            <w:lang w:val="pt_PT" w:bidi="pt_PT"/>
-          </w:rPr>
-          <w:rPr>
-            <w:color w:val="0000EE"/>
-            <w:u w:val="single"/>
-          </w:rPr>
-          <w:t>Tt 2.13</w:t>
-        </w:r>
-      </w:hyperlink>
+      <w:r>
+        <w:rPr>
+          <w:lang w:val="pt_PT" w:bidi="pt_PT"/>
+        </w:rPr>
+        <w:t>Tt 2.13</w:t>
+      </w:r>
       <w:r>
         <w:rPr>
           <w:lang w:val="pt_PT" w:bidi="pt_PT"/>
         </w:rPr>
         <w:t xml:space="preserve">; </w:t>
       </w:r>
-      <w:hyperlink r:id="rId22">
-        <w:r>
-          <w:rPr>
-            <w:lang w:val="pt_PT" w:bidi="pt_PT"/>
-          </w:rPr>
-          <w:rPr>
-            <w:color w:val="0000EE"/>
-            <w:u w:val="single"/>
-          </w:rPr>
-          <w:t>Hb 1.8</w:t>
-        </w:r>
-      </w:hyperlink>
+      <w:r>
+        <w:rPr>
+          <w:lang w:val="pt_PT" w:bidi="pt_PT"/>
+        </w:rPr>
+        <w:t>Hb 1.8</w:t>
+      </w:r>
       <w:r>
         <w:rPr>
           <w:lang w:val="pt_PT" w:bidi="pt_PT"/>
         </w:rPr>
         <w:t xml:space="preserve">; </w:t>
       </w:r>
-      <w:hyperlink r:id="rId23">
-        <w:r>
-          <w:rPr>
-            <w:lang w:val="pt_PT" w:bidi="pt_PT"/>
-          </w:rPr>
-          <w:rPr>
-            <w:color w:val="0000EE"/>
-            <w:u w:val="single"/>
-          </w:rPr>
-          <w:t>1Jo 5.20</w:t>
-        </w:r>
-      </w:hyperlink>
+      <w:r>
+        <w:rPr>
+          <w:lang w:val="pt_PT" w:bidi="pt_PT"/>
+        </w:rPr>
+        <w:t>1Jo 5.20</w:t>
+      </w:r>
       <w:r>
         <w:rPr>
           <w:lang w:val="pt_PT" w:bidi="pt_PT"/>
@@ -530,18 +464,12 @@
         </w:rPr>
         <w:t xml:space="preserve"> de “Jesus nosso Senhor” (</w:t>
       </w:r>
-      <w:hyperlink r:id="rId24">
-        <w:r>
-          <w:rPr>
-            <w:lang w:val="pt_PT" w:bidi="pt_PT"/>
-          </w:rPr>
-          <w:rPr>
-            <w:color w:val="0000EE"/>
-            <w:u w:val="single"/>
-          </w:rPr>
-          <w:t>1.2</w:t>
-        </w:r>
-      </w:hyperlink>
+      <w:r>
+        <w:rPr>
+          <w:lang w:val="pt_PT" w:bidi="pt_PT"/>
+        </w:rPr>
+        <w:t>1.2</w:t>
+      </w:r>
       <w:r>
         <w:rPr>
           <w:lang w:val="pt_PT" w:bidi="pt_PT"/>
@@ -596,36 +524,24 @@
         </w:rPr>
         <w:t>Uma explicação de tudo o que Deus nos deu em Cristo (</w:t>
       </w:r>
-      <w:hyperlink r:id="rId25">
-        <w:r>
-          <w:rPr>
-            <w:lang w:val="pt_PT" w:bidi="pt_PT"/>
-          </w:rPr>
-          <w:rPr>
-            <w:color w:val="0000EE"/>
-            <w:u w:val="single"/>
-          </w:rPr>
-          <w:t>1.3–4</w:t>
-        </w:r>
-      </w:hyperlink>
+      <w:r>
+        <w:rPr>
+          <w:lang w:val="pt_PT" w:bidi="pt_PT"/>
+        </w:rPr>
+        <w:t>1.3–4</w:t>
+      </w:r>
       <w:r>
         <w:rPr>
           <w:lang w:val="pt_PT" w:bidi="pt_PT"/>
         </w:rPr>
         <w:t>) forma a base para uma exortação urgente para crescer no conhecimento de Cristo (</w:t>
       </w:r>
-      <w:hyperlink r:id="rId26">
-        <w:r>
-          <w:rPr>
-            <w:lang w:val="pt_PT" w:bidi="pt_PT"/>
-          </w:rPr>
-          <w:rPr>
-            <w:color w:val="0000EE"/>
-            <w:u w:val="single"/>
-          </w:rPr>
-          <w:t>1.5–11</w:t>
-        </w:r>
-      </w:hyperlink>
+      <w:r>
+        <w:rPr>
+          <w:lang w:val="pt_PT" w:bidi="pt_PT"/>
+        </w:rPr>
+        <w:t>1.5–11</w:t>
+      </w:r>
       <w:r>
         <w:rPr>
           <w:lang w:val="pt_PT" w:bidi="pt_PT"/>
@@ -680,72 +596,48 @@
         </w:rPr>
         <w:t xml:space="preserve">permitir que você compartilhe da natureza divina: Pedro provavelmente não quis dizer que nossas almas se fundem com Deus, mas que os crentes compartilham das qualidades de Deus (cp. </w:t>
       </w:r>
-      <w:hyperlink r:id="rId27">
-        <w:r>
-          <w:rPr>
-            <w:lang w:val="pt_PT" w:bidi="pt_PT"/>
-          </w:rPr>
-          <w:rPr>
-            <w:color w:val="0000EE"/>
-            <w:u w:val="single"/>
-          </w:rPr>
-          <w:t>Lv 11.44</w:t>
-        </w:r>
-      </w:hyperlink>
+      <w:r>
+        <w:rPr>
+          <w:lang w:val="pt_PT" w:bidi="pt_PT"/>
+        </w:rPr>
+        <w:t>Lv 11.44</w:t>
+      </w:r>
       <w:r>
         <w:rPr>
           <w:lang w:val="pt_PT" w:bidi="pt_PT"/>
         </w:rPr>
         <w:t xml:space="preserve">; </w:t>
       </w:r>
-      <w:hyperlink r:id="rId28">
-        <w:r>
-          <w:rPr>
-            <w:lang w:val="pt_PT" w:bidi="pt_PT"/>
-          </w:rPr>
-          <w:rPr>
-            <w:color w:val="0000EE"/>
-            <w:u w:val="single"/>
-          </w:rPr>
-          <w:t>Mt 5.43–48</w:t>
-        </w:r>
-      </w:hyperlink>
+      <w:r>
+        <w:rPr>
+          <w:lang w:val="pt_PT" w:bidi="pt_PT"/>
+        </w:rPr>
+        <w:t>Mt 5.43–48</w:t>
+      </w:r>
       <w:r>
         <w:rPr>
           <w:lang w:val="pt_PT" w:bidi="pt_PT"/>
         </w:rPr>
         <w:t xml:space="preserve">; </w:t>
       </w:r>
-      <w:hyperlink r:id="rId29">
-        <w:r>
-          <w:rPr>
-            <w:lang w:val="pt_PT" w:bidi="pt_PT"/>
-          </w:rPr>
-          <w:rPr>
-            <w:color w:val="0000EE"/>
-            <w:u w:val="single"/>
-          </w:rPr>
-          <w:t>Ef 4.24</w:t>
-        </w:r>
-      </w:hyperlink>
+      <w:r>
+        <w:rPr>
+          <w:lang w:val="pt_PT" w:bidi="pt_PT"/>
+        </w:rPr>
+        <w:t>Ef 4.24</w:t>
+      </w:r>
       <w:r>
         <w:rPr>
           <w:lang w:val="pt_PT" w:bidi="pt_PT"/>
         </w:rPr>
         <w:t xml:space="preserve">; </w:t>
       </w:r>
-      <w:hyperlink r:id="rId30">
-        <w:r>
-          <w:rPr>
-            <w:lang w:val="pt_PT" w:bidi="pt_PT"/>
-          </w:rPr>
-          <w:rPr>
-            <w:color w:val="0000EE"/>
-            <w:u w:val="single"/>
-          </w:rPr>
-          <w:t>5.1</w:t>
-        </w:r>
-      </w:hyperlink>
+      <w:r>
+        <w:rPr>
+          <w:lang w:val="pt_PT" w:bidi="pt_PT"/>
+        </w:rPr>
+        <w:t>5.1</w:t>
+      </w:r>
       <w:r>
         <w:rPr>
           <w:lang w:val="pt_PT" w:bidi="pt_PT"/>
@@ -813,18 +705,12 @@
         </w:rPr>
         <w:t>. A sequência em tais passagens não é enfatizada—p.ex., Pedro não sugere que a excelência moral deve preceder o conhecimento. No entanto, o amor é o ápice das virtudes (</w:t>
       </w:r>
-      <w:hyperlink r:id="rId31">
-        <w:r>
-          <w:rPr>
-            <w:lang w:val="pt_PT" w:bidi="pt_PT"/>
-          </w:rPr>
-          <w:rPr>
-            <w:color w:val="0000EE"/>
-            <w:u w:val="single"/>
-          </w:rPr>
-          <w:t>1.7</w:t>
-        </w:r>
-      </w:hyperlink>
+      <w:r>
+        <w:rPr>
+          <w:lang w:val="pt_PT" w:bidi="pt_PT"/>
+        </w:rPr>
+        <w:t>1.7</w:t>
+      </w:r>
       <w:r>
         <w:rPr>
           <w:lang w:val="pt_PT" w:bidi="pt_PT"/>
@@ -953,36 +839,24 @@
         </w:rPr>
         <w:t xml:space="preserve">, no qual um líder idoso e respeitado dá instruções finais a seus filhos ou outros em seu leito de morte (cp. </w:t>
       </w:r>
-      <w:hyperlink r:id="rId32">
-        <w:r>
-          <w:rPr>
-            <w:lang w:val="pt_PT" w:bidi="pt_PT"/>
-          </w:rPr>
-          <w:rPr>
-            <w:color w:val="0000EE"/>
-            <w:u w:val="single"/>
-          </w:rPr>
-          <w:t>Dt 31–33</w:t>
-        </w:r>
-      </w:hyperlink>
+      <w:r>
+        <w:rPr>
+          <w:lang w:val="pt_PT" w:bidi="pt_PT"/>
+        </w:rPr>
+        <w:t>Dt 31–33</w:t>
+      </w:r>
       <w:r>
         <w:rPr>
           <w:lang w:val="pt_PT" w:bidi="pt_PT"/>
         </w:rPr>
         <w:t xml:space="preserve">; </w:t>
       </w:r>
-      <w:hyperlink r:id="rId33">
-        <w:r>
-          <w:rPr>
-            <w:lang w:val="pt_PT" w:bidi="pt_PT"/>
-          </w:rPr>
-          <w:rPr>
-            <w:color w:val="0000EE"/>
-            <w:u w:val="single"/>
-          </w:rPr>
-          <w:t>Js 24</w:t>
-        </w:r>
-      </w:hyperlink>
+      <w:r>
+        <w:rPr>
+          <w:lang w:val="pt_PT" w:bidi="pt_PT"/>
+        </w:rPr>
+        <w:t>Js 24</w:t>
+      </w:r>
       <w:r>
         <w:rPr>
           <w:lang w:val="pt_PT" w:bidi="pt_PT"/>
@@ -1044,18 +918,12 @@
         </w:rPr>
         <w:t>Esta profecia pode ter vindo em uma visão, mas é mais provável que Pedro estivesse recordando a profecia de Jesus sobre sua morte (</w:t>
       </w:r>
-      <w:hyperlink r:id="rId34">
-        <w:r>
-          <w:rPr>
-            <w:lang w:val="pt_PT" w:bidi="pt_PT"/>
-          </w:rPr>
-          <w:rPr>
-            <w:color w:val="0000EE"/>
-            <w:u w:val="single"/>
-          </w:rPr>
-          <w:t>Jo 21.18–19</w:t>
-        </w:r>
-      </w:hyperlink>
+      <w:r>
+        <w:rPr>
+          <w:lang w:val="pt_PT" w:bidi="pt_PT"/>
+        </w:rPr>
+        <w:t>Jo 21.18–19</w:t>
+      </w:r>
       <w:r>
         <w:rPr>
           <w:lang w:val="pt_PT" w:bidi="pt_PT"/>
@@ -1123,54 +991,36 @@
         </w:rPr>
         <w:t>): Os falsos mestres provavelmente estavam acusando que a mensagem do retorno de Cristo era apenas uma fábula edificante sem verdade factual. • Nós vimos sua majestosa glória com nossos próprios olhos: Na transfiguração de Jesus (</w:t>
       </w:r>
-      <w:hyperlink r:id="rId35">
-        <w:r>
-          <w:rPr>
-            <w:lang w:val="pt_PT" w:bidi="pt_PT"/>
-          </w:rPr>
-          <w:rPr>
-            <w:color w:val="0000EE"/>
-            <w:u w:val="single"/>
-          </w:rPr>
-          <w:t>Mt 17.1–9</w:t>
-        </w:r>
-      </w:hyperlink>
+      <w:r>
+        <w:rPr>
+          <w:lang w:val="pt_PT" w:bidi="pt_PT"/>
+        </w:rPr>
+        <w:t>Mt 17.1–9</w:t>
+      </w:r>
       <w:r>
         <w:rPr>
           <w:lang w:val="pt_PT" w:bidi="pt_PT"/>
         </w:rPr>
         <w:t xml:space="preserve">; </w:t>
       </w:r>
-      <w:hyperlink r:id="rId36">
-        <w:r>
-          <w:rPr>
-            <w:lang w:val="pt_PT" w:bidi="pt_PT"/>
-          </w:rPr>
-          <w:rPr>
-            <w:color w:val="0000EE"/>
-            <w:u w:val="single"/>
-          </w:rPr>
-          <w:t>Mc 9.2–8</w:t>
-        </w:r>
-      </w:hyperlink>
+      <w:r>
+        <w:rPr>
+          <w:lang w:val="pt_PT" w:bidi="pt_PT"/>
+        </w:rPr>
+        <w:t>Mc 9.2–8</w:t>
+      </w:r>
       <w:r>
         <w:rPr>
           <w:lang w:val="pt_PT" w:bidi="pt_PT"/>
         </w:rPr>
         <w:t xml:space="preserve">; </w:t>
       </w:r>
-      <w:hyperlink r:id="rId37">
-        <w:r>
-          <w:rPr>
-            <w:lang w:val="pt_PT" w:bidi="pt_PT"/>
-          </w:rPr>
-          <w:rPr>
-            <w:color w:val="0000EE"/>
-            <w:u w:val="single"/>
-          </w:rPr>
-          <w:t>Lc 9.28–36</w:t>
-        </w:r>
-      </w:hyperlink>
+      <w:r>
+        <w:rPr>
+          <w:lang w:val="pt_PT" w:bidi="pt_PT"/>
+        </w:rPr>
+        <w:t>Lc 9.28–36</w:t>
+      </w:r>
       <w:r>
         <w:rPr>
           <w:lang w:val="pt_PT" w:bidi="pt_PT"/>
@@ -1225,72 +1075,48 @@
         </w:rPr>
         <w:t xml:space="preserve">A denúncia de Pedro contra os falsos mestres (cp </w:t>
       </w:r>
-      <w:hyperlink r:id="rId38">
-        <w:r>
-          <w:rPr>
-            <w:lang w:val="pt_PT" w:bidi="pt_PT"/>
-          </w:rPr>
-          <w:rPr>
-            <w:color w:val="0000EE"/>
-            <w:u w:val="single"/>
-          </w:rPr>
-          <w:t>2</w:t>
-        </w:r>
-      </w:hyperlink>
+      <w:r>
+        <w:rPr>
+          <w:lang w:val="pt_PT" w:bidi="pt_PT"/>
+        </w:rPr>
+        <w:t>2</w:t>
+      </w:r>
       <w:r>
         <w:rPr>
           <w:lang w:val="pt_PT" w:bidi="pt_PT"/>
         </w:rPr>
         <w:t xml:space="preserve">) é enquadrada por este ensinamento sobre a certeza do retorno de Jesus (veja também </w:t>
       </w:r>
-      <w:hyperlink r:id="rId39">
-        <w:r>
-          <w:rPr>
-            <w:lang w:val="pt_PT" w:bidi="pt_PT"/>
-          </w:rPr>
-          <w:rPr>
-            <w:color w:val="0000EE"/>
-            <w:u w:val="single"/>
-          </w:rPr>
-          <w:t>3.1–13</w:t>
-        </w:r>
-      </w:hyperlink>
+      <w:r>
+        <w:rPr>
+          <w:lang w:val="pt_PT" w:bidi="pt_PT"/>
+        </w:rPr>
+        <w:t>3.1–13</w:t>
+      </w:r>
       <w:r>
         <w:rPr>
           <w:lang w:val="pt_PT" w:bidi="pt_PT"/>
         </w:rPr>
         <w:t>). Os falsos mestres provavelmente estavam negando a realidade do retorno e julgamento de Cristo. A experiência ocular de Pedro (</w:t>
       </w:r>
-      <w:hyperlink r:id="rId40">
-        <w:r>
-          <w:rPr>
-            <w:lang w:val="pt_PT" w:bidi="pt_PT"/>
-          </w:rPr>
-          <w:rPr>
-            <w:color w:val="0000EE"/>
-            <w:u w:val="single"/>
-          </w:rPr>
-          <w:t>1.16–18</w:t>
-        </w:r>
-      </w:hyperlink>
+      <w:r>
+        <w:rPr>
+          <w:lang w:val="pt_PT" w:bidi="pt_PT"/>
+        </w:rPr>
+        <w:t>1.16–18</w:t>
+      </w:r>
       <w:r>
         <w:rPr>
           <w:lang w:val="pt_PT" w:bidi="pt_PT"/>
         </w:rPr>
         <w:t>) e a confiabilidade intrínseca da profecia das escrituras (</w:t>
       </w:r>
-      <w:hyperlink r:id="rId41">
-        <w:r>
-          <w:rPr>
-            <w:lang w:val="pt_PT" w:bidi="pt_PT"/>
-          </w:rPr>
-          <w:rPr>
-            <w:color w:val="0000EE"/>
-            <w:u w:val="single"/>
-          </w:rPr>
-          <w:t>1.19–21</w:t>
-        </w:r>
-      </w:hyperlink>
+      <w:r>
+        <w:rPr>
+          <w:lang w:val="pt_PT" w:bidi="pt_PT"/>
+        </w:rPr>
+        <w:t>1.19–21</w:t>
+      </w:r>
       <w:r>
         <w:rPr>
           <w:lang w:val="pt_PT" w:bidi="pt_PT"/>
@@ -1358,54 +1184,36 @@
         </w:rPr>
         <w:t xml:space="preserve"> o tempo em que Deus intervém na história para salvar seu povo e julgar seus inimigos (veja </w:t>
       </w:r>
-      <w:hyperlink r:id="rId42">
-        <w:r>
-          <w:rPr>
-            <w:lang w:val="pt_PT" w:bidi="pt_PT"/>
-          </w:rPr>
-          <w:rPr>
-            <w:color w:val="0000EE"/>
-            <w:u w:val="single"/>
-          </w:rPr>
-          <w:t>Is 13.4–12</w:t>
-        </w:r>
-      </w:hyperlink>
+      <w:r>
+        <w:rPr>
+          <w:lang w:val="pt_PT" w:bidi="pt_PT"/>
+        </w:rPr>
+        <w:t>Is 13.4–12</w:t>
+      </w:r>
       <w:r>
         <w:rPr>
           <w:lang w:val="pt_PT" w:bidi="pt_PT"/>
         </w:rPr>
         <w:t xml:space="preserve">; </w:t>
       </w:r>
-      <w:hyperlink r:id="rId43">
-        <w:r>
-          <w:rPr>
-            <w:lang w:val="pt_PT" w:bidi="pt_PT"/>
-          </w:rPr>
-          <w:rPr>
-            <w:color w:val="0000EE"/>
-            <w:u w:val="single"/>
-          </w:rPr>
-          <w:t>Jl 2.1–32</w:t>
-        </w:r>
-      </w:hyperlink>
+      <w:r>
+        <w:rPr>
+          <w:lang w:val="pt_PT" w:bidi="pt_PT"/>
+        </w:rPr>
+        <w:t>Jl 2.1–32</w:t>
+      </w:r>
       <w:r>
         <w:rPr>
           <w:lang w:val="pt_PT" w:bidi="pt_PT"/>
         </w:rPr>
         <w:t xml:space="preserve">; </w:t>
       </w:r>
-      <w:hyperlink r:id="rId44">
-        <w:r>
-          <w:rPr>
-            <w:lang w:val="pt_PT" w:bidi="pt_PT"/>
-          </w:rPr>
-          <w:rPr>
-            <w:color w:val="0000EE"/>
-            <w:u w:val="single"/>
-          </w:rPr>
-          <w:t>Sf 2.1–3</w:t>
-        </w:r>
-      </w:hyperlink>
+      <w:r>
+        <w:rPr>
+          <w:lang w:val="pt_PT" w:bidi="pt_PT"/>
+        </w:rPr>
+        <w:t>Sf 2.1–3</w:t>
+      </w:r>
       <w:r>
         <w:rPr>
           <w:lang w:val="pt_PT" w:bidi="pt_PT"/>
@@ -1521,126 +1329,84 @@
         </w:rPr>
         <w:t xml:space="preserve">Eles irão: O uso do futuro por Pedro em </w:t>
       </w:r>
-      <w:hyperlink r:id="rId45">
-        <w:r>
-          <w:rPr>
-            <w:lang w:val="pt_PT" w:bidi="pt_PT"/>
-          </w:rPr>
-          <w:rPr>
-            <w:color w:val="0000EE"/>
-            <w:u w:val="single"/>
-          </w:rPr>
-          <w:t>2.1–3</w:t>
-        </w:r>
-      </w:hyperlink>
+      <w:r>
+        <w:rPr>
+          <w:lang w:val="pt_PT" w:bidi="pt_PT"/>
+        </w:rPr>
+        <w:t>2.1–3</w:t>
+      </w:r>
       <w:r>
         <w:rPr>
           <w:lang w:val="pt_PT" w:bidi="pt_PT"/>
         </w:rPr>
         <w:t xml:space="preserve"> não implica que falsos profetas ainda não tinham surgido, mas alude à previsão de Jesus de que surgiriam falsos mestres (</w:t>
       </w:r>
-      <w:hyperlink r:id="rId46">
-        <w:r>
-          <w:rPr>
-            <w:lang w:val="pt_PT" w:bidi="pt_PT"/>
-          </w:rPr>
-          <w:rPr>
-            <w:color w:val="0000EE"/>
-            <w:u w:val="single"/>
-          </w:rPr>
-          <w:t>Mt 24.11</w:t>
-        </w:r>
-      </w:hyperlink>
+      <w:r>
+        <w:rPr>
+          <w:lang w:val="pt_PT" w:bidi="pt_PT"/>
+        </w:rPr>
+        <w:t>Mt 24.11</w:t>
+      </w:r>
       <w:r>
         <w:rPr>
           <w:lang w:val="pt_PT" w:bidi="pt_PT"/>
         </w:rPr>
         <w:t xml:space="preserve">, </w:t>
       </w:r>
-      <w:hyperlink r:id="rId47">
-        <w:r>
-          <w:rPr>
-            <w:lang w:val="pt_PT" w:bidi="pt_PT"/>
-          </w:rPr>
-          <w:rPr>
-            <w:color w:val="0000EE"/>
-            <w:u w:val="single"/>
-          </w:rPr>
-          <w:t>24</w:t>
-        </w:r>
-      </w:hyperlink>
+      <w:r>
+        <w:rPr>
+          <w:lang w:val="pt_PT" w:bidi="pt_PT"/>
+        </w:rPr>
+        <w:t>24</w:t>
+      </w:r>
       <w:r>
         <w:rPr>
           <w:lang w:val="pt_PT" w:bidi="pt_PT"/>
         </w:rPr>
         <w:t xml:space="preserve">; </w:t>
       </w:r>
-      <w:hyperlink r:id="rId48">
-        <w:r>
-          <w:rPr>
-            <w:lang w:val="pt_PT" w:bidi="pt_PT"/>
-          </w:rPr>
-          <w:rPr>
-            <w:color w:val="0000EE"/>
-            <w:u w:val="single"/>
-          </w:rPr>
-          <w:t>Mc 13.22</w:t>
-        </w:r>
-      </w:hyperlink>
+      <w:r>
+        <w:rPr>
+          <w:lang w:val="pt_PT" w:bidi="pt_PT"/>
+        </w:rPr>
+        <w:t>Mc 13.22</w:t>
+      </w:r>
       <w:r>
         <w:rPr>
           <w:lang w:val="pt_PT" w:bidi="pt_PT"/>
         </w:rPr>
         <w:t xml:space="preserve">; cp. </w:t>
       </w:r>
-      <w:hyperlink r:id="rId49">
-        <w:r>
-          <w:rPr>
-            <w:lang w:val="pt_PT" w:bidi="pt_PT"/>
-          </w:rPr>
-          <w:rPr>
-            <w:color w:val="0000EE"/>
-            <w:u w:val="single"/>
-          </w:rPr>
-          <w:t>At 20.29–31</w:t>
-        </w:r>
-      </w:hyperlink>
+      <w:r>
+        <w:rPr>
+          <w:lang w:val="pt_PT" w:bidi="pt_PT"/>
+        </w:rPr>
+        <w:t>At 20.29–31</w:t>
+      </w:r>
       <w:r>
         <w:rPr>
           <w:lang w:val="pt_PT" w:bidi="pt_PT"/>
         </w:rPr>
         <w:t xml:space="preserve">; </w:t>
       </w:r>
-      <w:hyperlink r:id="rId50">
-        <w:r>
-          <w:rPr>
-            <w:lang w:val="pt_PT" w:bidi="pt_PT"/>
-          </w:rPr>
-          <w:rPr>
-            <w:color w:val="0000EE"/>
-            <w:u w:val="single"/>
-          </w:rPr>
-          <w:t>2Tm 3.1–6</w:t>
-        </w:r>
-      </w:hyperlink>
+      <w:r>
+        <w:rPr>
+          <w:lang w:val="pt_PT" w:bidi="pt_PT"/>
+        </w:rPr>
+        <w:t>2Tm 3.1–6</w:t>
+      </w:r>
       <w:r>
         <w:rPr>
           <w:lang w:val="pt_PT" w:bidi="pt_PT"/>
         </w:rPr>
         <w:t xml:space="preserve">). Os falsos mestres que surgiram cumpriram essa previsão. • negar o Mestre que os comprou: Os falsos mestres podem ter renunciado abertamente a Cristo, mas é mais provável que sua conduta imoral constituísse uma negação de Cristo (cp. </w:t>
       </w:r>
-      <w:hyperlink r:id="rId51">
-        <w:r>
-          <w:rPr>
-            <w:lang w:val="pt_PT" w:bidi="pt_PT"/>
-          </w:rPr>
-          <w:rPr>
-            <w:color w:val="0000EE"/>
-            <w:u w:val="single"/>
-          </w:rPr>
-          <w:t>Tt 1.16</w:t>
-        </w:r>
-      </w:hyperlink>
+      <w:r>
+        <w:rPr>
+          <w:lang w:val="pt_PT" w:bidi="pt_PT"/>
+        </w:rPr>
+        <w:t>Tt 1.16</w:t>
+      </w:r>
       <w:r>
         <w:rPr>
           <w:lang w:val="pt_PT" w:bidi="pt_PT"/>
@@ -1695,18 +1461,12 @@
         </w:rPr>
         <w:t>Junto com profetas autênticos (</w:t>
       </w:r>
-      <w:hyperlink r:id="rId52">
-        <w:r>
-          <w:rPr>
-            <w:lang w:val="pt_PT" w:bidi="pt_PT"/>
-          </w:rPr>
-          <w:rPr>
-            <w:color w:val="0000EE"/>
-            <w:u w:val="single"/>
-          </w:rPr>
-          <w:t>1.20–21</w:t>
-        </w:r>
-      </w:hyperlink>
+      <w:r>
+        <w:rPr>
+          <w:lang w:val="pt_PT" w:bidi="pt_PT"/>
+        </w:rPr>
+        <w:t>1.20–21</w:t>
+      </w:r>
       <w:r>
         <w:rPr>
           <w:lang w:val="pt_PT" w:bidi="pt_PT"/>
@@ -1809,18 +1569,12 @@
         </w:rPr>
         <w:t xml:space="preserve">O primeiro exemplo de julgamento são os anjos que pecaram: A tradição judaica amplamente difundida era que "os filhos de Deus" em </w:t>
       </w:r>
-      <w:hyperlink r:id="rId53">
-        <w:r>
-          <w:rPr>
-            <w:lang w:val="pt_PT" w:bidi="pt_PT"/>
-          </w:rPr>
-          <w:rPr>
-            <w:color w:val="0000EE"/>
-            <w:u w:val="single"/>
-          </w:rPr>
-          <w:t>Gn 6.1–5</w:t>
-        </w:r>
-      </w:hyperlink>
+      <w:r>
+        <w:rPr>
+          <w:lang w:val="pt_PT" w:bidi="pt_PT"/>
+        </w:rPr>
+        <w:t>Gn 6.1–5</w:t>
+      </w:r>
       <w:r>
         <w:rPr>
           <w:lang w:val="pt_PT" w:bidi="pt_PT"/>
@@ -1840,36 +1594,24 @@
         </w:rPr>
         <w:t xml:space="preserve"> 6–10; cp. </w:t>
       </w:r>
-      <w:hyperlink r:id="rId54">
-        <w:r>
-          <w:rPr>
-            <w:lang w:val="pt_PT" w:bidi="pt_PT"/>
-          </w:rPr>
-          <w:rPr>
-            <w:color w:val="0000EE"/>
-            <w:u w:val="single"/>
-          </w:rPr>
-          <w:t>1Pe 3.19–20</w:t>
-        </w:r>
-      </w:hyperlink>
+      <w:r>
+        <w:rPr>
+          <w:lang w:val="pt_PT" w:bidi="pt_PT"/>
+        </w:rPr>
+        <w:t>1Pe 3.19–20</w:t>
+      </w:r>
       <w:r>
         <w:rPr>
           <w:lang w:val="pt_PT" w:bidi="pt_PT"/>
         </w:rPr>
         <w:t xml:space="preserve">; </w:t>
       </w:r>
-      <w:hyperlink r:id="rId55">
-        <w:r>
-          <w:rPr>
-            <w:lang w:val="pt_PT" w:bidi="pt_PT"/>
-          </w:rPr>
-          <w:rPr>
-            <w:color w:val="0000EE"/>
-            <w:u w:val="single"/>
-          </w:rPr>
-          <w:t>Jd 1.6</w:t>
-        </w:r>
-      </w:hyperlink>
+      <w:r>
+        <w:rPr>
+          <w:lang w:val="pt_PT" w:bidi="pt_PT"/>
+        </w:rPr>
+        <w:t>Jd 1.6</w:t>
+      </w:r>
       <w:r>
         <w:rPr>
           <w:lang w:val="pt_PT" w:bidi="pt_PT"/>
@@ -1924,18 +1666,12 @@
         </w:rPr>
         <w:t xml:space="preserve">Três exemplos de julgamento do Antigo Testamento mostram que Deus vindicará aqueles que permanecem fiéis a Ele e condenará aqueles que o negam, incluindo os falsos mestres (veja </w:t>
       </w:r>
-      <w:hyperlink r:id="rId56">
-        <w:r>
-          <w:rPr>
-            <w:lang w:val="pt_PT" w:bidi="pt_PT"/>
-          </w:rPr>
-          <w:rPr>
-            <w:color w:val="0000EE"/>
-            <w:u w:val="single"/>
-          </w:rPr>
-          <w:t>2.3</w:t>
-        </w:r>
-      </w:hyperlink>
+      <w:r>
+        <w:rPr>
+          <w:lang w:val="pt_PT" w:bidi="pt_PT"/>
+        </w:rPr>
+        <w:t>2.3</w:t>
+      </w:r>
       <w:r>
         <w:rPr>
           <w:lang w:val="pt_PT" w:bidi="pt_PT"/>
@@ -1990,18 +1726,12 @@
         </w:rPr>
         <w:t xml:space="preserve">O segundo exemplo de julgamento é que Deus não poupou o mundo antigo na época de Noé. No dilúvio, Deus destruiu toda a vida humana, exceto Noé e sua família (veja </w:t>
       </w:r>
-      <w:hyperlink r:id="rId57">
-        <w:r>
-          <w:rPr>
-            <w:lang w:val="pt_PT" w:bidi="pt_PT"/>
-          </w:rPr>
-          <w:rPr>
-            <w:color w:val="0000EE"/>
-            <w:u w:val="single"/>
-          </w:rPr>
-          <w:t>Gn 6–8</w:t>
-        </w:r>
-      </w:hyperlink>
+      <w:r>
+        <w:rPr>
+          <w:lang w:val="pt_PT" w:bidi="pt_PT"/>
+        </w:rPr>
+        <w:t>Gn 6–8</w:t>
+      </w:r>
       <w:r>
         <w:rPr>
           <w:lang w:val="pt_PT" w:bidi="pt_PT"/>
@@ -2056,18 +1786,12 @@
         </w:rPr>
         <w:t>O terceiro exemplo de julgamento é que Deus condenou as cidades de Sodoma e Gomorra. As pessoas dessas cidades eram tão imorais que Deus fez chover enxofre do céu para destruí-las (</w:t>
       </w:r>
-      <w:hyperlink r:id="rId58">
-        <w:r>
-          <w:rPr>
-            <w:lang w:val="pt_PT" w:bidi="pt_PT"/>
-          </w:rPr>
-          <w:rPr>
-            <w:color w:val="0000EE"/>
-            <w:u w:val="single"/>
-          </w:rPr>
-          <w:t>Gn 19.24</w:t>
-        </w:r>
-      </w:hyperlink>
+      <w:r>
+        <w:rPr>
+          <w:lang w:val="pt_PT" w:bidi="pt_PT"/>
+        </w:rPr>
+        <w:t>Gn 19.24</w:t>
+      </w:r>
       <w:r>
         <w:rPr>
           <w:lang w:val="pt_PT" w:bidi="pt_PT"/>
@@ -2208,36 +1932,24 @@
         </w:rPr>
         <w:t>O Senhor sabe como resgatar pessoas piedosas de suas provações: Como ilustrado pela família de Noé (</w:t>
       </w:r>
-      <w:hyperlink r:id="rId59">
-        <w:r>
-          <w:rPr>
-            <w:lang w:val="pt_PT" w:bidi="pt_PT"/>
-          </w:rPr>
-          <w:rPr>
-            <w:color w:val="0000EE"/>
-            <w:u w:val="single"/>
-          </w:rPr>
-          <w:t>2.5</w:t>
-        </w:r>
-      </w:hyperlink>
+      <w:r>
+        <w:rPr>
+          <w:lang w:val="pt_PT" w:bidi="pt_PT"/>
+        </w:rPr>
+        <w:t>2.5</w:t>
+      </w:r>
       <w:r>
         <w:rPr>
           <w:lang w:val="pt_PT" w:bidi="pt_PT"/>
         </w:rPr>
         <w:t>) e Ló (</w:t>
       </w:r>
-      <w:hyperlink r:id="rId60">
-        <w:r>
-          <w:rPr>
-            <w:lang w:val="pt_PT" w:bidi="pt_PT"/>
-          </w:rPr>
-          <w:rPr>
-            <w:color w:val="0000EE"/>
-            <w:u w:val="single"/>
-          </w:rPr>
-          <w:t>2.7</w:t>
-        </w:r>
-      </w:hyperlink>
+      <w:r>
+        <w:rPr>
+          <w:lang w:val="pt_PT" w:bidi="pt_PT"/>
+        </w:rPr>
+        <w:t>2.7</w:t>
+      </w:r>
       <w:r>
         <w:rPr>
           <w:lang w:val="pt_PT" w:bidi="pt_PT"/>
@@ -2292,18 +2004,12 @@
         </w:rPr>
         <w:t xml:space="preserve">desejo sexual distorcido: A referência é ao desejo sexual ilícito em geral e possivelmente à homossexualidade em particular (compare com a referência a Sodoma e Gomorra, </w:t>
       </w:r>
-      <w:hyperlink r:id="rId61">
-        <w:r>
-          <w:rPr>
-            <w:lang w:val="pt_PT" w:bidi="pt_PT"/>
-          </w:rPr>
-          <w:rPr>
-            <w:color w:val="0000EE"/>
-            <w:u w:val="single"/>
-          </w:rPr>
-          <w:t>2.6</w:t>
-        </w:r>
-      </w:hyperlink>
+      <w:r>
+        <w:rPr>
+          <w:lang w:val="pt_PT" w:bidi="pt_PT"/>
+        </w:rPr>
+        <w:t>2.6</w:t>
+      </w:r>
       <w:r>
         <w:rPr>
           <w:lang w:val="pt_PT" w:bidi="pt_PT"/>
@@ -2358,18 +2064,12 @@
         </w:rPr>
         <w:t xml:space="preserve">seres sobrenaturais: Provavelmente anjos maus, em contraste com os anjos de </w:t>
       </w:r>
-      <w:hyperlink r:id="rId62">
-        <w:r>
-          <w:rPr>
-            <w:lang w:val="pt_PT" w:bidi="pt_PT"/>
-          </w:rPr>
-          <w:rPr>
-            <w:color w:val="0000EE"/>
-            <w:u w:val="single"/>
-          </w:rPr>
-          <w:t>2.11</w:t>
-        </w:r>
-      </w:hyperlink>
+      <w:r>
+        <w:rPr>
+          <w:lang w:val="pt_PT" w:bidi="pt_PT"/>
+        </w:rPr>
+        <w:t>2.11</w:t>
+      </w:r>
       <w:r>
         <w:rPr>
           <w:lang w:val="pt_PT" w:bidi="pt_PT"/>
@@ -2533,54 +2233,36 @@
         </w:rPr>
         <w:t xml:space="preserve">Eles se deleitam no engano mesmo enquanto comem com você em suas refeições de comunhão: Cp. </w:t>
       </w:r>
-      <w:hyperlink r:id="rId63">
-        <w:r>
-          <w:rPr>
-            <w:lang w:val="pt_PT" w:bidi="pt_PT"/>
-          </w:rPr>
-          <w:rPr>
-            <w:color w:val="0000EE"/>
-            <w:u w:val="single"/>
-          </w:rPr>
-          <w:t>Jd 1.12</w:t>
-        </w:r>
-      </w:hyperlink>
+      <w:r>
+        <w:rPr>
+          <w:lang w:val="pt_PT" w:bidi="pt_PT"/>
+        </w:rPr>
+        <w:t>Jd 1.12</w:t>
+      </w:r>
       <w:r>
         <w:rPr>
           <w:lang w:val="pt_PT" w:bidi="pt_PT"/>
         </w:rPr>
         <w:t xml:space="preserve">. Os cristãos frequentemente compartilhavam refeições de comunhão em celebração ao Senhor (veja </w:t>
       </w:r>
-      <w:hyperlink r:id="rId64">
-        <w:r>
-          <w:rPr>
-            <w:lang w:val="pt_PT" w:bidi="pt_PT"/>
-          </w:rPr>
-          <w:rPr>
-            <w:color w:val="0000EE"/>
-            <w:u w:val="single"/>
-          </w:rPr>
-          <w:t>At 2.46</w:t>
-        </w:r>
-      </w:hyperlink>
+      <w:r>
+        <w:rPr>
+          <w:lang w:val="pt_PT" w:bidi="pt_PT"/>
+        </w:rPr>
+        <w:t>At 2.46</w:t>
+      </w:r>
       <w:r>
         <w:rPr>
           <w:lang w:val="pt_PT" w:bidi="pt_PT"/>
         </w:rPr>
         <w:t xml:space="preserve">; </w:t>
       </w:r>
-      <w:hyperlink r:id="rId65">
-        <w:r>
-          <w:rPr>
-            <w:lang w:val="pt_PT" w:bidi="pt_PT"/>
-          </w:rPr>
-          <w:rPr>
-            <w:color w:val="0000EE"/>
-            <w:u w:val="single"/>
-          </w:rPr>
-          <w:t>6.1</w:t>
-        </w:r>
-      </w:hyperlink>
+      <w:r>
+        <w:rPr>
+          <w:lang w:val="pt_PT" w:bidi="pt_PT"/>
+        </w:rPr>
+        <w:t>6.1</w:t>
+      </w:r>
       <w:r>
         <w:rPr>
           <w:lang w:val="pt_PT" w:bidi="pt_PT"/>
@@ -2639,18 +2321,12 @@
         </w:rPr>
         <w:t xml:space="preserve"> Se essa leitura está correta, eles estavam usando as refeições de comunhão para autoindulgência (cp. </w:t>
       </w:r>
-      <w:hyperlink r:id="rId66">
-        <w:r>
-          <w:rPr>
-            <w:lang w:val="pt_PT" w:bidi="pt_PT"/>
-          </w:rPr>
-          <w:rPr>
-            <w:color w:val="0000EE"/>
-            <w:u w:val="single"/>
-          </w:rPr>
-          <w:t>1Co 11.20–22</w:t>
-        </w:r>
-      </w:hyperlink>
+      <w:r>
+        <w:rPr>
+          <w:lang w:val="pt_PT" w:bidi="pt_PT"/>
+        </w:rPr>
+        <w:t>1Co 11.20–22</w:t>
+      </w:r>
       <w:r>
         <w:rPr>
           <w:lang w:val="pt_PT" w:bidi="pt_PT"/>
@@ -2705,18 +2381,12 @@
         </w:rPr>
         <w:t xml:space="preserve">que amava ganhar dinheiro fazendo o errado: Apesar de consultar a Deus sobre o que deveria fazer, Balaão estava determinado a seguir seu próprio caminho na esperança de receber o dinheiro de Balaque (veja </w:t>
       </w:r>
-      <w:hyperlink r:id="rId67">
-        <w:r>
-          <w:rPr>
-            <w:lang w:val="pt_PT" w:bidi="pt_PT"/>
-          </w:rPr>
-          <w:rPr>
-            <w:color w:val="0000EE"/>
-            <w:u w:val="single"/>
-          </w:rPr>
-          <w:t>Nm 22–24</w:t>
-        </w:r>
-      </w:hyperlink>
+      <w:r>
+        <w:rPr>
+          <w:lang w:val="pt_PT" w:bidi="pt_PT"/>
+        </w:rPr>
+        <w:t>Nm 22–24</w:t>
+      </w:r>
       <w:r>
         <w:rPr>
           <w:lang w:val="pt_PT" w:bidi="pt_PT"/>
@@ -2906,36 +2576,24 @@
         </w:rPr>
         <w:t>Uma das grandes seduções do falso ensino ao longo dos séculos tem sido a promessa de liberdade da autoridade, mas tal liberdade é ilusória (</w:t>
       </w:r>
-      <w:hyperlink r:id="rId68">
-        <w:r>
-          <w:rPr>
-            <w:lang w:val="pt_PT" w:bidi="pt_PT"/>
-          </w:rPr>
-          <w:rPr>
-            <w:color w:val="0000EE"/>
-            <w:u w:val="single"/>
-          </w:rPr>
-          <w:t>Rm 6.16</w:t>
-        </w:r>
-      </w:hyperlink>
+      <w:r>
+        <w:rPr>
+          <w:lang w:val="pt_PT" w:bidi="pt_PT"/>
+        </w:rPr>
+        <w:t>Rm 6.16</w:t>
+      </w:r>
       <w:r>
         <w:rPr>
           <w:lang w:val="pt_PT" w:bidi="pt_PT"/>
         </w:rPr>
         <w:t xml:space="preserve">). Os falsos mestres, enquanto se deleitavam em sua liberdade da autoridade (veja </w:t>
       </w:r>
-      <w:hyperlink r:id="rId69">
-        <w:r>
-          <w:rPr>
-            <w:lang w:val="pt_PT" w:bidi="pt_PT"/>
-          </w:rPr>
-          <w:rPr>
-            <w:color w:val="0000EE"/>
-            <w:u w:val="single"/>
-          </w:rPr>
-          <w:t>2Pe 2.10</w:t>
-        </w:r>
-      </w:hyperlink>
+      <w:r>
+        <w:rPr>
+          <w:lang w:val="pt_PT" w:bidi="pt_PT"/>
+        </w:rPr>
+        <w:t>2Pe 2.10</w:t>
+      </w:r>
       <w:r>
         <w:rPr>
           <w:lang w:val="pt_PT" w:bidi="pt_PT"/>
@@ -3281,90 +2939,60 @@
         </w:rPr>
         <w:t xml:space="preserve"> referem-se ao período desde a primeira vinda de Jesus até sua segunda vinda (veja </w:t>
       </w:r>
-      <w:hyperlink r:id="rId70">
-        <w:r>
-          <w:rPr>
-            <w:lang w:val="pt_PT" w:bidi="pt_PT"/>
-          </w:rPr>
-          <w:rPr>
-            <w:color w:val="0000EE"/>
-            <w:u w:val="single"/>
-          </w:rPr>
-          <w:t>At 2.17</w:t>
-        </w:r>
-      </w:hyperlink>
+      <w:r>
+        <w:rPr>
+          <w:lang w:val="pt_PT" w:bidi="pt_PT"/>
+        </w:rPr>
+        <w:t>At 2.17</w:t>
+      </w:r>
       <w:r>
         <w:rPr>
           <w:lang w:val="pt_PT" w:bidi="pt_PT"/>
         </w:rPr>
         <w:t xml:space="preserve">; </w:t>
       </w:r>
-      <w:hyperlink r:id="rId71">
-        <w:r>
-          <w:rPr>
-            <w:lang w:val="pt_PT" w:bidi="pt_PT"/>
-          </w:rPr>
-          <w:rPr>
-            <w:color w:val="0000EE"/>
-            <w:u w:val="single"/>
-          </w:rPr>
-          <w:t>Hb 1.2</w:t>
-        </w:r>
-      </w:hyperlink>
+      <w:r>
+        <w:rPr>
+          <w:lang w:val="pt_PT" w:bidi="pt_PT"/>
+        </w:rPr>
+        <w:t>Hb 1.2</w:t>
+      </w:r>
       <w:r>
         <w:rPr>
           <w:lang w:val="pt_PT" w:bidi="pt_PT"/>
         </w:rPr>
         <w:t xml:space="preserve">). É o tempo em que as promessas de Deus são cumpridas. • zombadores virão: Veja </w:t>
       </w:r>
-      <w:hyperlink r:id="rId72">
-        <w:r>
-          <w:rPr>
-            <w:lang w:val="pt_PT" w:bidi="pt_PT"/>
-          </w:rPr>
-          <w:rPr>
-            <w:color w:val="0000EE"/>
-            <w:u w:val="single"/>
-          </w:rPr>
-          <w:t>Pv 1.22</w:t>
-        </w:r>
-      </w:hyperlink>
+      <w:r>
+        <w:rPr>
+          <w:lang w:val="pt_PT" w:bidi="pt_PT"/>
+        </w:rPr>
+        <w:t>Pv 1.22</w:t>
+      </w:r>
       <w:r>
         <w:rPr>
           <w:lang w:val="pt_PT" w:bidi="pt_PT"/>
         </w:rPr>
         <w:t xml:space="preserve">; </w:t>
       </w:r>
-      <w:hyperlink r:id="rId73">
-        <w:r>
-          <w:rPr>
-            <w:lang w:val="pt_PT" w:bidi="pt_PT"/>
-          </w:rPr>
-          <w:rPr>
-            <w:color w:val="0000EE"/>
-            <w:u w:val="single"/>
-          </w:rPr>
-          <w:t>9.7–8</w:t>
-        </w:r>
-      </w:hyperlink>
+      <w:r>
+        <w:rPr>
+          <w:lang w:val="pt_PT" w:bidi="pt_PT"/>
+        </w:rPr>
+        <w:t>9.7–8</w:t>
+      </w:r>
       <w:r>
         <w:rPr>
           <w:lang w:val="pt_PT" w:bidi="pt_PT"/>
         </w:rPr>
         <w:t xml:space="preserve">; </w:t>
       </w:r>
-      <w:hyperlink r:id="rId74">
-        <w:r>
-          <w:rPr>
-            <w:lang w:val="pt_PT" w:bidi="pt_PT"/>
-          </w:rPr>
-          <w:rPr>
-            <w:color w:val="0000EE"/>
-            <w:u w:val="single"/>
-          </w:rPr>
-          <w:t>13.1</w:t>
-        </w:r>
-      </w:hyperlink>
+      <w:r>
+        <w:rPr>
+          <w:lang w:val="pt_PT" w:bidi="pt_PT"/>
+        </w:rPr>
+        <w:t>13.1</w:t>
+      </w:r>
       <w:r>
         <w:rPr>
           <w:lang w:val="pt_PT" w:bidi="pt_PT"/>
@@ -3467,36 +3095,24 @@
         </w:rPr>
         <w:t xml:space="preserve">A criação é a primeira evidência de que os falsos mestres estavam errados: a mudança acontece. Se Deus fez o mundo, certamente pode destruí-lo. • trouxe a terra para fora da água: Veja </w:t>
       </w:r>
-      <w:hyperlink r:id="rId75">
-        <w:r>
-          <w:rPr>
-            <w:lang w:val="pt_PT" w:bidi="pt_PT"/>
-          </w:rPr>
-          <w:rPr>
-            <w:color w:val="0000EE"/>
-            <w:u w:val="single"/>
-          </w:rPr>
-          <w:t>Gn 1.2</w:t>
-        </w:r>
-      </w:hyperlink>
+      <w:r>
+        <w:rPr>
+          <w:lang w:val="pt_PT" w:bidi="pt_PT"/>
+        </w:rPr>
+        <w:t>Gn 1.2</w:t>
+      </w:r>
       <w:r>
         <w:rPr>
           <w:lang w:val="pt_PT" w:bidi="pt_PT"/>
         </w:rPr>
         <w:t xml:space="preserve">, </w:t>
       </w:r>
-      <w:hyperlink r:id="rId76">
-        <w:r>
-          <w:rPr>
-            <w:lang w:val="pt_PT" w:bidi="pt_PT"/>
-          </w:rPr>
-          <w:rPr>
-            <w:color w:val="0000EE"/>
-            <w:u w:val="single"/>
-          </w:rPr>
-          <w:t>6–10</w:t>
-        </w:r>
-      </w:hyperlink>
+      <w:r>
+        <w:rPr>
+          <w:lang w:val="pt_PT" w:bidi="pt_PT"/>
+        </w:rPr>
+        <w:t>6–10</w:t>
+      </w:r>
       <w:r>
         <w:rPr>
           <w:lang w:val="pt_PT" w:bidi="pt_PT"/>
@@ -3551,36 +3167,24 @@
         </w:rPr>
         <w:t xml:space="preserve">O Antigo Testamento associa o fogo com o dia do Senhor (veja </w:t>
       </w:r>
-      <w:hyperlink r:id="rId77">
-        <w:r>
-          <w:rPr>
-            <w:lang w:val="pt_PT" w:bidi="pt_PT"/>
-          </w:rPr>
-          <w:rPr>
-            <w:color w:val="0000EE"/>
-            <w:u w:val="single"/>
-          </w:rPr>
-          <w:t>Is 30.30</w:t>
-        </w:r>
-      </w:hyperlink>
+      <w:r>
+        <w:rPr>
+          <w:lang w:val="pt_PT" w:bidi="pt_PT"/>
+        </w:rPr>
+        <w:t>Is 30.30</w:t>
+      </w:r>
       <w:r>
         <w:rPr>
           <w:lang w:val="pt_PT" w:bidi="pt_PT"/>
         </w:rPr>
         <w:t xml:space="preserve">; </w:t>
       </w:r>
-      <w:hyperlink r:id="rId78">
-        <w:r>
-          <w:rPr>
-            <w:lang w:val="pt_PT" w:bidi="pt_PT"/>
-          </w:rPr>
-          <w:rPr>
-            <w:color w:val="0000EE"/>
-            <w:u w:val="single"/>
-          </w:rPr>
-          <w:t>66.15–16</w:t>
-        </w:r>
-      </w:hyperlink>
+      <w:r>
+        <w:rPr>
+          <w:lang w:val="pt_PT" w:bidi="pt_PT"/>
+        </w:rPr>
+        <w:t>66.15–16</w:t>
+      </w:r>
       <w:r>
         <w:rPr>
           <w:lang w:val="pt_PT" w:bidi="pt_PT"/>
@@ -3635,18 +3239,12 @@
         </w:rPr>
         <w:t xml:space="preserve">Pedro alude a </w:t>
       </w:r>
-      <w:hyperlink r:id="rId79">
-        <w:r>
-          <w:rPr>
-            <w:lang w:val="pt_PT" w:bidi="pt_PT"/>
-          </w:rPr>
-          <w:rPr>
-            <w:color w:val="0000EE"/>
-            <w:u w:val="single"/>
-          </w:rPr>
-          <w:t>Sl 90.4</w:t>
-        </w:r>
-      </w:hyperlink>
+      <w:r>
+        <w:rPr>
+          <w:lang w:val="pt_PT" w:bidi="pt_PT"/>
+        </w:rPr>
+        <w:t>Sl 90.4</w:t>
+      </w:r>
       <w:r>
         <w:rPr>
           <w:lang w:val="pt_PT" w:bidi="pt_PT"/>
@@ -3762,54 +3360,36 @@
         </w:rPr>
         <w:t xml:space="preserve">Aguardando ansiosamente o dia de Deus e apressando-o: o povo de Deus pode apressar o fim por meio de seu arrependimento e vida piedosa (cp. </w:t>
       </w:r>
-      <w:hyperlink r:id="rId80">
-        <w:r>
-          <w:rPr>
-            <w:lang w:val="pt_PT" w:bidi="pt_PT"/>
-          </w:rPr>
-          <w:rPr>
-            <w:color w:val="0000EE"/>
-            <w:u w:val="single"/>
-          </w:rPr>
-          <w:t>At 3.19–20</w:t>
-        </w:r>
-      </w:hyperlink>
+      <w:r>
+        <w:rPr>
+          <w:lang w:val="pt_PT" w:bidi="pt_PT"/>
+        </w:rPr>
+        <w:t>At 3.19–20</w:t>
+      </w:r>
       <w:r>
         <w:rPr>
           <w:lang w:val="pt_PT" w:bidi="pt_PT"/>
         </w:rPr>
         <w:t xml:space="preserve">). • os elementos se derreterão: cp. </w:t>
       </w:r>
-      <w:hyperlink r:id="rId81">
-        <w:r>
-          <w:rPr>
-            <w:lang w:val="pt_PT" w:bidi="pt_PT"/>
-          </w:rPr>
-          <w:rPr>
-            <w:color w:val="0000EE"/>
-            <w:u w:val="single"/>
-          </w:rPr>
-          <w:t>Mq 1.3–4</w:t>
-        </w:r>
-      </w:hyperlink>
+      <w:r>
+        <w:rPr>
+          <w:lang w:val="pt_PT" w:bidi="pt_PT"/>
+        </w:rPr>
+        <w:t>Mq 1.3–4</w:t>
+      </w:r>
       <w:r>
         <w:rPr>
           <w:lang w:val="pt_PT" w:bidi="pt_PT"/>
         </w:rPr>
         <w:t xml:space="preserve">; veja também </w:t>
       </w:r>
-      <w:hyperlink r:id="rId82">
-        <w:r>
-          <w:rPr>
-            <w:lang w:val="pt_PT" w:bidi="pt_PT"/>
-          </w:rPr>
-          <w:rPr>
-            <w:color w:val="0000EE"/>
-            <w:u w:val="single"/>
-          </w:rPr>
-          <w:t>Is 63.19–64.1</w:t>
-        </w:r>
-      </w:hyperlink>
+      <w:r>
+        <w:rPr>
+          <w:lang w:val="pt_PT" w:bidi="pt_PT"/>
+        </w:rPr>
+        <w:t>Is 63.19–64.1</w:t>
+      </w:r>
       <w:r>
         <w:rPr>
           <w:lang w:val="pt_PT" w:bidi="pt_PT"/>
@@ -3864,54 +3444,36 @@
         </w:rPr>
         <w:t xml:space="preserve">os novos céus e a nova terra: Veja </w:t>
       </w:r>
-      <w:hyperlink r:id="rId83">
-        <w:r>
-          <w:rPr>
-            <w:lang w:val="pt_PT" w:bidi="pt_PT"/>
-          </w:rPr>
-          <w:rPr>
-            <w:color w:val="0000EE"/>
-            <w:u w:val="single"/>
-          </w:rPr>
-          <w:t>Is 65.17</w:t>
-        </w:r>
-      </w:hyperlink>
+      <w:r>
+        <w:rPr>
+          <w:lang w:val="pt_PT" w:bidi="pt_PT"/>
+        </w:rPr>
+        <w:t>Is 65.17</w:t>
+      </w:r>
       <w:r>
         <w:rPr>
           <w:lang w:val="pt_PT" w:bidi="pt_PT"/>
         </w:rPr>
         <w:t xml:space="preserve">; </w:t>
       </w:r>
-      <w:hyperlink r:id="rId84">
-        <w:r>
-          <w:rPr>
-            <w:lang w:val="pt_PT" w:bidi="pt_PT"/>
-          </w:rPr>
-          <w:rPr>
-            <w:color w:val="0000EE"/>
-            <w:u w:val="single"/>
-          </w:rPr>
-          <w:t>66.22</w:t>
-        </w:r>
-      </w:hyperlink>
+      <w:r>
+        <w:rPr>
+          <w:lang w:val="pt_PT" w:bidi="pt_PT"/>
+        </w:rPr>
+        <w:t>66.22</w:t>
+      </w:r>
       <w:r>
         <w:rPr>
           <w:lang w:val="pt_PT" w:bidi="pt_PT"/>
         </w:rPr>
         <w:t xml:space="preserve">; </w:t>
       </w:r>
-      <w:hyperlink r:id="rId85">
-        <w:r>
-          <w:rPr>
-            <w:lang w:val="pt_PT" w:bidi="pt_PT"/>
-          </w:rPr>
-          <w:rPr>
-            <w:color w:val="0000EE"/>
-            <w:u w:val="single"/>
-          </w:rPr>
-          <w:t>Ap 21</w:t>
-        </w:r>
-      </w:hyperlink>
+      <w:r>
+        <w:rPr>
+          <w:lang w:val="pt_PT" w:bidi="pt_PT"/>
+        </w:rPr>
+        <w:t>Ap 21</w:t>
+      </w:r>
       <w:r>
         <w:rPr>
           <w:lang w:val="pt_PT" w:bidi="pt_PT"/>
@@ -3966,72 +3528,48 @@
         </w:rPr>
         <w:t>nosso amado irmão Paulo: O Novo Testamento nos revela pouco sobre o relacionamento entre Pedro e Paulo. Por causa da disputa em Antioquia (</w:t>
       </w:r>
-      <w:hyperlink r:id="rId86">
-        <w:r>
-          <w:rPr>
-            <w:lang w:val="pt_PT" w:bidi="pt_PT"/>
-          </w:rPr>
-          <w:rPr>
-            <w:color w:val="0000EE"/>
-            <w:u w:val="single"/>
-          </w:rPr>
-          <w:t>Gál 2.11–14</w:t>
-        </w:r>
-      </w:hyperlink>
+      <w:r>
+        <w:rPr>
+          <w:lang w:val="pt_PT" w:bidi="pt_PT"/>
+        </w:rPr>
+        <w:t>Gál 2.11–14</w:t>
+      </w:r>
       <w:r>
         <w:rPr>
           <w:lang w:val="pt_PT" w:bidi="pt_PT"/>
         </w:rPr>
         <w:t>), às vezes se pensa que os dois eram hostis um ao outro, mas o Novo Testamento apresenta um quadro diferente. Pedro e Paulo essencialmente concordaram sobre as boas-novas para os gentios (</w:t>
       </w:r>
-      <w:hyperlink r:id="rId87">
-        <w:r>
-          <w:rPr>
-            <w:lang w:val="pt_PT" w:bidi="pt_PT"/>
-          </w:rPr>
-          <w:rPr>
-            <w:color w:val="0000EE"/>
-            <w:u w:val="single"/>
-          </w:rPr>
-          <w:t>At 11.2–18</w:t>
-        </w:r>
-      </w:hyperlink>
+      <w:r>
+        <w:rPr>
+          <w:lang w:val="pt_PT" w:bidi="pt_PT"/>
+        </w:rPr>
+        <w:t>At 11.2–18</w:t>
+      </w:r>
       <w:r>
         <w:rPr>
           <w:lang w:val="pt_PT" w:bidi="pt_PT"/>
         </w:rPr>
         <w:t xml:space="preserve">; </w:t>
       </w:r>
-      <w:hyperlink r:id="rId88">
-        <w:r>
-          <w:rPr>
-            <w:lang w:val="pt_PT" w:bidi="pt_PT"/>
-          </w:rPr>
-          <w:rPr>
-            <w:color w:val="0000EE"/>
-            <w:u w:val="single"/>
-          </w:rPr>
-          <w:t>15.7–11</w:t>
-        </w:r>
-      </w:hyperlink>
+      <w:r>
+        <w:rPr>
+          <w:lang w:val="pt_PT" w:bidi="pt_PT"/>
+        </w:rPr>
+        <w:t>15.7–11</w:t>
+      </w:r>
       <w:r>
         <w:rPr>
           <w:lang w:val="pt_PT" w:bidi="pt_PT"/>
         </w:rPr>
         <w:t xml:space="preserve">). Silas e Marcos foram associados tanto de Paulo quanto de Pedro (veja </w:t>
       </w:r>
-      <w:hyperlink r:id="rId89">
-        <w:r>
-          <w:rPr>
-            <w:lang w:val="pt_PT" w:bidi="pt_PT"/>
-          </w:rPr>
-          <w:rPr>
-            <w:color w:val="0000EE"/>
-            <w:u w:val="single"/>
-          </w:rPr>
-          <w:t>1Pe 5.12–13</w:t>
-        </w:r>
-      </w:hyperlink>
+      <w:r>
+        <w:rPr>
+          <w:lang w:val="pt_PT" w:bidi="pt_PT"/>
+        </w:rPr>
+        <w:t>1Pe 5.12–13</w:t>
+      </w:r>
       <w:r>
         <w:rPr>
           <w:lang w:val="pt_PT" w:bidi="pt_PT"/>
